--- a/dist/docs/primers/customs-trade-compliance-primer.docx
+++ b/dist/docs/primers/customs-trade-compliance-primer.docx
@@ -2,7 +2,7 @@
 <file path=word/document.xml><?xml version="1.0" encoding="utf-8"?>
 <w:document xmlns:w="http://schemas.openxmlformats.org/wordprocessingml/2006/main" xmlns:m="http://schemas.openxmlformats.org/officeDocument/2006/math" xmlns:r="http://schemas.openxmlformats.org/officeDocument/2006/relationships" xmlns:o="urn:schemas-microsoft-com:office:office" xmlns:v="urn:schemas-microsoft-com:vml" xmlns:w10="urn:schemas-microsoft-com:office:word" xmlns:a="http://schemas.openxmlformats.org/drawingml/2006/main" xmlns:pic="http://schemas.openxmlformats.org/drawingml/2006/picture" xmlns:wp="http://schemas.openxmlformats.org/drawingml/2006/wordprocessingDrawing">
   <w:body>
-    <w:bookmarkStart w:id="127" w:name="X43ae909333995e9fd874d91df9dce77c3e4e09c"/>
+    <w:bookmarkStart w:id="129" w:name="X43ae909333995e9fd874d91df9dce77c3e4e09c"/>
     <w:p>
       <w:pPr>
         <w:pStyle w:val="Heading1"/>
@@ -640,7 +640,7 @@
               <w:jc w:val="left"/>
             </w:pPr>
             <w:r>
-              <w:t xml:space="preserve">W5 (before the knowledge check on Mon 11/16)</w:t>
+              <w:t xml:space="preserve">W4, by Fri 11/13 (before the knowledge check on Mon 11/16)</w:t>
             </w:r>
           </w:p>
         </w:tc>
@@ -717,7 +717,7 @@
         <w:t xml:space="preserve"> </w:t>
       </w:r>
       <w:r>
-        <w:t xml:space="preserve">parts of Section 10 (USMCA) may be review. If you pass the W2 USMCA test-out quiz, skim 10.2 to 10.5 and spend the saved time on 10.6 (sets and kits), 10.9 (supplier solicitation) and the sources in</w:t>
+        <w:t xml:space="preserve">parts of Section 10 (USMCA) may be review. If you pass the 15-minute oral USMCA test-out with the Senior (Wed 10/28: self-check questions 14 to 18 in Section 16, without notes; 4 of 5 is a pass), skim 10.2 to 10.5 and spend the saved time on 10.6 (sets and kits), 10.9 (supplier solicitation) and the sources in</w:t>
       </w:r>
       <w:r>
         <w:t xml:space="preserve"> </w:t>
@@ -884,6 +884,28 @@
       </w:r>
       <w:r>
         <w:t xml:space="preserve">.</w:t>
+      </w:r>
+    </w:p>
+    <w:p>
+      <w:pPr>
+        <w:numPr>
+          <w:ilvl w:val="0"/>
+          <w:numId w:val="1003"/>
+        </w:numPr>
+        <w:pStyle w:val="Compact"/>
+      </w:pPr>
+      <w:r>
+        <w:rPr>
+          <w:bCs/>
+          <w:b/>
+        </w:rPr>
+        <w:t xml:space="preserve">Broker and counsel questions go through the Senior.</w:t>
+      </w:r>
+      <w:r>
+        <w:t xml:space="preserve"> </w:t>
+      </w:r>
+      <w:r>
+        <w:t xml:space="preserve">Before the day-60 review you never contact a customs broker, agente aduanal or trade counsel directly; send the question to the Senior (or the Manager). After day 60, with the Senior's agreement, you may email the broker with the Senior copied. Wherever this primer says "confirm with [COMPANY: broker or counsel]", that is how.</w:t>
       </w:r>
     </w:p>
     <w:bookmarkEnd w:id="20"/>
@@ -1140,7 +1162,7 @@
               <w:jc w:val="left"/>
             </w:pPr>
             <w:r>
-              <w:t xml:space="preserve">The broker's tighter checks are not a substitute for our controls. Confirm with [COMPANY: Mexico broker or counsel] how the reform changed our process</w:t>
+              <w:t xml:space="preserve">The broker's tighter checks are not a substitute for our controls. The Senior confirms with [COMPANY: Mexico broker or counsel] how the reform changed our process</w:t>
             </w:r>
           </w:p>
         </w:tc>
@@ -1632,7 +1654,7 @@
               <w:jc w:val="left"/>
             </w:pPr>
             <w:r>
-              <w:t xml:space="preserve">Agencia Nacional de Aduanas de México (ANAM) since 2022 for customs; SAT stays the tax authority (RFC, e.firma, padrón de importadores)</w:t>
+              <w:t xml:space="preserve">Agencia Nacional de Aduanas de México (ANAM) since 2022 for customs; SAT stays the tax authority (RFC, the Registro Federal de Contribuyentes tax ID; e.firma; padrón de importadores)</w:t>
             </w:r>
           </w:p>
         </w:tc>
@@ -1818,7 +1840,7 @@
               <w:jc w:val="left"/>
             </w:pPr>
             <w:r>
-              <w:t xml:space="preserve">Secretaría de Economía (permits, quotas), COFEPRIS, SENASICA; product labeling under NOMs</w:t>
+              <w:t xml:space="preserve">Secretaría de Economía (permits, quotas), COFEPRIS, SENASICA; product labeling under NOMs (Normas Oficiales Mexicanas)</w:t>
             </w:r>
           </w:p>
         </w:tc>
@@ -2186,19 +2208,19 @@
               <w:jc w:val="left"/>
             </w:pPr>
             <w:r>
-              <w:t xml:space="preserve">Licensed broker through ABI (or an importer that self-files)</w:t>
-            </w:r>
-          </w:p>
-        </w:tc>
-        <w:tc>
-          <w:tcPr/>
-          <w:p>
-            <w:pPr>
-              <w:pStyle w:val="Compact"/>
-              <w:jc w:val="left"/>
-            </w:pPr>
-            <w:r>
-              <w:t xml:space="preserve">Licensed broker (or the importer itself) through CBSA's electronic channels and CARM</w:t>
+              <w:t xml:space="preserve">Licensed broker through ABI, the Automated Broker Interface (or an importer that self-files)</w:t>
+            </w:r>
+          </w:p>
+        </w:tc>
+        <w:tc>
+          <w:tcPr/>
+          <w:p>
+            <w:pPr>
+              <w:pStyle w:val="Compact"/>
+              <w:jc w:val="left"/>
+            </w:pPr>
+            <w:r>
+              <w:t xml:space="preserve">Licensed broker (or the importer itself) through CBSA's electronic channels and CARM (CBSA Assessment and Revenue Management)</w:t>
             </w:r>
           </w:p>
         </w:tc>
@@ -2248,7 +2270,7 @@
               <w:jc w:val="left"/>
             </w:pPr>
             <w:r>
-              <w:t xml:space="preserve">9-digit Business Number plus an RM program account (BN15), registered in the CARM Client Portal</w:t>
+              <w:t xml:space="preserve">9-digit Business Number plus an import-export (RM) program account (BN15), both issued by the Canada Revenue Agency (CRA); the importer then registers in the CARM Client Portal</w:t>
             </w:r>
           </w:p>
         </w:tc>
@@ -2310,7 +2332,7 @@
               <w:jc w:val="left"/>
             </w:pPr>
             <w:r>
-              <w:t xml:space="preserve">No general bond; guarantees apply in specific situations (verify which apply to us with [COMPANY: Mexico broker])</w:t>
+              <w:t xml:space="preserve">No general bond; guarantees apply in specific situations (the Senior confirms which apply to us with [COMPANY: Mexico broker])</w:t>
             </w:r>
           </w:p>
         </w:tc>
@@ -2336,7 +2358,7 @@
               <w:jc w:val="left"/>
             </w:pPr>
             <w:r>
-              <w:t xml:space="preserve">ACE Portal (account management, reports on our own entries)</w:t>
+              <w:t xml:space="preserve">ACE (Automated Commercial Environment) Portal: account management, reports on our own entries</w:t>
             </w:r>
           </w:p>
         </w:tc>
@@ -2360,7 +2382,7 @@
               <w:jc w:val="left"/>
             </w:pPr>
             <w:r>
-              <w:t xml:space="preserve">VUCEM single window for permits and digitized documents; a decree of 4 May 2026 created a successor window run by the ATDT, so confirm the current name and URL. SAT portal for padrón matters</w:t>
+              <w:t xml:space="preserve">The foreign-trade single window for permits and digitized documents: the Ventanilla Única de Trámites de Comercio Exterior (VUTCE), run by the ATDT under a decree of 4 May 2026. It replaced the SAT-run VUCEM (Ventanilla Única de Comercio Exterior Mexicana), a name the trade still uses. SAT portal for padrón matters</w:t>
             </w:r>
           </w:p>
         </w:tc>
@@ -2637,7 +2659,7 @@
               <w:jc w:val="left"/>
             </w:pPr>
             <w:r>
-              <w:t xml:space="preserve">TIGIE, inside the LIGIE; changes are published in the DOF</w:t>
+              <w:t xml:space="preserve">TIGIE, the tariff inside the LIGIE (Ley de los Impuestos Generales de Importación y de Exportación); changes are published in the DOF (Diario Oficial de la Federación)</w:t>
             </w:r>
           </w:p>
         </w:tc>
@@ -2725,19 +2747,19 @@
               <w:jc w:val="left"/>
             </w:pPr>
             <w:r>
-              <w:t xml:space="preserve">Tariff treatments, for example MFN and the CUSMA treatments</w:t>
-            </w:r>
-          </w:p>
-        </w:tc>
-        <w:tc>
-          <w:tcPr/>
-          <w:p>
-            <w:pPr>
-              <w:pStyle w:val="Compact"/>
-              <w:jc w:val="left"/>
-            </w:pPr>
-            <w:r>
-              <w:t xml:space="preserve">IGI rate per fracción; T-MEC preference where claimed</w:t>
+              <w:t xml:space="preserve">Tariff treatments, for example MFN (most-favoured-nation) and the CUSMA treatments</w:t>
+            </w:r>
+          </w:p>
+        </w:tc>
+        <w:tc>
+          <w:tcPr/>
+          <w:p>
+            <w:pPr>
+              <w:pStyle w:val="Compact"/>
+              <w:jc w:val="left"/>
+            </w:pPr>
+            <w:r>
+              <w:t xml:space="preserve">IGI (Impuesto General de Importación) rate per fracción; T-MEC preference where claimed</w:t>
             </w:r>
           </w:p>
         </w:tc>
@@ -2984,7 +3006,7 @@
               <w:jc w:val="left"/>
             </w:pPr>
             <w:r>
-              <w:t xml:space="preserve">IVA (16% general rate at the time of writing) on valor en aduana plus IGI and other import charges (Ley del IVA art. 27); generally creditable. IEPS on specific goods</w:t>
+              <w:t xml:space="preserve">IVA (16% general rate at the time of writing) on valor en aduana plus IGI and other import charges (Ley del IVA art. 27); generally creditable. IEPS (Impuesto Especial sobre Producción y Servicios, an excise tax) on specific goods</w:t>
             </w:r>
           </w:p>
         </w:tc>
@@ -3010,7 +3032,7 @@
               <w:jc w:val="left"/>
             </w:pPr>
             <w:r>
-              <w:t xml:space="preserve">Merchandise Processing Fee (MPF) on formal entries, with a per-entry minimum and maximum; Harbor Maintenance Fee (HMF) on vessel cargo only. USMCA-originating goods properly claimed are exempt from MPF</w:t>
+              <w:t xml:space="preserve">Merchandise Processing Fee (MPF): ad valorem on formal entries, with a per-entry minimum and maximum; a small flat fee on informal entries. Harbor Maintenance Fee (HMF) on imported vessel cargo only. USMCA-originating goods properly claimed are exempt from MPF</w:t>
             </w:r>
           </w:p>
         </w:tc>
@@ -3484,7 +3506,7 @@
               <w:jc w:val="left"/>
             </w:pPr>
             <w:r>
-              <w:t xml:space="preserve">Administrative appeal (recurso de revocación) or a lawsuit before the federal administrative court (TFJA)</w:t>
+              <w:t xml:space="preserve">Administrative appeal (recurso de revocación) or a lawsuit before the federal administrative court, the Tribunal Federal de Justicia Administrativa (TFJA)</w:t>
             </w:r>
           </w:p>
         </w:tc>
@@ -4307,7 +4329,7 @@
         <w:t xml:space="preserve"> </w:t>
       </w:r>
       <w:r>
-        <w:t xml:space="preserve">the entry summary line carries an SPI, for example "S" (or "S+") for USMCA. A wrong or missing SPI changes the duty paid.</w:t>
+        <w:t xml:space="preserve">the entry summary line carries an SPI, for example "S" for USMCA ("S+" is used only for certain agricultural goods and textile goods under tariff preference levels; see the CBP USMCA FAQs). A wrong or missing SPI changes the duty paid.</w:t>
       </w:r>
     </w:p>
     <w:p>
@@ -4423,7 +4445,7 @@
         <w:t xml:space="preserve"> </w:t>
       </w:r>
       <w:r>
-        <w:t xml:space="preserve">MPF is charged ad valorem on formal entries with a per-entry minimum and maximum that change each fiscal year; originating goods properly claimed under USMCA are exempt. HMF applies to cargo moving through covered seaports, not to air, truck or rail. Current amounts:</w:t>
+        <w:t xml:space="preserve">MPF is charged ad valorem on formal entries with a per-entry minimum and maximum that change each fiscal year; informal entries pay a small flat MPF instead (19 CFR 24.23). Originating goods properly claimed under USMCA are exempt. HMF applies to imported cargo unloaded from vessels at covered seaports, not to air, truck or rail, and not to exports (the Supreme Court struck it down for exports in United States v. United States Shoe Corp., 1998). Current amounts:</w:t>
       </w:r>
       <w:r>
         <w:t xml:space="preserve"> </w:t>
@@ -4479,7 +4501,7 @@
         <w:t xml:space="preserve"> </w:t>
       </w:r>
       <w:r>
-        <w:t xml:space="preserve">informal entry is generally available for shipments of US$2,500 or less (19 CFR 143.21), with exceptions. The low-value "de minimis" treatment (Section 321) changed repeatedly in 2025; its status is time-sensitive (see the landscape doc).</w:t>
+        <w:t xml:space="preserve">informal entry is generally available for shipments of US$2,500 or less (19 CFR 143.21), with exceptions. One exception matters for tariff modeling: articles valued over US$250 that are classified in HTSUS Chapter 99, Subchapters III and IV, where additional duties such as Sections 232 and 301 are reported, cannot use informal entry (19 CFR 143.21(a)). CBP confirmed in March 2025 that this covers goods reported under heading 9903, so most tariffed shipments over US$250 need a formal entry. The low-value "de minimis" treatment (Section 321) changed repeatedly in 2025; its status is time-sensitive (see the landscape doc).</w:t>
       </w:r>
     </w:p>
     <w:p>
@@ -4882,7 +4904,7 @@
         <w:t xml:space="preserve"> </w:t>
       </w:r>
       <w:r>
-        <w:t xml:space="preserve">identified by its BN15 (9-digit Business Number plus the RM import-export account), registered in the CARM Client Portal. [COMPANY: Canadian importer entity and BN15 owner].</w:t>
+        <w:t xml:space="preserve">identified by its BN15 (the 9-digit Business Number plus the import-export (RM) program account, both issued by the Canada Revenue Agency), and registered in the CARM Client Portal. [COMPANY: Canadian importer entity and BN15 owner].</w:t>
       </w:r>
     </w:p>
     <w:p>
@@ -5556,7 +5578,7 @@
         <w:pStyle w:val="FirstParagraph"/>
       </w:pPr>
       <w:r>
-        <w:t xml:space="preserve">Worked example (hypothetical rate). Value for duty CAD 11,000; duty rate 6.5%.</w:t>
+        <w:t xml:space="preserve">Worked example (hypothetical rate), continuing Section 9.7. Value for duty US$11,000 equivalent; duty rate 6.5%. Amounts are kept in US$ to match Section 9.7; in real life everything is in CAD.</w:t>
       </w:r>
     </w:p>
     <w:tbl>
@@ -5595,7 +5617,7 @@
               <w:jc w:val="left"/>
             </w:pPr>
             <w:r>
-              <w:t xml:space="preserve">Amount (CAD)</w:t>
+              <w:t xml:space="preserve">Amount (US$ equivalent)</w:t>
             </w:r>
           </w:p>
         </w:tc>
@@ -5645,7 +5667,7 @@
               <w:jc w:val="left"/>
             </w:pPr>
             <w:r>
-              <w:t xml:space="preserve">Converted at the Bank of Canada rate for the date of direct shipment</w:t>
+              <w:t xml:space="preserve">From Section 9.7; the broker converts to CAD at the Bank of Canada rate for the date of direct shipment (D13-2-3)</w:t>
             </w:r>
           </w:p>
         </w:tc>
@@ -6255,7 +6277,7 @@
               <w:jc w:val="left"/>
             </w:pPr>
             <w:r>
-              <w:t xml:space="preserve">Goods are released. Irregularities found at inspection can start an administrative proceeding (PAMA)</w:t>
+              <w:t xml:space="preserve">Goods are released. Irregularities found at inspection can start an administrative proceeding (PAMA, Procedimiento Administrativo en Materia Aduanera)</w:t>
             </w:r>
           </w:p>
         </w:tc>
@@ -6862,7 +6884,7 @@
         <w:t xml:space="preserve"> </w:t>
       </w:r>
       <w:r>
-        <w:t xml:space="preserve">published in the DOF on 19 Nov 2025 and generally in force from 1 Jan 2026, with a reform of its Reglamento in force from 24 Feb 2026. Commentators report stricter obligations for agentes aduanales, a fuller electronic file for importers (including evidence of the resources used to pay for the operation), and higher fines. Ask [COMPANY: Mexico broker or counsel] what changed in our document flow.</w:t>
+        <w:t xml:space="preserve">published in the DOF on 19 Nov 2025 and generally in force from 1 Jan 2026, with a reform of its Reglamento in force from 24 Feb 2026. Commentators report stricter obligations for agentes aduanales, a fuller electronic file for importers (including evidence of the resources used to pay for the operation), and higher fines. Ask the Senior to confirm with [COMPANY: Mexico broker or counsel] what changed in our document flow.</w:t>
       </w:r>
     </w:p>
     <w:p>
@@ -6884,7 +6906,7 @@
         <w:t xml:space="preserve"> </w:t>
       </w:r>
       <w:r>
-        <w:t xml:space="preserve">a decree published 4 May 2026 created a new foreign-trade single window run by the Agencia de Transformación Digital y Telecomunicaciones (ATDT), replacing the SAT-run VUCEM. Confirm the current name and transition rules.</w:t>
+        <w:t xml:space="preserve">a decree published in the DOF on 4 May 2026 enabled the Ventanilla Única de Trámites de Comercio Exterior (VUTCE), run by the Agencia de Transformación Digital y Telecomunicaciones (ATDT) instead of SAT, as the single channel for foreign-trade procedures with the Secretaría de Economía, SAT, ANAM and other agencies. It replaced the SAT-run VUCEM; the trade still often says "VUCEM". The e.firma is still used to sign. Check the transition rules for pending procedures before mapping this data.</w:t>
       </w:r>
     </w:p>
     <w:p>
@@ -8413,7 +8435,7 @@
         <w:t xml:space="preserve">HS 2028 takes effect on 1 January 2028</w:t>
       </w:r>
       <w:r>
-        <w:t xml:space="preserve">, and every item's classification in every country will need remapping. That falls inside the life of the e2open system, so the data model must keep classification history with effective dates.</w:t>
+        <w:t xml:space="preserve">. Every item's classification in every country must be checked against the HS 2022 to HS 2028 correlation tables, and items in amended subheadings must be remapped; most headings do not change. That falls inside the life of the e2open system, so the data model must keep classification history with effective dates.</w:t>
       </w:r>
     </w:p>
     <w:bookmarkEnd w:id="50"/>
@@ -9329,7 +9351,7 @@
               <w:jc w:val="left"/>
             </w:pPr>
             <w:r>
-              <w:t xml:space="preserve">Ask the agente aduanal whether a published criterion covers the item</w:t>
+              <w:t xml:space="preserve">Ask the Senior to check with the agente aduanal whether a published criterion covers the item</w:t>
             </w:r>
           </w:p>
         </w:tc>
@@ -9766,7 +9788,7 @@
         <w:pStyle w:val="Compact"/>
       </w:pPr>
       <w:r>
-        <w:t xml:space="preserve">☐ Find the Canadian tariff item (CBSA Customs Tariff) and the Mexican fracción and NICO (the SNICE / SIAVI tariff tool) and confirm the first 6 digits agree.</w:t>
+        <w:t xml:space="preserve">☐ Find the Canadian tariff item (CBSA Customs Tariff) and the Mexican fracción and NICO (the Secretaría de Economía tariff lookup, SIAVI; ask the Senior for the current link) and confirm the first 6 digits agree.</w:t>
       </w:r>
     </w:p>
     <w:p>
@@ -10913,78 +10935,7 @@
         <w:pStyle w:val="Compact"/>
       </w:pPr>
       <w:r>
-        <w:t xml:space="preserve">Ocean freight to the port of import: US</w:t>
-      </w:r>
-      <m:oMath>
-        <m:r>
-          <m:t>800</m:t>
-        </m:r>
-        <m:r>
-          <m:rPr>
-            <m:sty m:val="p"/>
-          </m:rPr>
-          <m:t>.</m:t>
-        </m:r>
-        <m:r>
-          <m:t>M</m:t>
-        </m:r>
-        <m:r>
-          <m:t>a</m:t>
-        </m:r>
-        <m:r>
-          <m:t>r</m:t>
-        </m:r>
-        <m:r>
-          <m:t>i</m:t>
-        </m:r>
-        <m:r>
-          <m:t>n</m:t>
-        </m:r>
-        <m:r>
-          <m:t>e</m:t>
-        </m:r>
-        <m:r>
-          <m:t>i</m:t>
-        </m:r>
-        <m:r>
-          <m:t>n</m:t>
-        </m:r>
-        <m:r>
-          <m:t>s</m:t>
-        </m:r>
-        <m:r>
-          <m:t>u</m:t>
-        </m:r>
-        <m:r>
-          <m:t>r</m:t>
-        </m:r>
-        <m:r>
-          <m:t>a</m:t>
-        </m:r>
-        <m:r>
-          <m:t>n</m:t>
-        </m:r>
-        <m:r>
-          <m:t>c</m:t>
-        </m:r>
-        <m:r>
-          <m:t>e</m:t>
-        </m:r>
-        <m:r>
-          <m:rPr>
-            <m:sty m:val="p"/>
-          </m:rPr>
-          <m:t>:</m:t>
-        </m:r>
-        <m:r>
-          <m:t>U</m:t>
-        </m:r>
-        <m:r>
-          <m:t>S</m:t>
-        </m:r>
-      </m:oMath>
-      <w:r>
-        <w:t xml:space="preserve">50. Both paid by us.</w:t>
+        <w:t xml:space="preserve">Ocean freight to the port of import: US$800. Marine insurance: US$50. Both paid by us.</w:t>
       </w:r>
     </w:p>
     <w:p>
@@ -10996,147 +10947,7 @@
         <w:pStyle w:val="Compact"/>
       </w:pPr>
       <w:r>
-        <w:t xml:space="preserve">We supplied a mold free of charge, cost US</w:t>
-      </w:r>
-      <m:oMath>
-        <m:r>
-          <m:t>3</m:t>
-        </m:r>
-        <m:r>
-          <m:rPr>
-            <m:sty m:val="p"/>
-          </m:rPr>
-          <m:t>,</m:t>
-        </m:r>
-        <m:r>
-          <m:t>000</m:t>
-        </m:r>
-        <m:r>
-          <m:rPr>
-            <m:sty m:val="p"/>
-          </m:rPr>
-          <m:t>,</m:t>
-        </m:r>
-        <m:r>
-          <m:t>a</m:t>
-        </m:r>
-        <m:r>
-          <m:t>p</m:t>
-        </m:r>
-        <m:r>
-          <m:t>p</m:t>
-        </m:r>
-        <m:r>
-          <m:t>o</m:t>
-        </m:r>
-        <m:r>
-          <m:t>r</m:t>
-        </m:r>
-        <m:r>
-          <m:t>t</m:t>
-        </m:r>
-        <m:r>
-          <m:t>i</m:t>
-        </m:r>
-        <m:r>
-          <m:t>o</m:t>
-        </m:r>
-        <m:r>
-          <m:t>n</m:t>
-        </m:r>
-        <m:r>
-          <m:t>e</m:t>
-        </m:r>
-        <m:r>
-          <m:t>d</m:t>
-        </m:r>
-        <m:r>
-          <m:t>e</m:t>
-        </m:r>
-        <m:r>
-          <m:t>v</m:t>
-        </m:r>
-        <m:r>
-          <m:t>e</m:t>
-        </m:r>
-        <m:r>
-          <m:t>n</m:t>
-        </m:r>
-        <m:r>
-          <m:t>l</m:t>
-        </m:r>
-        <m:r>
-          <m:t>y</m:t>
-        </m:r>
-        <m:r>
-          <m:t>o</m:t>
-        </m:r>
-        <m:r>
-          <m:t>v</m:t>
-        </m:r>
-        <m:r>
-          <m:t>e</m:t>
-        </m:r>
-        <m:r>
-          <m:t>r</m:t>
-        </m:r>
-        <m:r>
-          <m:t>t</m:t>
-        </m:r>
-        <m:r>
-          <m:t>h</m:t>
-        </m:r>
-        <m:r>
-          <m:t>r</m:t>
-        </m:r>
-        <m:r>
-          <m:t>e</m:t>
-        </m:r>
-        <m:r>
-          <m:t>e</m:t>
-        </m:r>
-        <m:r>
-          <m:t>s</m:t>
-        </m:r>
-        <m:r>
-          <m:t>h</m:t>
-        </m:r>
-        <m:r>
-          <m:t>i</m:t>
-        </m:r>
-        <m:r>
-          <m:t>p</m:t>
-        </m:r>
-        <m:r>
-          <m:t>m</m:t>
-        </m:r>
-        <m:r>
-          <m:t>e</m:t>
-        </m:r>
-        <m:r>
-          <m:t>n</m:t>
-        </m:r>
-        <m:r>
-          <m:t>t</m:t>
-        </m:r>
-        <m:r>
-          <m:t>s</m:t>
-        </m:r>
-        <m:r>
-          <m:rPr>
-            <m:sty m:val="p"/>
-          </m:rPr>
-          <m:t>:</m:t>
-        </m:r>
-        <m:r>
-          <m:t>U</m:t>
-        </m:r>
-        <m:r>
-          <m:t>S</m:t>
-        </m:r>
-      </m:oMath>
-      <w:r>
-        <w:t xml:space="preserve">1,000 to this one.</w:t>
+        <w:t xml:space="preserve">We supplied a mold free of charge, cost US$3,000, apportioned evenly over three shipments: US$1,000 to this one.</w:t>
       </w:r>
     </w:p>
     <w:p>
@@ -11823,7 +11634,7 @@
         <w:pStyle w:val="BodyText"/>
       </w:pPr>
       <w:r>
-        <w:t xml:space="preserve">The classic trap: an item assembled in Mexico from Chinese parts may be a product of Mexico for marking and for a China-specific additional duty (if the assembly is a substantial transformation, or meets the Part 102 tariff shift), yet fail the USMCA product-specific rule. Never use one answer for another purpose.</w:t>
+        <w:t xml:space="preserve">The classic trap: an item assembled in Mexico from Chinese parts may be a product of Mexico for marking (if it meets the Part 102 tariff shift) and, separately, for a China-specific additional duty (if the assembly is a substantial transformation, or meets whatever origin rule the action's text sets), yet still fail the USMCA product-specific rule. Each answer comes from a different test. Never use one answer for another purpose.</w:t>
       </w:r>
     </w:p>
     <w:p>
@@ -12484,7 +12295,7 @@
         <w:t xml:space="preserve"> </w:t>
       </w:r>
       <w:r>
-        <w:t xml:space="preserve">intermediate (self-produced) materials, indirect materials, fungible goods and materials, accessories and spare parts delivered with a good, packaging for retail sale, packing materials for shipment (disregarded), sets of goods (10.6), transshipment (the good must not be processed outside the region after qualifying), and operations that do not confer origin (such as simple dilution or packaging).</w:t>
+        <w:t xml:space="preserve">intermediate (self-produced) materials, indirect materials, fungible goods and materials, accessories and spare parts delivered with a good, packaging for retail sale, packing materials for shipment (disregarded), sets of goods (10.6), transshipment (Art. 4.18: the good must not be processed outside the region after qualifying), and non-qualifying operations (Art. 4.19: mere dilution with water or another substance, or a production or pricing practice designed to circumvent the chapter). Do not confuse the Art. 4.19 list with the 19 CFR 102.17 list (simple packing, repacking, retail packaging), which applies to US marking origin, not to USMCA preference.</w:t>
       </w:r>
     </w:p>
     <w:p>
@@ -12522,23 +12333,7 @@
         <w:pStyle w:val="FirstParagraph"/>
       </w:pPr>
       <w:r>
-        <w:t xml:space="preserve">USMCA has a specific article on sets of goods (Art. 4.15). As we read it, a kit classified as a set under GRI 3 is originating only if every good in the set is originating; alternatively, the set is originating if the value of all the non-originating goods in it is no more than 10 percent of the set's value.</w:t>
-      </w:r>
-      <w:r>
-        <w:t xml:space="preserve"> </w:t>
-      </w:r>
-      <w:r>
-        <w:rPr>
-          <w:bCs/>
-          <w:b/>
-        </w:rPr>
-        <w:t xml:space="preserve">Verify the exact wording in Chapter 4 with the Senior before using this in real work.</w:t>
-      </w:r>
-      <w:r>
-        <w:t xml:space="preserve"> </w:t>
-      </w:r>
-      <w:r>
-        <w:t xml:space="preserve">Practical points:</w:t>
+        <w:t xml:space="preserve">USMCA has a specific article on sets of goods (Art. 4.17). Except where Annex 4-B provides otherwise, a set classified under GRI 3 is originating only if every good in the set is originating; alternatively, the set is originating if the value of all the non-originating goods in it does not exceed 10 percent of the value of the set. Both the set and its goods must meet the other Chapter 4 requirements. Practical points:</w:t>
       </w:r>
     </w:p>
     <w:p>
@@ -12582,182 +12377,7 @@
         <w:pStyle w:val="FirstParagraph"/>
       </w:pPr>
       <w:r>
-        <w:t xml:space="preserve">Mini-example (fictional, and dependent on our reading above). Retail tool kit KT-200, classified as a set under GRI 3(b), value US</w:t>
-      </w:r>
-      <m:oMath>
-        <m:r>
-          <m:t>50.00</m:t>
-        </m:r>
-        <m:r>
-          <m:rPr>
-            <m:sty m:val="p"/>
-          </m:rPr>
-          <m:t>:</m:t>
-        </m:r>
-        <m:r>
-          <m:t>a</m:t>
-        </m:r>
-        <m:r>
-          <m:t>d</m:t>
-        </m:r>
-        <m:r>
-          <m:t>r</m:t>
-        </m:r>
-        <m:r>
-          <m:t>i</m:t>
-        </m:r>
-        <m:r>
-          <m:t>l</m:t>
-        </m:r>
-        <m:r>
-          <m:t>l</m:t>
-        </m:r>
-        <m:r>
-          <m:rPr>
-            <m:sty m:val="p"/>
-          </m:rPr>
-          <m:t>(</m:t>
-        </m:r>
-        <m:r>
-          <m:t>o</m:t>
-        </m:r>
-        <m:r>
-          <m:t>r</m:t>
-        </m:r>
-        <m:r>
-          <m:t>i</m:t>
-        </m:r>
-        <m:r>
-          <m:t>g</m:t>
-        </m:r>
-        <m:r>
-          <m:t>i</m:t>
-        </m:r>
-        <m:r>
-          <m:t>n</m:t>
-        </m:r>
-        <m:r>
-          <m:t>a</m:t>
-        </m:r>
-        <m:r>
-          <m:t>t</m:t>
-        </m:r>
-        <m:r>
-          <m:t>i</m:t>
-        </m:r>
-        <m:r>
-          <m:t>n</m:t>
-        </m:r>
-        <m:r>
-          <m:t>g</m:t>
-        </m:r>
-        <m:r>
-          <m:rPr>
-            <m:sty m:val="p"/>
-          </m:rPr>
-          <m:t>,</m:t>
-        </m:r>
-        <m:r>
-          <m:t>U</m:t>
-        </m:r>
-        <m:r>
-          <m:t>S</m:t>
-        </m:r>
-      </m:oMath>
-      <w:r>
-        <w:t xml:space="preserve">35.00), a case (originating, US</w:t>
-      </w:r>
-      <m:oMath>
-        <m:r>
-          <m:t>8.00</m:t>
-        </m:r>
-        <m:r>
-          <m:rPr>
-            <m:sty m:val="p"/>
-          </m:rPr>
-          <m:t>)</m:t>
-        </m:r>
-        <m:r>
-          <m:rPr>
-            <m:sty m:val="p"/>
-          </m:rPr>
-          <m:t>,</m:t>
-        </m:r>
-        <m:r>
-          <m:t>a</m:t>
-        </m:r>
-        <m:r>
-          <m:t>m</m:t>
-        </m:r>
-        <m:r>
-          <m:t>a</m:t>
-        </m:r>
-        <m:r>
-          <m:t>n</m:t>
-        </m:r>
-        <m:r>
-          <m:t>u</m:t>
-        </m:r>
-        <m:r>
-          <m:t>a</m:t>
-        </m:r>
-        <m:r>
-          <m:t>l</m:t>
-        </m:r>
-        <m:r>
-          <m:rPr>
-            <m:sty m:val="p"/>
-          </m:rPr>
-          <m:t>(</m:t>
-        </m:r>
-        <m:r>
-          <m:t>o</m:t>
-        </m:r>
-        <m:r>
-          <m:t>r</m:t>
-        </m:r>
-        <m:r>
-          <m:t>i</m:t>
-        </m:r>
-        <m:r>
-          <m:t>g</m:t>
-        </m:r>
-        <m:r>
-          <m:t>i</m:t>
-        </m:r>
-        <m:r>
-          <m:t>n</m:t>
-        </m:r>
-        <m:r>
-          <m:t>a</m:t>
-        </m:r>
-        <m:r>
-          <m:t>t</m:t>
-        </m:r>
-        <m:r>
-          <m:t>i</m:t>
-        </m:r>
-        <m:r>
-          <m:t>n</m:t>
-        </m:r>
-        <m:r>
-          <m:t>g</m:t>
-        </m:r>
-        <m:r>
-          <m:rPr>
-            <m:sty m:val="p"/>
-          </m:rPr>
-          <m:t>,</m:t>
-        </m:r>
-        <m:r>
-          <m:t>U</m:t>
-        </m:r>
-        <m:r>
-          <m:t>S</m:t>
-        </m:r>
-      </m:oMath>
-      <w:r>
-        <w:t xml:space="preserve">3.00) and a bit set (made in China, non-originating, US$4.00).</w:t>
+        <w:t xml:space="preserve">Mini-example (fictional). Retail tool kit KT-200, classified as a set under GRI 3(b), value US$50.00: a drill (originating, US$35.00), a case (originating, US$8.00), a manual (originating, US$3.00) and a bit set (made in China, non-originating, US$4.00).</w:t>
       </w:r>
     </w:p>
     <w:p>
@@ -12781,51 +12401,7 @@
         <w:pStyle w:val="Compact"/>
       </w:pPr>
       <w:r>
-        <w:t xml:space="preserve">If the bit set cost US</w:t>
-      </w:r>
-      <m:oMath>
-        <m:r>
-          <m:t>7.00</m:t>
-        </m:r>
-        <m:r>
-          <m:rPr>
-            <m:sty m:val="p"/>
-          </m:rPr>
-          <m:t>(</m:t>
-        </m:r>
-        <m:r>
-          <m:t>s</m:t>
-        </m:r>
-        <m:r>
-          <m:t>e</m:t>
-        </m:r>
-        <m:r>
-          <m:t>t</m:t>
-        </m:r>
-        <m:r>
-          <m:t>v</m:t>
-        </m:r>
-        <m:r>
-          <m:t>a</m:t>
-        </m:r>
-        <m:r>
-          <m:t>l</m:t>
-        </m:r>
-        <m:r>
-          <m:t>u</m:t>
-        </m:r>
-        <m:r>
-          <m:t>e</m:t>
-        </m:r>
-        <m:r>
-          <m:t>U</m:t>
-        </m:r>
-        <m:r>
-          <m:t>S</m:t>
-        </m:r>
-      </m:oMath>
-      <w:r>
-        <w:t xml:space="preserve">53.00): 7 / 53 = 13.2 percent. The set would not be originating unless the bit set itself originates.</w:t>
+        <w:t xml:space="preserve">If the bit set cost US$7.00 (set value US$53.00): 7 / 53 = 13.2 percent. The set would not be originating unless the bit set itself originates.</w:t>
       </w:r>
     </w:p>
     <w:bookmarkEnd w:id="72"/>
@@ -13349,7 +12925,7 @@
         <w:t xml:space="preserve"> </w:t>
       </w:r>
       <w:r>
-        <w:t xml:space="preserve">the US claim is made with SPI "S" (or "S+") on the entry summary line; Canada and Mexico claim the preference on the CAD or pedimento. The importer must hold the certification when it makes the claim.</w:t>
+        <w:t xml:space="preserve">the US claim is made with SPI "S" on the entry summary line ("S+" only for certain agricultural and textile goods, Section 4.3); Canada and Mexico claim the preference on the CAD or pedimento. The importer must hold the certification when it makes the claim.</w:t>
       </w:r>
     </w:p>
     <w:p>
@@ -13371,7 +12947,7 @@
         <w:t xml:space="preserve"> </w:t>
       </w:r>
       <w:r>
-        <w:t xml:space="preserve">in the US, a post-importation claim can be made within one year of importation (19 U.S.C. 1520(d)); MPF already paid is not refunded. Canada and Mexico have their own procedures (verify time limits with the Senior).</w:t>
+        <w:t xml:space="preserve">in the US, a post-importation claim can be made within one year of importation (19 U.S.C. 1520(d); 19 CFR 182.31 to 182.33). An approved claim refunds the excess duty and the MPF paid on the originating goods: the Consolidated Appropriations Act, 2021 (Pub. L. 116-260) authorized MPF refunds on these claims, back-dated to 1 July 2020. CBP's earlier (July 2020) no-refund position is superseded, so ignore older guidance that says otherwise. Canada and Mexico have their own procedures (verify time limits with the Senior).</w:t>
       </w:r>
     </w:p>
     <w:p>
@@ -14100,60 +13676,7 @@
         <w:pStyle w:val="BodyText"/>
       </w:pPr>
       <w:r>
-        <w:t xml:space="preserve">Step 4 (what if): the pump housing actually costs US</w:t>
-      </w:r>
-      <m:oMath>
-        <m:r>
-          <m:t>25.00</m:t>
-        </m:r>
-        <m:r>
-          <m:rPr>
-            <m:sty m:val="p"/>
-          </m:rPr>
-          <m:t>,</m:t>
-        </m:r>
-        <m:r>
-          <m:t>s</m:t>
-        </m:r>
-        <m:r>
-          <m:t>o</m:t>
-        </m:r>
-        <m:r>
-          <m:t>T</m:t>
-        </m:r>
-        <m:r>
-          <m:t>V</m:t>
-        </m:r>
-        <m:r>
-          <m:t>b</m:t>
-        </m:r>
-        <m:r>
-          <m:t>e</m:t>
-        </m:r>
-        <m:r>
-          <m:t>c</m:t>
-        </m:r>
-        <m:r>
-          <m:t>o</m:t>
-        </m:r>
-        <m:r>
-          <m:t>m</m:t>
-        </m:r>
-        <m:r>
-          <m:t>e</m:t>
-        </m:r>
-        <m:r>
-          <m:t>s</m:t>
-        </m:r>
-        <m:r>
-          <m:t>U</m:t>
-        </m:r>
-        <m:r>
-          <m:t>S</m:t>
-        </m:r>
-      </m:oMath>
-      <w:r>
-        <w:t xml:space="preserve">211.00 and VNM US$89.00. De minimis: 25 / 211 = 11.8 percent, more than 10 percent, so the tariff shift fails. Try the alternative rule:</w:t>
+        <w:t xml:space="preserve">Step 4 (what if): the pump housing actually costs US$25.00, so TV becomes US$211.00 and VNM US$89.00. De minimis: 25 / 211 = 11.8 percent, more than 10 percent, so the tariff shift fails. Try the alternative rule:</w:t>
       </w:r>
     </w:p>
     <w:p>
@@ -14508,7 +14031,7 @@
         <w:t xml:space="preserve"> </w:t>
       </w:r>
       <w:r>
-        <w:t xml:space="preserve">temporary imports must be exported, transferred or changed to a definitive import within set periods: generally up to 18 months for raw materials, parts and components (Ley Aduanera art. 108); machinery and equipment can stay for the life of the program. Inputs not returned in time are treated as definitive imports, with duties and possible penalties (verify current periods in the Ley Aduanera).</w:t>
+        <w:t xml:space="preserve">temporary imports must be exported, transferred or changed to a definitive import within set periods: generally up to 18 months for raw materials, parts and components (Ley Aduanera art. 108); machinery and equipment can stay for the life of the program. Inputs not returned or changed to another regime in time are deemed to be in Mexico illegally, because the temporary regime has ended (art. 108), so IGI, IVA/IEPS with surcharges, and fines can be assessed (verify current periods in the Ley Aduanera).</w:t>
       </w:r>
     </w:p>
     <w:p>
@@ -14546,13 +14069,13 @@
           <w:bCs/>
           <w:b/>
         </w:rPr>
-        <w:t xml:space="preserve">"Anexo 31" (credit and guarantee accounts):</w:t>
+        <w:t xml:space="preserve">Anexo 30, formerly Anexo 31 (credit and guarantee accounts):</w:t>
       </w:r>
       <w:r>
         <w:t xml:space="preserve"> </w:t>
       </w:r>
       <w:r>
-        <w:t xml:space="preserve">the trade calls SAT's Sistema de Control de Cuentas de Créditos y Garantías (SCCCyG) "Anexo 31", its original annex number. It tracks the IVA and IEPS credits that certified companies take on temporary imports, and their discharge as goods are exported. In the 2024 to 2026 RGCE the SCCCyG annex appears as</w:t>
+        <w:t xml:space="preserve">SAT's Sistema de Control de Cuentas de Créditos y Garantías (SCCCyG) is set out in</w:t>
       </w:r>
       <w:r>
         <w:t xml:space="preserve"> </w:t>
@@ -14565,7 +14088,10 @@
         <w:t xml:space="preserve">Anexo 30</w:t>
       </w:r>
       <w:r>
-        <w:t xml:space="preserve">; check the current numbering before citing it. Its balances must reconcile with the Anexo 24 inventory.</w:t>
+        <w:t xml:space="preserve"> </w:t>
+      </w:r>
+      <w:r>
+        <w:t xml:space="preserve">of the current RGCE. It was Anexo 31 before the RGCE for 2022, and the trade still often calls it "Anexo 31". It tracks the IVA and IEPS credits that certified companies take on temporary imports, and their discharge as goods are exported. Cite it as "Anexo 30 (formerly Anexo 31)" and check the numbering in the current year's RGCE. Its balances must reconcile with the Anexo 24 inventory.</w:t>
       </w:r>
     </w:p>
     <w:p>
@@ -14641,7 +14167,7 @@
         <w:t xml:space="preserve"> </w:t>
       </w:r>
       <w:r>
-        <w:t xml:space="preserve">a refund of up to 99 percent of the duties, taxes and fees paid on imported merchandise when the merchandise, or permitted substitute merchandise, is exported or destroyed (19 CFR Part 190, as modernized by TFTEA).</w:t>
+        <w:t xml:space="preserve">a refund of up to 99 percent of the duties, taxes and fees paid on imported merchandise when the merchandise, or permitted substitute merchandise, is exported or destroyed (19 CFR Part 190, as modernized by the Trade Facilitation and Trade Enforcement Act of 2015, TFTEA).</w:t>
       </w:r>
     </w:p>
     <w:p>
@@ -14784,7 +14310,7 @@
               <w:jc w:val="left"/>
             </w:pPr>
             <w:r>
-              <w:t xml:space="preserve">Same kind and quality merchandise (imported or domestic) substituted for the imported input</w:t>
+              <w:t xml:space="preserve">Other merchandise (imported or domestic) classifiable under the same 8-digit HTSUS subheading as the imported input is used instead of it. There is no 10-digit "Other" rule for this type</w:t>
             </w:r>
           </w:p>
         </w:tc>
@@ -14860,7 +14386,7 @@
               <w:jc w:val="left"/>
             </w:pPr>
             <w:r>
-              <w:t xml:space="preserve">Commercially interchangeable goods (under TFTEA, generally matched by 8-digit HTS) exported unused instead of the imported goods</w:t>
+              <w:t xml:space="preserve">Substitute goods classifiable under the same 8-digit HTSUS subheading are exported or destroyed unused instead of the imported goods. If the 8-digit description begins with "Other", they must match at the 10-digit level; if the 10-digit description also begins with "Other", substitution is not available (direct identification still is)</w:t>
             </w:r>
           </w:p>
         </w:tc>
@@ -14898,12 +14424,20 @@
               <w:jc w:val="left"/>
             </w:pPr>
             <w:r>
-              <w:t xml:space="preserve">Goods that did not conform to sample or specifications, were shipped without consent, or were defective at import, returned</w:t>
+              <w:t xml:space="preserve">Goods that did not conform to sample or specifications, were shipped without the consignee's consent, or were defective at import, and are exported or destroyed under CBP supervision</w:t>
             </w:r>
           </w:p>
         </w:tc>
       </w:tr>
     </w:tbl>
+    <w:p>
+      <w:pPr>
+        <w:pStyle w:val="BodyText"/>
+      </w:pPr>
+      <w:r>
+        <w:t xml:space="preserve">"Same kind and quality" and "commercially interchangeable" are the pre-TFTEA substitution standards (19 CFR Part 191, legacy claims only). Current claims use the 8-digit tests above.</w:t>
+      </w:r>
+    </w:p>
     <w:p>
       <w:pPr>
         <w:numPr>
@@ -14945,7 +14479,7 @@
         <w:t xml:space="preserve"> </w:t>
       </w:r>
       <w:r>
-        <w:t xml:space="preserve">drawback needs import data (entries, lines, duty paid), export data (proof of export), and the link between them (inventory or manufacturing records). Drawback records are kept until 3 years after the claim is paid.</w:t>
+        <w:t xml:space="preserve">drawback needs import data (entries, lines, duty paid), export data (proof of export), and the link between them (inventory or manufacturing records). Drawback records are kept until 3 years after the drawback claim is liquidated (19 U.S.C. 1508(c); 19 CFR 190.15). Liquidation of the claim comes after any accelerated payment, so this is longer than it sounds.</w:t>
       </w:r>
     </w:p>
     <w:p>
@@ -16676,7 +16210,7 @@
               <w:jc w:val="left"/>
             </w:pPr>
             <w:r>
-              <w:t xml:space="preserve">Inputs exceed time limits and become definitive imports with duties and penalties</w:t>
+              <w:t xml:space="preserve">Inputs exceed time limits and are deemed to be in Mexico illegally, with duties, taxes and fines</w:t>
             </w:r>
           </w:p>
         </w:tc>
@@ -16836,7 +16370,7 @@
         <w:pStyle w:val="Compact"/>
       </w:pPr>
       <w:r>
-        <w:t xml:space="preserve">US low-value (Section 321 "de minimis") treatment.</w:t>
+        <w:t xml:space="preserve">US low-value (Section 321 "de minimis") treatment, and the informal-entry limit for goods with Chapter 99 duties (Section 4.3).</w:t>
       </w:r>
     </w:p>
     <w:p>
@@ -17663,7 +17197,7 @@
               <w:jc w:val="left"/>
             </w:pPr>
             <w:r>
-              <w:t xml:space="preserve">What does an IMMEX temporary import defer, and what do Anexo 24 and the SCCCyG ("Anexo 31") each track?</w:t>
+              <w:t xml:space="preserve">What does an IMMEX temporary import defer, and what do Anexo 24 and the SCCCyG (Anexo 30, formerly Anexo 31) each track?</w:t>
             </w:r>
           </w:p>
         </w:tc>
@@ -17910,7 +17444,7 @@
       </w:tr>
     </w:tbl>
     <w:bookmarkEnd w:id="91"/>
-    <w:bookmarkStart w:id="126" w:name="Xeb005098b09294f07e32a2d81fd6f87d904a9cd"/>
+    <w:bookmarkStart w:id="128" w:name="Xeb005098b09294f07e32a2d81fd6f87d904a9cd"/>
     <w:p>
       <w:pPr>
         <w:pStyle w:val="Heading2"/>
@@ -18583,6 +18117,49 @@
               <w:jc w:val="left"/>
             </w:pPr>
             <w:r>
+              <w:t xml:space="preserve">US drawback recordkeeping</w:t>
+            </w:r>
+          </w:p>
+        </w:tc>
+        <w:tc>
+          <w:tcPr/>
+          <w:p>
+            <w:pPr>
+              <w:pStyle w:val="Compact"/>
+              <w:jc w:val="left"/>
+            </w:pPr>
+            <w:r>
+              <w:t xml:space="preserve">19 CFR 190.15</w:t>
+            </w:r>
+          </w:p>
+        </w:tc>
+        <w:tc>
+          <w:tcPr/>
+          <w:p>
+            <w:pPr>
+              <w:pStyle w:val="Compact"/>
+              <w:jc w:val="left"/>
+            </w:pPr>
+            <w:hyperlink r:id="rId103">
+              <w:r>
+                <w:rPr>
+                  <w:rStyle w:val="Hyperlink"/>
+                </w:rPr>
+                <w:t xml:space="preserve">https://www.ecfr.gov/current/title-19/chapter-I/part-190/subpart-A/section-190.15</w:t>
+              </w:r>
+            </w:hyperlink>
+          </w:p>
+        </w:tc>
+      </w:tr>
+      <w:tr>
+        <w:tc>
+          <w:tcPr/>
+          <w:p>
+            <w:pPr>
+              <w:pStyle w:val="Compact"/>
+              <w:jc w:val="left"/>
+            </w:pPr>
+            <w:r>
               <w:t xml:space="preserve">USMCA text (all chapters)</w:t>
             </w:r>
           </w:p>
@@ -18606,7 +18183,7 @@
               <w:pStyle w:val="Compact"/>
               <w:jc w:val="left"/>
             </w:pPr>
-            <w:hyperlink r:id="rId103">
+            <w:hyperlink r:id="rId104">
               <w:r>
                 <w:rPr>
                   <w:rStyle w:val="Hyperlink"/>
@@ -18649,7 +18226,7 @@
               <w:pStyle w:val="Compact"/>
               <w:jc w:val="left"/>
             </w:pPr>
-            <w:hyperlink r:id="rId104">
+            <w:hyperlink r:id="rId105">
               <w:r>
                 <w:rPr>
                   <w:rStyle w:val="Hyperlink"/>
@@ -18692,7 +18269,7 @@
               <w:pStyle w:val="Compact"/>
               <w:jc w:val="left"/>
             </w:pPr>
-            <w:hyperlink r:id="rId105">
+            <w:hyperlink r:id="rId106">
               <w:r>
                 <w:rPr>
                   <w:rStyle w:val="Hyperlink"/>
@@ -18735,7 +18312,7 @@
               <w:pStyle w:val="Compact"/>
               <w:jc w:val="left"/>
             </w:pPr>
-            <w:hyperlink r:id="rId106">
+            <w:hyperlink r:id="rId107">
               <w:r>
                 <w:rPr>
                   <w:rStyle w:val="Hyperlink"/>
@@ -18755,6 +18332,49 @@
               <w:jc w:val="left"/>
             </w:pPr>
             <w:r>
+              <w:t xml:space="preserve">USMCA post-importation claims and MPF refunds</w:t>
+            </w:r>
+          </w:p>
+        </w:tc>
+        <w:tc>
+          <w:tcPr/>
+          <w:p>
+            <w:pPr>
+              <w:pStyle w:val="Compact"/>
+              <w:jc w:val="left"/>
+            </w:pPr>
+            <w:r>
+              <w:t xml:space="preserve">CBP USMCA Implementation Instructions Addendum (January 2021)</w:t>
+            </w:r>
+          </w:p>
+        </w:tc>
+        <w:tc>
+          <w:tcPr/>
+          <w:p>
+            <w:pPr>
+              <w:pStyle w:val="Compact"/>
+              <w:jc w:val="left"/>
+            </w:pPr>
+            <w:hyperlink r:id="rId108">
+              <w:r>
+                <w:rPr>
+                  <w:rStyle w:val="Hyperlink"/>
+                </w:rPr>
+                <w:t xml:space="preserve">https://www.cbp.gov/document/guidance/usmca-implementation-instructions-addendum</w:t>
+              </w:r>
+            </w:hyperlink>
+          </w:p>
+        </w:tc>
+      </w:tr>
+      <w:tr>
+        <w:tc>
+          <w:tcPr/>
+          <w:p>
+            <w:pPr>
+              <w:pStyle w:val="Compact"/>
+              <w:jc w:val="left"/>
+            </w:pPr>
+            <w:r>
               <w:t xml:space="preserve">CARM</w:t>
             </w:r>
           </w:p>
@@ -18778,7 +18398,7 @@
               <w:pStyle w:val="Compact"/>
               <w:jc w:val="left"/>
             </w:pPr>
-            <w:hyperlink r:id="rId107">
+            <w:hyperlink r:id="rId109">
               <w:r>
                 <w:rPr>
                   <w:rStyle w:val="Hyperlink"/>
@@ -18821,7 +18441,7 @@
               <w:pStyle w:val="Compact"/>
               <w:jc w:val="left"/>
             </w:pPr>
-            <w:hyperlink r:id="rId108">
+            <w:hyperlink r:id="rId110">
               <w:r>
                 <w:rPr>
                   <w:rStyle w:val="Hyperlink"/>
@@ -18864,7 +18484,7 @@
               <w:pStyle w:val="Compact"/>
               <w:jc w:val="left"/>
             </w:pPr>
-            <w:hyperlink r:id="rId109">
+            <w:hyperlink r:id="rId111">
               <w:r>
                 <w:rPr>
                   <w:rStyle w:val="Hyperlink"/>
@@ -18907,7 +18527,7 @@
               <w:pStyle w:val="Compact"/>
               <w:jc w:val="left"/>
             </w:pPr>
-            <w:hyperlink r:id="rId110">
+            <w:hyperlink r:id="rId112">
               <w:r>
                 <w:rPr>
                   <w:rStyle w:val="Hyperlink"/>
@@ -18950,7 +18570,7 @@
               <w:pStyle w:val="Compact"/>
               <w:jc w:val="left"/>
             </w:pPr>
-            <w:hyperlink r:id="rId111">
+            <w:hyperlink r:id="rId113">
               <w:r>
                 <w:rPr>
                   <w:rStyle w:val="Hyperlink"/>
@@ -18993,7 +18613,7 @@
               <w:pStyle w:val="Compact"/>
               <w:jc w:val="left"/>
             </w:pPr>
-            <w:hyperlink r:id="rId112">
+            <w:hyperlink r:id="rId114">
               <w:r>
                 <w:rPr>
                   <w:rStyle w:val="Hyperlink"/>
@@ -19036,7 +18656,7 @@
               <w:pStyle w:val="Compact"/>
               <w:jc w:val="left"/>
             </w:pPr>
-            <w:hyperlink r:id="rId113">
+            <w:hyperlink r:id="rId115">
               <w:r>
                 <w:rPr>
                   <w:rStyle w:val="Hyperlink"/>
@@ -19079,7 +18699,7 @@
               <w:pStyle w:val="Compact"/>
               <w:jc w:val="left"/>
             </w:pPr>
-            <w:hyperlink r:id="rId114">
+            <w:hyperlink r:id="rId116">
               <w:r>
                 <w:rPr>
                   <w:rStyle w:val="Hyperlink"/>
@@ -19122,7 +18742,7 @@
               <w:pStyle w:val="Compact"/>
               <w:jc w:val="left"/>
             </w:pPr>
-            <w:hyperlink r:id="rId115">
+            <w:hyperlink r:id="rId117">
               <w:r>
                 <w:rPr>
                   <w:rStyle w:val="Hyperlink"/>
@@ -19165,7 +18785,7 @@
               <w:pStyle w:val="Compact"/>
               <w:jc w:val="left"/>
             </w:pPr>
-            <w:hyperlink r:id="rId116">
+            <w:hyperlink r:id="rId118">
               <w:r>
                 <w:rPr>
                   <w:rStyle w:val="Hyperlink"/>
@@ -19208,7 +18828,7 @@
               <w:pStyle w:val="Compact"/>
               <w:jc w:val="left"/>
             </w:pPr>
-            <w:hyperlink r:id="rId117">
+            <w:hyperlink r:id="rId119">
               <w:r>
                 <w:rPr>
                   <w:rStyle w:val="Hyperlink"/>
@@ -19251,7 +18871,7 @@
               <w:pStyle w:val="Compact"/>
               <w:jc w:val="left"/>
             </w:pPr>
-            <w:hyperlink r:id="rId118">
+            <w:hyperlink r:id="rId120">
               <w:r>
                 <w:rPr>
                   <w:rStyle w:val="Hyperlink"/>
@@ -19294,7 +18914,7 @@
               <w:pStyle w:val="Compact"/>
               <w:jc w:val="left"/>
             </w:pPr>
-            <w:hyperlink r:id="rId119">
+            <w:hyperlink r:id="rId121">
               <w:r>
                 <w:rPr>
                   <w:rStyle w:val="Hyperlink"/>
@@ -19337,7 +18957,7 @@
               <w:pStyle w:val="Compact"/>
               <w:jc w:val="left"/>
             </w:pPr>
-            <w:hyperlink r:id="rId120">
+            <w:hyperlink r:id="rId122">
               <w:r>
                 <w:rPr>
                   <w:rStyle w:val="Hyperlink"/>
@@ -19380,7 +19000,7 @@
               <w:pStyle w:val="Compact"/>
               <w:jc w:val="left"/>
             </w:pPr>
-            <w:hyperlink r:id="rId121">
+            <w:hyperlink r:id="rId123">
               <w:r>
                 <w:rPr>
                   <w:rStyle w:val="Hyperlink"/>
@@ -19423,7 +19043,7 @@
               <w:pStyle w:val="Compact"/>
               <w:jc w:val="left"/>
             </w:pPr>
-            <w:hyperlink r:id="rId122">
+            <w:hyperlink r:id="rId124">
               <w:r>
                 <w:rPr>
                   <w:rStyle w:val="Hyperlink"/>
@@ -19466,7 +19086,7 @@
               <w:pStyle w:val="Compact"/>
               <w:jc w:val="left"/>
             </w:pPr>
-            <w:hyperlink r:id="rId123">
+            <w:hyperlink r:id="rId125">
               <w:r>
                 <w:rPr>
                   <w:rStyle w:val="Hyperlink"/>
@@ -19509,7 +19129,7 @@
               <w:pStyle w:val="Compact"/>
               <w:jc w:val="left"/>
             </w:pPr>
-            <w:hyperlink r:id="rId124">
+            <w:hyperlink r:id="rId126">
               <w:r>
                 <w:rPr>
                   <w:rStyle w:val="Hyperlink"/>
@@ -19552,7 +19172,7 @@
               <w:pStyle w:val="Compact"/>
               <w:jc w:val="left"/>
             </w:pPr>
-            <w:hyperlink r:id="rId125">
+            <w:hyperlink r:id="rId127">
               <w:r>
                 <w:rPr>
                   <w:rStyle w:val="Hyperlink"/>
@@ -19564,8 +19184,8 @@
         </w:tc>
       </w:tr>
     </w:tbl>
-    <w:bookmarkEnd w:id="126"/>
-    <w:bookmarkEnd w:id="127"/>
+    <w:bookmarkEnd w:id="128"/>
+    <w:bookmarkEnd w:id="129"/>
     <w:sectPr/>
   </w:body>
 </w:document>

--- a/dist/docs/primers/customs-trade-compliance-primer.docx
+++ b/dist/docs/primers/customs-trade-compliance-primer.docx
@@ -16,7 +16,7 @@
         <w:pStyle w:val="FirstParagraph"/>
       </w:pPr>
       <w:r>
-        <w:t xml:space="preserve">Last updated: 2026-10-08 · Owner: BSA Manager</w:t>
+        <w:t xml:space="preserve">Last updated: 2026-10-17 · Owner: BSA Manager</w:t>
       </w:r>
     </w:p>
     <w:p>
@@ -92,6 +92,30 @@
       </w:pPr>
       <w:r>
         <w:t xml:space="preserve">How to use this primer</w:t>
+      </w:r>
+    </w:p>
+    <w:p>
+      <w:pPr>
+        <w:pStyle w:val="FirstParagraph"/>
+      </w:pPr>
+      <w:r>
+        <w:t xml:space="preserve">Watch first: the 2-minute video</w:t>
+      </w:r>
+      <w:r>
+        <w:t xml:space="preserve"> </w:t>
+      </w:r>
+      <w:r>
+        <w:rPr>
+          <w:iCs/>
+          <w:i/>
+        </w:rPr>
+        <w:t xml:space="preserve">How an import entry works (US, Canada, Mexico)</w:t>
+      </w:r>
+      <w:r>
+        <w:t xml:space="preserve"> </w:t>
+      </w:r>
+      <w:r>
+        <w:t xml:space="preserve">— [COMPANY: Stream link]. It gives you the shape of Sections 2 to 7 before you read them; its captions file is in the onboarding folder.</w:t>
       </w:r>
     </w:p>
     <w:tbl>
@@ -103,11 +127,11 @@
         <w:tblLayout w:type="fixed"/>
       </w:tblPr>
       <w:tblGrid>
-        <w:gridCol w:w="818"/>
-        <w:gridCol w:w="1941"/>
-        <w:gridCol w:w="2894"/>
-        <w:gridCol w:w="818"/>
-        <w:gridCol w:w="2886"/>
+        <w:gridCol w:w="1035"/>
+        <w:gridCol w:w="2200"/>
+        <w:gridCol w:w="2548"/>
+        <w:gridCol w:w="1035"/>
+        <w:gridCol w:w="2541"/>
       </w:tblGrid>
       <w:tr>
         <w:trPr>
@@ -115,7 +139,7 @@
         </w:trPr>
         <w:tc>
           <w:tcPr>
-            <w:tcW w:w="818" w:type="dxa"/>
+            <w:tcW w:w="1035" w:type="dxa"/>
           </w:tcPr>
           <w:p>
             <w:pPr>
@@ -129,7 +153,7 @@
         </w:tc>
         <w:tc>
           <w:tcPr>
-            <w:tcW w:w="1941" w:type="dxa"/>
+            <w:tcW w:w="2200" w:type="dxa"/>
           </w:tcPr>
           <w:p>
             <w:pPr>
@@ -155,7 +179,7 @@
         </w:tc>
         <w:tc>
           <w:tcPr>
-            <w:tcW w:w="2894" w:type="dxa"/>
+            <w:tcW w:w="2548" w:type="dxa"/>
           </w:tcPr>
           <w:p>
             <w:pPr>
@@ -169,7 +193,7 @@
         </w:tc>
         <w:tc>
           <w:tcPr>
-            <w:tcW w:w="818" w:type="dxa"/>
+            <w:tcW w:w="1035" w:type="dxa"/>
           </w:tcPr>
           <w:p>
             <w:pPr>
@@ -183,7 +207,7 @@
         </w:tc>
         <w:tc>
           <w:tcPr>
-            <w:tcW w:w="2886" w:type="dxa"/>
+            <w:tcW w:w="2541" w:type="dxa"/>
           </w:tcPr>
           <w:p>
             <w:pPr>
@@ -199,7 +223,7 @@
       <w:tr>
         <w:tc>
           <w:tcPr>
-            <w:tcW w:w="818" w:type="dxa"/>
+            <w:tcW w:w="1035" w:type="dxa"/>
           </w:tcPr>
           <w:p>
             <w:pPr>
@@ -213,7 +237,7 @@
         </w:tc>
         <w:tc>
           <w:tcPr>
-            <w:tcW w:w="1941" w:type="dxa"/>
+            <w:tcW w:w="2200" w:type="dxa"/>
           </w:tcPr>
           <w:p>
             <w:pPr>
@@ -227,7 +251,7 @@
         </w:tc>
         <w:tc>
           <w:tcPr>
-            <w:tcW w:w="2894" w:type="dxa"/>
+            <w:tcW w:w="2548" w:type="dxa"/>
           </w:tcPr>
           <w:p>
             <w:pPr>
@@ -241,7 +265,7 @@
         </w:tc>
         <w:tc>
           <w:tcPr>
-            <w:tcW w:w="818" w:type="dxa"/>
+            <w:tcW w:w="1035" w:type="dxa"/>
           </w:tcPr>
           <w:p>
             <w:pPr>
@@ -255,7 +279,7 @@
         </w:tc>
         <w:tc>
           <w:tcPr>
-            <w:tcW w:w="2886" w:type="dxa"/>
+            <w:tcW w:w="2541" w:type="dxa"/>
           </w:tcPr>
           <w:p>
             <w:pPr>
@@ -271,7 +295,7 @@
       <w:tr>
         <w:tc>
           <w:tcPr>
-            <w:tcW w:w="818" w:type="dxa"/>
+            <w:tcW w:w="1035" w:type="dxa"/>
           </w:tcPr>
           <w:p>
             <w:pPr>
@@ -285,7 +309,7 @@
         </w:tc>
         <w:tc>
           <w:tcPr>
-            <w:tcW w:w="1941" w:type="dxa"/>
+            <w:tcW w:w="2200" w:type="dxa"/>
           </w:tcPr>
           <w:p>
             <w:pPr>
@@ -299,7 +323,7 @@
         </w:tc>
         <w:tc>
           <w:tcPr>
-            <w:tcW w:w="2894" w:type="dxa"/>
+            <w:tcW w:w="2548" w:type="dxa"/>
           </w:tcPr>
           <w:p>
             <w:pPr>
@@ -313,7 +337,7 @@
         </w:tc>
         <w:tc>
           <w:tcPr>
-            <w:tcW w:w="818" w:type="dxa"/>
+            <w:tcW w:w="1035" w:type="dxa"/>
           </w:tcPr>
           <w:p>
             <w:pPr>
@@ -327,7 +351,7 @@
         </w:tc>
         <w:tc>
           <w:tcPr>
-            <w:tcW w:w="2886" w:type="dxa"/>
+            <w:tcW w:w="2541" w:type="dxa"/>
           </w:tcPr>
           <w:p>
             <w:pPr>
@@ -343,7 +367,7 @@
       <w:tr>
         <w:tc>
           <w:tcPr>
-            <w:tcW w:w="818" w:type="dxa"/>
+            <w:tcW w:w="1035" w:type="dxa"/>
           </w:tcPr>
           <w:p>
             <w:pPr>
@@ -357,7 +381,7 @@
         </w:tc>
         <w:tc>
           <w:tcPr>
-            <w:tcW w:w="1941" w:type="dxa"/>
+            <w:tcW w:w="2200" w:type="dxa"/>
           </w:tcPr>
           <w:p>
             <w:pPr>
@@ -371,7 +395,7 @@
         </w:tc>
         <w:tc>
           <w:tcPr>
-            <w:tcW w:w="2894" w:type="dxa"/>
+            <w:tcW w:w="2548" w:type="dxa"/>
           </w:tcPr>
           <w:p>
             <w:pPr>
@@ -385,7 +409,7 @@
         </w:tc>
         <w:tc>
           <w:tcPr>
-            <w:tcW w:w="818" w:type="dxa"/>
+            <w:tcW w:w="1035" w:type="dxa"/>
           </w:tcPr>
           <w:p>
             <w:pPr>
@@ -399,7 +423,7 @@
         </w:tc>
         <w:tc>
           <w:tcPr>
-            <w:tcW w:w="2886" w:type="dxa"/>
+            <w:tcW w:w="2541" w:type="dxa"/>
           </w:tcPr>
           <w:p>
             <w:pPr>
@@ -415,7 +439,7 @@
       <w:tr>
         <w:tc>
           <w:tcPr>
-            <w:tcW w:w="818" w:type="dxa"/>
+            <w:tcW w:w="1035" w:type="dxa"/>
           </w:tcPr>
           <w:p>
             <w:pPr>
@@ -429,7 +453,7 @@
         </w:tc>
         <w:tc>
           <w:tcPr>
-            <w:tcW w:w="1941" w:type="dxa"/>
+            <w:tcW w:w="2200" w:type="dxa"/>
           </w:tcPr>
           <w:p>
             <w:pPr>
@@ -443,7 +467,7 @@
         </w:tc>
         <w:tc>
           <w:tcPr>
-            <w:tcW w:w="2894" w:type="dxa"/>
+            <w:tcW w:w="2548" w:type="dxa"/>
           </w:tcPr>
           <w:p>
             <w:pPr>
@@ -457,7 +481,7 @@
         </w:tc>
         <w:tc>
           <w:tcPr>
-            <w:tcW w:w="818" w:type="dxa"/>
+            <w:tcW w:w="1035" w:type="dxa"/>
           </w:tcPr>
           <w:p>
             <w:pPr>
@@ -471,7 +495,7 @@
         </w:tc>
         <w:tc>
           <w:tcPr>
-            <w:tcW w:w="2886" w:type="dxa"/>
+            <w:tcW w:w="2541" w:type="dxa"/>
           </w:tcPr>
           <w:p>
             <w:pPr>
@@ -487,7 +511,7 @@
       <w:tr>
         <w:tc>
           <w:tcPr>
-            <w:tcW w:w="818" w:type="dxa"/>
+            <w:tcW w:w="1035" w:type="dxa"/>
           </w:tcPr>
           <w:p>
             <w:pPr>
@@ -501,7 +525,7 @@
         </w:tc>
         <w:tc>
           <w:tcPr>
-            <w:tcW w:w="1941" w:type="dxa"/>
+            <w:tcW w:w="2200" w:type="dxa"/>
           </w:tcPr>
           <w:p>
             <w:pPr>
@@ -515,7 +539,7 @@
         </w:tc>
         <w:tc>
           <w:tcPr>
-            <w:tcW w:w="2894" w:type="dxa"/>
+            <w:tcW w:w="2548" w:type="dxa"/>
           </w:tcPr>
           <w:p>
             <w:pPr>
@@ -529,7 +553,7 @@
         </w:tc>
         <w:tc>
           <w:tcPr>
-            <w:tcW w:w="818" w:type="dxa"/>
+            <w:tcW w:w="1035" w:type="dxa"/>
           </w:tcPr>
           <w:p>
             <w:pPr>
@@ -543,7 +567,7 @@
         </w:tc>
         <w:tc>
           <w:tcPr>
-            <w:tcW w:w="2886" w:type="dxa"/>
+            <w:tcW w:w="2541" w:type="dxa"/>
           </w:tcPr>
           <w:p>
             <w:pPr>
@@ -559,7 +583,7 @@
       <w:tr>
         <w:tc>
           <w:tcPr>
-            <w:tcW w:w="818" w:type="dxa"/>
+            <w:tcW w:w="1035" w:type="dxa"/>
           </w:tcPr>
           <w:p>
             <w:pPr>
@@ -573,7 +597,7 @@
         </w:tc>
         <w:tc>
           <w:tcPr>
-            <w:tcW w:w="1941" w:type="dxa"/>
+            <w:tcW w:w="2200" w:type="dxa"/>
           </w:tcPr>
           <w:p>
             <w:pPr>
@@ -587,7 +611,7 @@
         </w:tc>
         <w:tc>
           <w:tcPr>
-            <w:tcW w:w="2894" w:type="dxa"/>
+            <w:tcW w:w="2548" w:type="dxa"/>
           </w:tcPr>
           <w:p>
             <w:pPr>
@@ -601,7 +625,7 @@
         </w:tc>
         <w:tc>
           <w:tcPr>
-            <w:tcW w:w="818" w:type="dxa"/>
+            <w:tcW w:w="1035" w:type="dxa"/>
           </w:tcPr>
           <w:p>
             <w:pPr>
@@ -615,7 +639,7 @@
         </w:tc>
         <w:tc>
           <w:tcPr>
-            <w:tcW w:w="2886" w:type="dxa"/>
+            <w:tcW w:w="2541" w:type="dxa"/>
           </w:tcPr>
           <w:p>
             <w:pPr>
@@ -631,7 +655,7 @@
       <w:tr>
         <w:tc>
           <w:tcPr>
-            <w:tcW w:w="818" w:type="dxa"/>
+            <w:tcW w:w="1035" w:type="dxa"/>
           </w:tcPr>
           <w:p>
             <w:pPr>
@@ -645,7 +669,7 @@
         </w:tc>
         <w:tc>
           <w:tcPr>
-            <w:tcW w:w="1941" w:type="dxa"/>
+            <w:tcW w:w="2200" w:type="dxa"/>
           </w:tcPr>
           <w:p>
             <w:pPr>
@@ -659,7 +683,7 @@
         </w:tc>
         <w:tc>
           <w:tcPr>
-            <w:tcW w:w="2894" w:type="dxa"/>
+            <w:tcW w:w="2548" w:type="dxa"/>
           </w:tcPr>
           <w:p>
             <w:pPr>
@@ -673,7 +697,7 @@
         </w:tc>
         <w:tc>
           <w:tcPr>
-            <w:tcW w:w="818" w:type="dxa"/>
+            <w:tcW w:w="1035" w:type="dxa"/>
           </w:tcPr>
           <w:p>
             <w:pPr>
@@ -687,7 +711,7 @@
         </w:tc>
         <w:tc>
           <w:tcPr>
-            <w:tcW w:w="2886" w:type="dxa"/>
+            <w:tcW w:w="2541" w:type="dxa"/>
           </w:tcPr>
           <w:p>
             <w:pPr>
@@ -703,7 +727,7 @@
       <w:tr>
         <w:tc>
           <w:tcPr>
-            <w:tcW w:w="818" w:type="dxa"/>
+            <w:tcW w:w="1035" w:type="dxa"/>
           </w:tcPr>
           <w:p>
             <w:pPr>
@@ -717,7 +741,7 @@
         </w:tc>
         <w:tc>
           <w:tcPr>
-            <w:tcW w:w="1941" w:type="dxa"/>
+            <w:tcW w:w="2200" w:type="dxa"/>
           </w:tcPr>
           <w:p>
             <w:pPr>
@@ -731,7 +755,7 @@
         </w:tc>
         <w:tc>
           <w:tcPr>
-            <w:tcW w:w="2894" w:type="dxa"/>
+            <w:tcW w:w="2548" w:type="dxa"/>
           </w:tcPr>
           <w:p>
             <w:pPr>
@@ -745,7 +769,7 @@
         </w:tc>
         <w:tc>
           <w:tcPr>
-            <w:tcW w:w="818" w:type="dxa"/>
+            <w:tcW w:w="1035" w:type="dxa"/>
           </w:tcPr>
           <w:p>
             <w:pPr>
@@ -759,7 +783,7 @@
         </w:tc>
         <w:tc>
           <w:tcPr>
-            <w:tcW w:w="2886" w:type="dxa"/>
+            <w:tcW w:w="2541" w:type="dxa"/>
           </w:tcPr>
           <w:p>
             <w:pPr>
@@ -1035,10 +1059,10 @@
         <w:tblLayout w:type="fixed"/>
       </w:tblPr>
       <w:tblGrid>
-        <w:gridCol w:w="851"/>
-        <w:gridCol w:w="1543"/>
-        <w:gridCol w:w="3876"/>
-        <w:gridCol w:w="3088"/>
+        <w:gridCol w:w="1035"/>
+        <w:gridCol w:w="1725"/>
+        <w:gridCol w:w="3673"/>
+        <w:gridCol w:w="2926"/>
       </w:tblGrid>
       <w:tr>
         <w:trPr>
@@ -1046,7 +1070,7 @@
         </w:trPr>
         <w:tc>
           <w:tcPr>
-            <w:tcW w:w="851" w:type="dxa"/>
+            <w:tcW w:w="1035" w:type="dxa"/>
           </w:tcPr>
           <w:p>
             <w:pPr>
@@ -1060,7 +1084,7 @@
         </w:tc>
         <w:tc>
           <w:tcPr>
-            <w:tcW w:w="1543" w:type="dxa"/>
+            <w:tcW w:w="1725" w:type="dxa"/>
           </w:tcPr>
           <w:p>
             <w:pPr>
@@ -1074,7 +1098,7 @@
         </w:tc>
         <w:tc>
           <w:tcPr>
-            <w:tcW w:w="3876" w:type="dxa"/>
+            <w:tcW w:w="3673" w:type="dxa"/>
           </w:tcPr>
           <w:p>
             <w:pPr>
@@ -1088,7 +1112,7 @@
         </w:tc>
         <w:tc>
           <w:tcPr>
-            <w:tcW w:w="3088" w:type="dxa"/>
+            <w:tcW w:w="2926" w:type="dxa"/>
           </w:tcPr>
           <w:p>
             <w:pPr>
@@ -1104,7 +1128,7 @@
       <w:tr>
         <w:tc>
           <w:tcPr>
-            <w:tcW w:w="851" w:type="dxa"/>
+            <w:tcW w:w="1035" w:type="dxa"/>
           </w:tcPr>
           <w:p>
             <w:pPr>
@@ -1118,7 +1142,7 @@
         </w:tc>
         <w:tc>
           <w:tcPr>
-            <w:tcW w:w="1543" w:type="dxa"/>
+            <w:tcW w:w="1725" w:type="dxa"/>
           </w:tcPr>
           <w:p>
             <w:pPr>
@@ -1132,7 +1156,7 @@
         </w:tc>
         <w:tc>
           <w:tcPr>
-            <w:tcW w:w="3876" w:type="dxa"/>
+            <w:tcW w:w="3673" w:type="dxa"/>
           </w:tcPr>
           <w:p>
             <w:pPr>
@@ -1162,7 +1186,7 @@
         </w:tc>
         <w:tc>
           <w:tcPr>
-            <w:tcW w:w="3088" w:type="dxa"/>
+            <w:tcW w:w="2926" w:type="dxa"/>
           </w:tcPr>
           <w:p>
             <w:pPr>
@@ -1178,7 +1202,7 @@
       <w:tr>
         <w:tc>
           <w:tcPr>
-            <w:tcW w:w="851" w:type="dxa"/>
+            <w:tcW w:w="1035" w:type="dxa"/>
           </w:tcPr>
           <w:p>
             <w:pPr>
@@ -1192,7 +1216,7 @@
         </w:tc>
         <w:tc>
           <w:tcPr>
-            <w:tcW w:w="1543" w:type="dxa"/>
+            <w:tcW w:w="1725" w:type="dxa"/>
           </w:tcPr>
           <w:p>
             <w:pPr>
@@ -1206,7 +1230,7 @@
         </w:tc>
         <w:tc>
           <w:tcPr>
-            <w:tcW w:w="3876" w:type="dxa"/>
+            <w:tcW w:w="3673" w:type="dxa"/>
           </w:tcPr>
           <w:p>
             <w:pPr>
@@ -1220,7 +1244,7 @@
         </w:tc>
         <w:tc>
           <w:tcPr>
-            <w:tcW w:w="3088" w:type="dxa"/>
+            <w:tcW w:w="2926" w:type="dxa"/>
           </w:tcPr>
           <w:p>
             <w:pPr>
@@ -1236,7 +1260,7 @@
       <w:tr>
         <w:tc>
           <w:tcPr>
-            <w:tcW w:w="851" w:type="dxa"/>
+            <w:tcW w:w="1035" w:type="dxa"/>
           </w:tcPr>
           <w:p>
             <w:pPr>
@@ -1250,7 +1274,7 @@
         </w:tc>
         <w:tc>
           <w:tcPr>
-            <w:tcW w:w="1543" w:type="dxa"/>
+            <w:tcW w:w="1725" w:type="dxa"/>
           </w:tcPr>
           <w:p>
             <w:pPr>
@@ -1264,7 +1288,7 @@
         </w:tc>
         <w:tc>
           <w:tcPr>
-            <w:tcW w:w="3876" w:type="dxa"/>
+            <w:tcW w:w="3673" w:type="dxa"/>
           </w:tcPr>
           <w:p>
             <w:pPr>
@@ -1278,7 +1302,7 @@
         </w:tc>
         <w:tc>
           <w:tcPr>
-            <w:tcW w:w="3088" w:type="dxa"/>
+            <w:tcW w:w="2926" w:type="dxa"/>
           </w:tcPr>
           <w:p>
             <w:pPr>
@@ -1438,9 +1462,9 @@
         <w:tblLayout w:type="fixed"/>
       </w:tblPr>
       <w:tblGrid>
-        <w:gridCol w:w="1335"/>
-        <w:gridCol w:w="4175"/>
-        <w:gridCol w:w="3849"/>
+        <w:gridCol w:w="1840"/>
+        <w:gridCol w:w="3912"/>
+        <w:gridCol w:w="3607"/>
       </w:tblGrid>
       <w:tr>
         <w:trPr>
@@ -1448,7 +1472,7 @@
         </w:trPr>
         <w:tc>
           <w:tcPr>
-            <w:tcW w:w="1335" w:type="dxa"/>
+            <w:tcW w:w="1840" w:type="dxa"/>
           </w:tcPr>
           <w:p>
             <w:pPr>
@@ -1462,7 +1486,7 @@
         </w:tc>
         <w:tc>
           <w:tcPr>
-            <w:tcW w:w="4175" w:type="dxa"/>
+            <w:tcW w:w="3912" w:type="dxa"/>
           </w:tcPr>
           <w:p>
             <w:pPr>
@@ -1476,7 +1500,7 @@
         </w:tc>
         <w:tc>
           <w:tcPr>
-            <w:tcW w:w="3849" w:type="dxa"/>
+            <w:tcW w:w="3607" w:type="dxa"/>
           </w:tcPr>
           <w:p>
             <w:pPr>
@@ -1492,7 +1516,7 @@
       <w:tr>
         <w:tc>
           <w:tcPr>
-            <w:tcW w:w="1335" w:type="dxa"/>
+            <w:tcW w:w="1840" w:type="dxa"/>
           </w:tcPr>
           <w:p>
             <w:pPr>
@@ -1506,7 +1530,7 @@
         </w:tc>
         <w:tc>
           <w:tcPr>
-            <w:tcW w:w="4175" w:type="dxa"/>
+            <w:tcW w:w="3912" w:type="dxa"/>
           </w:tcPr>
           <w:p>
             <w:pPr>
@@ -1520,7 +1544,7 @@
         </w:tc>
         <w:tc>
           <w:tcPr>
-            <w:tcW w:w="3849" w:type="dxa"/>
+            <w:tcW w:w="3607" w:type="dxa"/>
           </w:tcPr>
           <w:p>
             <w:pPr>
@@ -1536,7 +1560,7 @@
       <w:tr>
         <w:tc>
           <w:tcPr>
-            <w:tcW w:w="1335" w:type="dxa"/>
+            <w:tcW w:w="1840" w:type="dxa"/>
           </w:tcPr>
           <w:p>
             <w:pPr>
@@ -1550,7 +1574,7 @@
         </w:tc>
         <w:tc>
           <w:tcPr>
-            <w:tcW w:w="4175" w:type="dxa"/>
+            <w:tcW w:w="3912" w:type="dxa"/>
           </w:tcPr>
           <w:p>
             <w:pPr>
@@ -1564,7 +1588,7 @@
         </w:tc>
         <w:tc>
           <w:tcPr>
-            <w:tcW w:w="3849" w:type="dxa"/>
+            <w:tcW w:w="3607" w:type="dxa"/>
           </w:tcPr>
           <w:p>
             <w:pPr>
@@ -1580,7 +1604,7 @@
       <w:tr>
         <w:tc>
           <w:tcPr>
-            <w:tcW w:w="1335" w:type="dxa"/>
+            <w:tcW w:w="1840" w:type="dxa"/>
           </w:tcPr>
           <w:p>
             <w:pPr>
@@ -1594,7 +1618,7 @@
         </w:tc>
         <w:tc>
           <w:tcPr>
-            <w:tcW w:w="4175" w:type="dxa"/>
+            <w:tcW w:w="3912" w:type="dxa"/>
           </w:tcPr>
           <w:p>
             <w:pPr>
@@ -1608,7 +1632,7 @@
         </w:tc>
         <w:tc>
           <w:tcPr>
-            <w:tcW w:w="3849" w:type="dxa"/>
+            <w:tcW w:w="3607" w:type="dxa"/>
           </w:tcPr>
           <w:p>
             <w:pPr>
@@ -1624,7 +1648,7 @@
       <w:tr>
         <w:tc>
           <w:tcPr>
-            <w:tcW w:w="1335" w:type="dxa"/>
+            <w:tcW w:w="1840" w:type="dxa"/>
           </w:tcPr>
           <w:p>
             <w:pPr>
@@ -1638,7 +1662,7 @@
         </w:tc>
         <w:tc>
           <w:tcPr>
-            <w:tcW w:w="4175" w:type="dxa"/>
+            <w:tcW w:w="3912" w:type="dxa"/>
           </w:tcPr>
           <w:p>
             <w:pPr>
@@ -1652,7 +1676,7 @@
         </w:tc>
         <w:tc>
           <w:tcPr>
-            <w:tcW w:w="3849" w:type="dxa"/>
+            <w:tcW w:w="3607" w:type="dxa"/>
           </w:tcPr>
           <w:p>
             <w:pPr>
@@ -1694,11 +1718,11 @@
         <w:tblLayout w:type="fixed"/>
       </w:tblPr>
       <w:tblGrid>
-        <w:gridCol w:w="867"/>
-        <w:gridCol w:w="1742"/>
-        <w:gridCol w:w="1842"/>
-        <w:gridCol w:w="2524"/>
-        <w:gridCol w:w="2382"/>
+        <w:gridCol w:w="1265"/>
+        <w:gridCol w:w="1661"/>
+        <w:gridCol w:w="1756"/>
+        <w:gridCol w:w="2406"/>
+        <w:gridCol w:w="2270"/>
       </w:tblGrid>
       <w:tr>
         <w:trPr>
@@ -1706,7 +1730,7 @@
         </w:trPr>
         <w:tc>
           <w:tcPr>
-            <w:tcW w:w="867" w:type="dxa"/>
+            <w:tcW w:w="1265" w:type="dxa"/>
           </w:tcPr>
           <w:p>
             <w:pPr>
@@ -1720,7 +1744,7 @@
         </w:tc>
         <w:tc>
           <w:tcPr>
-            <w:tcW w:w="1742" w:type="dxa"/>
+            <w:tcW w:w="1661" w:type="dxa"/>
           </w:tcPr>
           <w:p>
             <w:pPr>
@@ -1734,7 +1758,7 @@
         </w:tc>
         <w:tc>
           <w:tcPr>
-            <w:tcW w:w="1842" w:type="dxa"/>
+            <w:tcW w:w="1756" w:type="dxa"/>
           </w:tcPr>
           <w:p>
             <w:pPr>
@@ -1748,7 +1772,7 @@
         </w:tc>
         <w:tc>
           <w:tcPr>
-            <w:tcW w:w="2524" w:type="dxa"/>
+            <w:tcW w:w="2406" w:type="dxa"/>
           </w:tcPr>
           <w:p>
             <w:pPr>
@@ -1762,7 +1786,7 @@
         </w:tc>
         <w:tc>
           <w:tcPr>
-            <w:tcW w:w="2382" w:type="dxa"/>
+            <w:tcW w:w="2270" w:type="dxa"/>
           </w:tcPr>
           <w:p>
             <w:pPr>
@@ -1778,7 +1802,7 @@
       <w:tr>
         <w:tc>
           <w:tcPr>
-            <w:tcW w:w="867" w:type="dxa"/>
+            <w:tcW w:w="1265" w:type="dxa"/>
           </w:tcPr>
           <w:p>
             <w:pPr>
@@ -1792,7 +1816,7 @@
         </w:tc>
         <w:tc>
           <w:tcPr>
-            <w:tcW w:w="1742" w:type="dxa"/>
+            <w:tcW w:w="1661" w:type="dxa"/>
           </w:tcPr>
           <w:p>
             <w:pPr>
@@ -1806,7 +1830,7 @@
         </w:tc>
         <w:tc>
           <w:tcPr>
-            <w:tcW w:w="1842" w:type="dxa"/>
+            <w:tcW w:w="1756" w:type="dxa"/>
           </w:tcPr>
           <w:p>
             <w:pPr>
@@ -1820,7 +1844,7 @@
         </w:tc>
         <w:tc>
           <w:tcPr>
-            <w:tcW w:w="2524" w:type="dxa"/>
+            <w:tcW w:w="2406" w:type="dxa"/>
           </w:tcPr>
           <w:p>
             <w:pPr>
@@ -1834,7 +1858,7 @@
         </w:tc>
         <w:tc>
           <w:tcPr>
-            <w:tcW w:w="2382" w:type="dxa"/>
+            <w:tcW w:w="2270" w:type="dxa"/>
           </w:tcPr>
           <w:p>
             <w:pPr>
@@ -1850,7 +1874,7 @@
       <w:tr>
         <w:tc>
           <w:tcPr>
-            <w:tcW w:w="867" w:type="dxa"/>
+            <w:tcW w:w="1265" w:type="dxa"/>
           </w:tcPr>
           <w:p>
             <w:pPr>
@@ -1864,7 +1888,7 @@
         </w:tc>
         <w:tc>
           <w:tcPr>
-            <w:tcW w:w="1742" w:type="dxa"/>
+            <w:tcW w:w="1661" w:type="dxa"/>
           </w:tcPr>
           <w:p>
             <w:pPr>
@@ -1878,7 +1902,7 @@
         </w:tc>
         <w:tc>
           <w:tcPr>
-            <w:tcW w:w="1842" w:type="dxa"/>
+            <w:tcW w:w="1756" w:type="dxa"/>
           </w:tcPr>
           <w:p>
             <w:pPr>
@@ -1892,7 +1916,7 @@
         </w:tc>
         <w:tc>
           <w:tcPr>
-            <w:tcW w:w="2524" w:type="dxa"/>
+            <w:tcW w:w="2406" w:type="dxa"/>
           </w:tcPr>
           <w:p>
             <w:pPr>
@@ -1906,7 +1930,7 @@
         </w:tc>
         <w:tc>
           <w:tcPr>
-            <w:tcW w:w="2382" w:type="dxa"/>
+            <w:tcW w:w="2270" w:type="dxa"/>
           </w:tcPr>
           <w:p>
             <w:pPr>
@@ -1922,7 +1946,7 @@
       <w:tr>
         <w:tc>
           <w:tcPr>
-            <w:tcW w:w="867" w:type="dxa"/>
+            <w:tcW w:w="1265" w:type="dxa"/>
           </w:tcPr>
           <w:p>
             <w:pPr>
@@ -1936,7 +1960,7 @@
         </w:tc>
         <w:tc>
           <w:tcPr>
-            <w:tcW w:w="1742" w:type="dxa"/>
+            <w:tcW w:w="1661" w:type="dxa"/>
           </w:tcPr>
           <w:p>
             <w:pPr>
@@ -1950,7 +1974,7 @@
         </w:tc>
         <w:tc>
           <w:tcPr>
-            <w:tcW w:w="1842" w:type="dxa"/>
+            <w:tcW w:w="1756" w:type="dxa"/>
           </w:tcPr>
           <w:p>
             <w:pPr>
@@ -1964,7 +1988,7 @@
         </w:tc>
         <w:tc>
           <w:tcPr>
-            <w:tcW w:w="2524" w:type="dxa"/>
+            <w:tcW w:w="2406" w:type="dxa"/>
           </w:tcPr>
           <w:p>
             <w:pPr>
@@ -1978,7 +2002,7 @@
         </w:tc>
         <w:tc>
           <w:tcPr>
-            <w:tcW w:w="2382" w:type="dxa"/>
+            <w:tcW w:w="2270" w:type="dxa"/>
           </w:tcPr>
           <w:p>
             <w:pPr>
@@ -1994,7 +2018,7 @@
       <w:tr>
         <w:tc>
           <w:tcPr>
-            <w:tcW w:w="867" w:type="dxa"/>
+            <w:tcW w:w="1265" w:type="dxa"/>
           </w:tcPr>
           <w:p>
             <w:pPr>
@@ -2008,7 +2032,7 @@
         </w:tc>
         <w:tc>
           <w:tcPr>
-            <w:tcW w:w="1742" w:type="dxa"/>
+            <w:tcW w:w="1661" w:type="dxa"/>
           </w:tcPr>
           <w:p>
             <w:pPr>
@@ -2022,7 +2046,7 @@
         </w:tc>
         <w:tc>
           <w:tcPr>
-            <w:tcW w:w="1842" w:type="dxa"/>
+            <w:tcW w:w="1756" w:type="dxa"/>
           </w:tcPr>
           <w:p>
             <w:pPr>
@@ -2036,7 +2060,7 @@
         </w:tc>
         <w:tc>
           <w:tcPr>
-            <w:tcW w:w="2524" w:type="dxa"/>
+            <w:tcW w:w="2406" w:type="dxa"/>
           </w:tcPr>
           <w:p>
             <w:pPr>
@@ -2050,7 +2074,7 @@
         </w:tc>
         <w:tc>
           <w:tcPr>
-            <w:tcW w:w="2382" w:type="dxa"/>
+            <w:tcW w:w="2270" w:type="dxa"/>
           </w:tcPr>
           <w:p>
             <w:pPr>
@@ -2066,7 +2090,7 @@
       <w:tr>
         <w:tc>
           <w:tcPr>
-            <w:tcW w:w="867" w:type="dxa"/>
+            <w:tcW w:w="1265" w:type="dxa"/>
           </w:tcPr>
           <w:p>
             <w:pPr>
@@ -2080,7 +2104,7 @@
         </w:tc>
         <w:tc>
           <w:tcPr>
-            <w:tcW w:w="1742" w:type="dxa"/>
+            <w:tcW w:w="1661" w:type="dxa"/>
           </w:tcPr>
           <w:p>
             <w:pPr>
@@ -2094,7 +2118,7 @@
         </w:tc>
         <w:tc>
           <w:tcPr>
-            <w:tcW w:w="1842" w:type="dxa"/>
+            <w:tcW w:w="1756" w:type="dxa"/>
           </w:tcPr>
           <w:p>
             <w:pPr>
@@ -2108,7 +2132,7 @@
         </w:tc>
         <w:tc>
           <w:tcPr>
-            <w:tcW w:w="2524" w:type="dxa"/>
+            <w:tcW w:w="2406" w:type="dxa"/>
           </w:tcPr>
           <w:p>
             <w:pPr>
@@ -2122,7 +2146,7 @@
         </w:tc>
         <w:tc>
           <w:tcPr>
-            <w:tcW w:w="2382" w:type="dxa"/>
+            <w:tcW w:w="2270" w:type="dxa"/>
           </w:tcPr>
           <w:p>
             <w:pPr>
@@ -2138,7 +2162,7 @@
       <w:tr>
         <w:tc>
           <w:tcPr>
-            <w:tcW w:w="867" w:type="dxa"/>
+            <w:tcW w:w="1265" w:type="dxa"/>
           </w:tcPr>
           <w:p>
             <w:pPr>
@@ -2152,7 +2176,7 @@
         </w:tc>
         <w:tc>
           <w:tcPr>
-            <w:tcW w:w="1742" w:type="dxa"/>
+            <w:tcW w:w="1661" w:type="dxa"/>
           </w:tcPr>
           <w:p>
             <w:pPr>
@@ -2166,7 +2190,7 @@
         </w:tc>
         <w:tc>
           <w:tcPr>
-            <w:tcW w:w="1842" w:type="dxa"/>
+            <w:tcW w:w="1756" w:type="dxa"/>
           </w:tcPr>
           <w:p>
             <w:pPr>
@@ -2180,7 +2204,7 @@
         </w:tc>
         <w:tc>
           <w:tcPr>
-            <w:tcW w:w="2524" w:type="dxa"/>
+            <w:tcW w:w="2406" w:type="dxa"/>
           </w:tcPr>
           <w:p>
             <w:pPr>
@@ -2194,7 +2218,7 @@
         </w:tc>
         <w:tc>
           <w:tcPr>
-            <w:tcW w:w="2382" w:type="dxa"/>
+            <w:tcW w:w="2270" w:type="dxa"/>
           </w:tcPr>
           <w:p>
             <w:pPr>
@@ -2210,7 +2234,7 @@
       <w:tr>
         <w:tc>
           <w:tcPr>
-            <w:tcW w:w="867" w:type="dxa"/>
+            <w:tcW w:w="1265" w:type="dxa"/>
           </w:tcPr>
           <w:p>
             <w:pPr>
@@ -2224,7 +2248,7 @@
         </w:tc>
         <w:tc>
           <w:tcPr>
-            <w:tcW w:w="1742" w:type="dxa"/>
+            <w:tcW w:w="1661" w:type="dxa"/>
           </w:tcPr>
           <w:p>
             <w:pPr>
@@ -2238,7 +2262,7 @@
         </w:tc>
         <w:tc>
           <w:tcPr>
-            <w:tcW w:w="1842" w:type="dxa"/>
+            <w:tcW w:w="1756" w:type="dxa"/>
           </w:tcPr>
           <w:p>
             <w:pPr>
@@ -2252,7 +2276,7 @@
         </w:tc>
         <w:tc>
           <w:tcPr>
-            <w:tcW w:w="2524" w:type="dxa"/>
+            <w:tcW w:w="2406" w:type="dxa"/>
           </w:tcPr>
           <w:p>
             <w:pPr>
@@ -2266,7 +2290,7 @@
         </w:tc>
         <w:tc>
           <w:tcPr>
-            <w:tcW w:w="2382" w:type="dxa"/>
+            <w:tcW w:w="2270" w:type="dxa"/>
           </w:tcPr>
           <w:p>
             <w:pPr>
@@ -2316,10 +2340,10 @@
         <w:tblLayout w:type="fixed"/>
       </w:tblPr>
       <w:tblGrid>
-        <w:gridCol w:w="872"/>
-        <w:gridCol w:w="2294"/>
-        <w:gridCol w:w="2708"/>
-        <w:gridCol w:w="3483"/>
+        <w:gridCol w:w="1610"/>
+        <w:gridCol w:w="2095"/>
+        <w:gridCol w:w="2473"/>
+        <w:gridCol w:w="3181"/>
       </w:tblGrid>
       <w:tr>
         <w:trPr>
@@ -2327,7 +2351,7 @@
         </w:trPr>
         <w:tc>
           <w:tcPr>
-            <w:tcW w:w="872" w:type="dxa"/>
+            <w:tcW w:w="1610" w:type="dxa"/>
           </w:tcPr>
           <w:p>
             <w:pPr>
@@ -2341,7 +2365,7 @@
         </w:tc>
         <w:tc>
           <w:tcPr>
-            <w:tcW w:w="2294" w:type="dxa"/>
+            <w:tcW w:w="2095" w:type="dxa"/>
           </w:tcPr>
           <w:p>
             <w:pPr>
@@ -2355,7 +2379,7 @@
         </w:tc>
         <w:tc>
           <w:tcPr>
-            <w:tcW w:w="2708" w:type="dxa"/>
+            <w:tcW w:w="2473" w:type="dxa"/>
           </w:tcPr>
           <w:p>
             <w:pPr>
@@ -2369,7 +2393,7 @@
         </w:tc>
         <w:tc>
           <w:tcPr>
-            <w:tcW w:w="3483" w:type="dxa"/>
+            <w:tcW w:w="3181" w:type="dxa"/>
           </w:tcPr>
           <w:p>
             <w:pPr>
@@ -2385,7 +2409,7 @@
       <w:tr>
         <w:tc>
           <w:tcPr>
-            <w:tcW w:w="872" w:type="dxa"/>
+            <w:tcW w:w="1610" w:type="dxa"/>
           </w:tcPr>
           <w:p>
             <w:pPr>
@@ -2399,7 +2423,7 @@
         </w:tc>
         <w:tc>
           <w:tcPr>
-            <w:tcW w:w="2294" w:type="dxa"/>
+            <w:tcW w:w="2095" w:type="dxa"/>
           </w:tcPr>
           <w:p>
             <w:pPr>
@@ -2413,7 +2437,7 @@
         </w:tc>
         <w:tc>
           <w:tcPr>
-            <w:tcW w:w="2708" w:type="dxa"/>
+            <w:tcW w:w="2473" w:type="dxa"/>
           </w:tcPr>
           <w:p>
             <w:pPr>
@@ -2427,7 +2451,7 @@
         </w:tc>
         <w:tc>
           <w:tcPr>
-            <w:tcW w:w="3483" w:type="dxa"/>
+            <w:tcW w:w="3181" w:type="dxa"/>
           </w:tcPr>
           <w:p>
             <w:pPr>
@@ -2443,7 +2467,7 @@
       <w:tr>
         <w:tc>
           <w:tcPr>
-            <w:tcW w:w="872" w:type="dxa"/>
+            <w:tcW w:w="1610" w:type="dxa"/>
           </w:tcPr>
           <w:p>
             <w:pPr>
@@ -2457,7 +2481,7 @@
         </w:tc>
         <w:tc>
           <w:tcPr>
-            <w:tcW w:w="2294" w:type="dxa"/>
+            <w:tcW w:w="2095" w:type="dxa"/>
           </w:tcPr>
           <w:p>
             <w:pPr>
@@ -2471,7 +2495,7 @@
         </w:tc>
         <w:tc>
           <w:tcPr>
-            <w:tcW w:w="2708" w:type="dxa"/>
+            <w:tcW w:w="2473" w:type="dxa"/>
           </w:tcPr>
           <w:p>
             <w:pPr>
@@ -2485,7 +2509,7 @@
         </w:tc>
         <w:tc>
           <w:tcPr>
-            <w:tcW w:w="3483" w:type="dxa"/>
+            <w:tcW w:w="3181" w:type="dxa"/>
           </w:tcPr>
           <w:p>
             <w:pPr>
@@ -2501,7 +2525,7 @@
       <w:tr>
         <w:tc>
           <w:tcPr>
-            <w:tcW w:w="872" w:type="dxa"/>
+            <w:tcW w:w="1610" w:type="dxa"/>
           </w:tcPr>
           <w:p>
             <w:pPr>
@@ -2515,7 +2539,7 @@
         </w:tc>
         <w:tc>
           <w:tcPr>
-            <w:tcW w:w="2294" w:type="dxa"/>
+            <w:tcW w:w="2095" w:type="dxa"/>
           </w:tcPr>
           <w:p>
             <w:pPr>
@@ -2529,7 +2553,7 @@
         </w:tc>
         <w:tc>
           <w:tcPr>
-            <w:tcW w:w="2708" w:type="dxa"/>
+            <w:tcW w:w="2473" w:type="dxa"/>
           </w:tcPr>
           <w:p>
             <w:pPr>
@@ -2543,7 +2567,7 @@
         </w:tc>
         <w:tc>
           <w:tcPr>
-            <w:tcW w:w="3483" w:type="dxa"/>
+            <w:tcW w:w="3181" w:type="dxa"/>
           </w:tcPr>
           <w:p>
             <w:pPr>
@@ -2559,7 +2583,7 @@
       <w:tr>
         <w:tc>
           <w:tcPr>
-            <w:tcW w:w="872" w:type="dxa"/>
+            <w:tcW w:w="1610" w:type="dxa"/>
           </w:tcPr>
           <w:p>
             <w:pPr>
@@ -2573,7 +2597,7 @@
         </w:tc>
         <w:tc>
           <w:tcPr>
-            <w:tcW w:w="2294" w:type="dxa"/>
+            <w:tcW w:w="2095" w:type="dxa"/>
           </w:tcPr>
           <w:p>
             <w:pPr>
@@ -2587,7 +2611,7 @@
         </w:tc>
         <w:tc>
           <w:tcPr>
-            <w:tcW w:w="2708" w:type="dxa"/>
+            <w:tcW w:w="2473" w:type="dxa"/>
           </w:tcPr>
           <w:p>
             <w:pPr>
@@ -2601,7 +2625,7 @@
         </w:tc>
         <w:tc>
           <w:tcPr>
-            <w:tcW w:w="3483" w:type="dxa"/>
+            <w:tcW w:w="3181" w:type="dxa"/>
           </w:tcPr>
           <w:p>
             <w:pPr>
@@ -2617,7 +2641,7 @@
       <w:tr>
         <w:tc>
           <w:tcPr>
-            <w:tcW w:w="872" w:type="dxa"/>
+            <w:tcW w:w="1610" w:type="dxa"/>
           </w:tcPr>
           <w:p>
             <w:pPr>
@@ -2631,7 +2655,7 @@
         </w:tc>
         <w:tc>
           <w:tcPr>
-            <w:tcW w:w="2294" w:type="dxa"/>
+            <w:tcW w:w="2095" w:type="dxa"/>
           </w:tcPr>
           <w:p>
             <w:pPr>
@@ -2645,7 +2669,7 @@
         </w:tc>
         <w:tc>
           <w:tcPr>
-            <w:tcW w:w="2708" w:type="dxa"/>
+            <w:tcW w:w="2473" w:type="dxa"/>
           </w:tcPr>
           <w:p>
             <w:pPr>
@@ -2659,7 +2683,7 @@
         </w:tc>
         <w:tc>
           <w:tcPr>
-            <w:tcW w:w="3483" w:type="dxa"/>
+            <w:tcW w:w="3181" w:type="dxa"/>
           </w:tcPr>
           <w:p>
             <w:pPr>
@@ -2675,7 +2699,7 @@
       <w:tr>
         <w:tc>
           <w:tcPr>
-            <w:tcW w:w="872" w:type="dxa"/>
+            <w:tcW w:w="1610" w:type="dxa"/>
           </w:tcPr>
           <w:p>
             <w:pPr>
@@ -2689,7 +2713,7 @@
         </w:tc>
         <w:tc>
           <w:tcPr>
-            <w:tcW w:w="2294" w:type="dxa"/>
+            <w:tcW w:w="2095" w:type="dxa"/>
           </w:tcPr>
           <w:p>
             <w:pPr>
@@ -2703,7 +2727,7 @@
         </w:tc>
         <w:tc>
           <w:tcPr>
-            <w:tcW w:w="2708" w:type="dxa"/>
+            <w:tcW w:w="2473" w:type="dxa"/>
           </w:tcPr>
           <w:p>
             <w:pPr>
@@ -2717,7 +2741,7 @@
         </w:tc>
         <w:tc>
           <w:tcPr>
-            <w:tcW w:w="3483" w:type="dxa"/>
+            <w:tcW w:w="3181" w:type="dxa"/>
           </w:tcPr>
           <w:p>
             <w:pPr>
@@ -2750,10 +2774,10 @@
         <w:tblLayout w:type="fixed"/>
       </w:tblPr>
       <w:tblGrid>
-        <w:gridCol w:w="876"/>
-        <w:gridCol w:w="2629"/>
-        <w:gridCol w:w="2867"/>
-        <w:gridCol w:w="2986"/>
+        <w:gridCol w:w="1495"/>
+        <w:gridCol w:w="2437"/>
+        <w:gridCol w:w="2658"/>
+        <w:gridCol w:w="2768"/>
       </w:tblGrid>
       <w:tr>
         <w:trPr>
@@ -2761,7 +2785,7 @@
         </w:trPr>
         <w:tc>
           <w:tcPr>
-            <w:tcW w:w="876" w:type="dxa"/>
+            <w:tcW w:w="1495" w:type="dxa"/>
           </w:tcPr>
           <w:p>
             <w:pPr>
@@ -2775,7 +2799,7 @@
         </w:tc>
         <w:tc>
           <w:tcPr>
-            <w:tcW w:w="2629" w:type="dxa"/>
+            <w:tcW w:w="2437" w:type="dxa"/>
           </w:tcPr>
           <w:p>
             <w:pPr>
@@ -2789,7 +2813,7 @@
         </w:tc>
         <w:tc>
           <w:tcPr>
-            <w:tcW w:w="2867" w:type="dxa"/>
+            <w:tcW w:w="2658" w:type="dxa"/>
           </w:tcPr>
           <w:p>
             <w:pPr>
@@ -2803,7 +2827,7 @@
         </w:tc>
         <w:tc>
           <w:tcPr>
-            <w:tcW w:w="2986" w:type="dxa"/>
+            <w:tcW w:w="2768" w:type="dxa"/>
           </w:tcPr>
           <w:p>
             <w:pPr>
@@ -2819,7 +2843,7 @@
       <w:tr>
         <w:tc>
           <w:tcPr>
-            <w:tcW w:w="876" w:type="dxa"/>
+            <w:tcW w:w="1495" w:type="dxa"/>
           </w:tcPr>
           <w:p>
             <w:pPr>
@@ -2833,7 +2857,7 @@
         </w:tc>
         <w:tc>
           <w:tcPr>
-            <w:tcW w:w="2629" w:type="dxa"/>
+            <w:tcW w:w="2437" w:type="dxa"/>
           </w:tcPr>
           <w:p>
             <w:pPr>
@@ -2847,7 +2871,7 @@
         </w:tc>
         <w:tc>
           <w:tcPr>
-            <w:tcW w:w="2867" w:type="dxa"/>
+            <w:tcW w:w="2658" w:type="dxa"/>
           </w:tcPr>
           <w:p>
             <w:pPr>
@@ -2861,7 +2885,7 @@
         </w:tc>
         <w:tc>
           <w:tcPr>
-            <w:tcW w:w="2986" w:type="dxa"/>
+            <w:tcW w:w="2768" w:type="dxa"/>
           </w:tcPr>
           <w:p>
             <w:pPr>
@@ -2877,7 +2901,7 @@
       <w:tr>
         <w:tc>
           <w:tcPr>
-            <w:tcW w:w="876" w:type="dxa"/>
+            <w:tcW w:w="1495" w:type="dxa"/>
           </w:tcPr>
           <w:p>
             <w:pPr>
@@ -2891,7 +2915,7 @@
         </w:tc>
         <w:tc>
           <w:tcPr>
-            <w:tcW w:w="2629" w:type="dxa"/>
+            <w:tcW w:w="2437" w:type="dxa"/>
           </w:tcPr>
           <w:p>
             <w:pPr>
@@ -2905,7 +2929,7 @@
         </w:tc>
         <w:tc>
           <w:tcPr>
-            <w:tcW w:w="2867" w:type="dxa"/>
+            <w:tcW w:w="2658" w:type="dxa"/>
           </w:tcPr>
           <w:p>
             <w:pPr>
@@ -2919,7 +2943,7 @@
         </w:tc>
         <w:tc>
           <w:tcPr>
-            <w:tcW w:w="2986" w:type="dxa"/>
+            <w:tcW w:w="2768" w:type="dxa"/>
           </w:tcPr>
           <w:p>
             <w:pPr>
@@ -2935,7 +2959,7 @@
       <w:tr>
         <w:tc>
           <w:tcPr>
-            <w:tcW w:w="876" w:type="dxa"/>
+            <w:tcW w:w="1495" w:type="dxa"/>
           </w:tcPr>
           <w:p>
             <w:pPr>
@@ -2949,7 +2973,7 @@
         </w:tc>
         <w:tc>
           <w:tcPr>
-            <w:tcW w:w="2629" w:type="dxa"/>
+            <w:tcW w:w="2437" w:type="dxa"/>
           </w:tcPr>
           <w:p>
             <w:pPr>
@@ -2963,7 +2987,7 @@
         </w:tc>
         <w:tc>
           <w:tcPr>
-            <w:tcW w:w="2867" w:type="dxa"/>
+            <w:tcW w:w="2658" w:type="dxa"/>
           </w:tcPr>
           <w:p>
             <w:pPr>
@@ -2977,7 +3001,7 @@
         </w:tc>
         <w:tc>
           <w:tcPr>
-            <w:tcW w:w="2986" w:type="dxa"/>
+            <w:tcW w:w="2768" w:type="dxa"/>
           </w:tcPr>
           <w:p>
             <w:pPr>
@@ -2993,7 +3017,7 @@
       <w:tr>
         <w:tc>
           <w:tcPr>
-            <w:tcW w:w="876" w:type="dxa"/>
+            <w:tcW w:w="1495" w:type="dxa"/>
           </w:tcPr>
           <w:p>
             <w:pPr>
@@ -3007,7 +3031,7 @@
         </w:tc>
         <w:tc>
           <w:tcPr>
-            <w:tcW w:w="2629" w:type="dxa"/>
+            <w:tcW w:w="2437" w:type="dxa"/>
           </w:tcPr>
           <w:p>
             <w:pPr>
@@ -3021,7 +3045,7 @@
         </w:tc>
         <w:tc>
           <w:tcPr>
-            <w:tcW w:w="2867" w:type="dxa"/>
+            <w:tcW w:w="2658" w:type="dxa"/>
           </w:tcPr>
           <w:p>
             <w:pPr>
@@ -3035,7 +3059,7 @@
         </w:tc>
         <w:tc>
           <w:tcPr>
-            <w:tcW w:w="2986" w:type="dxa"/>
+            <w:tcW w:w="2768" w:type="dxa"/>
           </w:tcPr>
           <w:p>
             <w:pPr>
@@ -3051,7 +3075,7 @@
       <w:tr>
         <w:tc>
           <w:tcPr>
-            <w:tcW w:w="876" w:type="dxa"/>
+            <w:tcW w:w="1495" w:type="dxa"/>
           </w:tcPr>
           <w:p>
             <w:pPr>
@@ -3065,7 +3089,7 @@
         </w:tc>
         <w:tc>
           <w:tcPr>
-            <w:tcW w:w="2629" w:type="dxa"/>
+            <w:tcW w:w="2437" w:type="dxa"/>
           </w:tcPr>
           <w:p>
             <w:pPr>
@@ -3079,7 +3103,7 @@
         </w:tc>
         <w:tc>
           <w:tcPr>
-            <w:tcW w:w="2867" w:type="dxa"/>
+            <w:tcW w:w="2658" w:type="dxa"/>
           </w:tcPr>
           <w:p>
             <w:pPr>
@@ -3093,7 +3117,7 @@
         </w:tc>
         <w:tc>
           <w:tcPr>
-            <w:tcW w:w="2986" w:type="dxa"/>
+            <w:tcW w:w="2768" w:type="dxa"/>
           </w:tcPr>
           <w:p>
             <w:pPr>
@@ -3109,7 +3133,7 @@
       <w:tr>
         <w:tc>
           <w:tcPr>
-            <w:tcW w:w="876" w:type="dxa"/>
+            <w:tcW w:w="1495" w:type="dxa"/>
           </w:tcPr>
           <w:p>
             <w:pPr>
@@ -3123,7 +3147,7 @@
         </w:tc>
         <w:tc>
           <w:tcPr>
-            <w:tcW w:w="2629" w:type="dxa"/>
+            <w:tcW w:w="2437" w:type="dxa"/>
           </w:tcPr>
           <w:p>
             <w:pPr>
@@ -3137,7 +3161,7 @@
         </w:tc>
         <w:tc>
           <w:tcPr>
-            <w:tcW w:w="2867" w:type="dxa"/>
+            <w:tcW w:w="2658" w:type="dxa"/>
           </w:tcPr>
           <w:p>
             <w:pPr>
@@ -3151,7 +3175,7 @@
         </w:tc>
         <w:tc>
           <w:tcPr>
-            <w:tcW w:w="2986" w:type="dxa"/>
+            <w:tcW w:w="2768" w:type="dxa"/>
           </w:tcPr>
           <w:p>
             <w:pPr>
@@ -3204,10 +3228,10 @@
         <w:tblLayout w:type="fixed"/>
       </w:tblPr>
       <w:tblGrid>
-        <w:gridCol w:w="862"/>
-        <w:gridCol w:w="2824"/>
-        <w:gridCol w:w="2799"/>
-        <w:gridCol w:w="2873"/>
+        <w:gridCol w:w="1380"/>
+        <w:gridCol w:w="2652"/>
+        <w:gridCol w:w="2628"/>
+        <w:gridCol w:w="2698"/>
       </w:tblGrid>
       <w:tr>
         <w:trPr>
@@ -3215,7 +3239,7 @@
         </w:trPr>
         <w:tc>
           <w:tcPr>
-            <w:tcW w:w="862" w:type="dxa"/>
+            <w:tcW w:w="1380" w:type="dxa"/>
           </w:tcPr>
           <w:p>
             <w:pPr>
@@ -3229,7 +3253,7 @@
         </w:tc>
         <w:tc>
           <w:tcPr>
-            <w:tcW w:w="2824" w:type="dxa"/>
+            <w:tcW w:w="2652" w:type="dxa"/>
           </w:tcPr>
           <w:p>
             <w:pPr>
@@ -3243,7 +3267,7 @@
         </w:tc>
         <w:tc>
           <w:tcPr>
-            <w:tcW w:w="2799" w:type="dxa"/>
+            <w:tcW w:w="2628" w:type="dxa"/>
           </w:tcPr>
           <w:p>
             <w:pPr>
@@ -3257,7 +3281,7 @@
         </w:tc>
         <w:tc>
           <w:tcPr>
-            <w:tcW w:w="2873" w:type="dxa"/>
+            <w:tcW w:w="2698" w:type="dxa"/>
           </w:tcPr>
           <w:p>
             <w:pPr>
@@ -3273,7 +3297,7 @@
       <w:tr>
         <w:tc>
           <w:tcPr>
-            <w:tcW w:w="862" w:type="dxa"/>
+            <w:tcW w:w="1380" w:type="dxa"/>
           </w:tcPr>
           <w:p>
             <w:pPr>
@@ -3287,7 +3311,7 @@
         </w:tc>
         <w:tc>
           <w:tcPr>
-            <w:tcW w:w="2824" w:type="dxa"/>
+            <w:tcW w:w="2652" w:type="dxa"/>
           </w:tcPr>
           <w:p>
             <w:pPr>
@@ -3301,7 +3325,7 @@
         </w:tc>
         <w:tc>
           <w:tcPr>
-            <w:tcW w:w="2799" w:type="dxa"/>
+            <w:tcW w:w="2628" w:type="dxa"/>
           </w:tcPr>
           <w:p>
             <w:pPr>
@@ -3315,7 +3339,7 @@
         </w:tc>
         <w:tc>
           <w:tcPr>
-            <w:tcW w:w="2873" w:type="dxa"/>
+            <w:tcW w:w="2698" w:type="dxa"/>
           </w:tcPr>
           <w:p>
             <w:pPr>
@@ -3331,7 +3355,7 @@
       <w:tr>
         <w:tc>
           <w:tcPr>
-            <w:tcW w:w="862" w:type="dxa"/>
+            <w:tcW w:w="1380" w:type="dxa"/>
           </w:tcPr>
           <w:p>
             <w:pPr>
@@ -3345,7 +3369,7 @@
         </w:tc>
         <w:tc>
           <w:tcPr>
-            <w:tcW w:w="2824" w:type="dxa"/>
+            <w:tcW w:w="2652" w:type="dxa"/>
           </w:tcPr>
           <w:p>
             <w:pPr>
@@ -3359,7 +3383,7 @@
         </w:tc>
         <w:tc>
           <w:tcPr>
-            <w:tcW w:w="2799" w:type="dxa"/>
+            <w:tcW w:w="2628" w:type="dxa"/>
           </w:tcPr>
           <w:p>
             <w:pPr>
@@ -3373,7 +3397,7 @@
         </w:tc>
         <w:tc>
           <w:tcPr>
-            <w:tcW w:w="2873" w:type="dxa"/>
+            <w:tcW w:w="2698" w:type="dxa"/>
           </w:tcPr>
           <w:p>
             <w:pPr>
@@ -3389,7 +3413,7 @@
       <w:tr>
         <w:tc>
           <w:tcPr>
-            <w:tcW w:w="862" w:type="dxa"/>
+            <w:tcW w:w="1380" w:type="dxa"/>
           </w:tcPr>
           <w:p>
             <w:pPr>
@@ -3403,7 +3427,7 @@
         </w:tc>
         <w:tc>
           <w:tcPr>
-            <w:tcW w:w="2824" w:type="dxa"/>
+            <w:tcW w:w="2652" w:type="dxa"/>
           </w:tcPr>
           <w:p>
             <w:pPr>
@@ -3417,7 +3441,7 @@
         </w:tc>
         <w:tc>
           <w:tcPr>
-            <w:tcW w:w="2799" w:type="dxa"/>
+            <w:tcW w:w="2628" w:type="dxa"/>
           </w:tcPr>
           <w:p>
             <w:pPr>
@@ -3431,7 +3455,7 @@
         </w:tc>
         <w:tc>
           <w:tcPr>
-            <w:tcW w:w="2873" w:type="dxa"/>
+            <w:tcW w:w="2698" w:type="dxa"/>
           </w:tcPr>
           <w:p>
             <w:pPr>
@@ -3447,7 +3471,7 @@
       <w:tr>
         <w:tc>
           <w:tcPr>
-            <w:tcW w:w="862" w:type="dxa"/>
+            <w:tcW w:w="1380" w:type="dxa"/>
           </w:tcPr>
           <w:p>
             <w:pPr>
@@ -3461,7 +3485,7 @@
         </w:tc>
         <w:tc>
           <w:tcPr>
-            <w:tcW w:w="2824" w:type="dxa"/>
+            <w:tcW w:w="2652" w:type="dxa"/>
           </w:tcPr>
           <w:p>
             <w:pPr>
@@ -3475,7 +3499,7 @@
         </w:tc>
         <w:tc>
           <w:tcPr>
-            <w:tcW w:w="2799" w:type="dxa"/>
+            <w:tcW w:w="2628" w:type="dxa"/>
           </w:tcPr>
           <w:p>
             <w:pPr>
@@ -3489,7 +3513,7 @@
         </w:tc>
         <w:tc>
           <w:tcPr>
-            <w:tcW w:w="2873" w:type="dxa"/>
+            <w:tcW w:w="2698" w:type="dxa"/>
           </w:tcPr>
           <w:p>
             <w:pPr>
@@ -3505,7 +3529,7 @@
       <w:tr>
         <w:tc>
           <w:tcPr>
-            <w:tcW w:w="862" w:type="dxa"/>
+            <w:tcW w:w="1380" w:type="dxa"/>
           </w:tcPr>
           <w:p>
             <w:pPr>
@@ -3519,7 +3543,7 @@
         </w:tc>
         <w:tc>
           <w:tcPr>
-            <w:tcW w:w="2824" w:type="dxa"/>
+            <w:tcW w:w="2652" w:type="dxa"/>
           </w:tcPr>
           <w:p>
             <w:pPr>
@@ -3533,7 +3557,7 @@
         </w:tc>
         <w:tc>
           <w:tcPr>
-            <w:tcW w:w="2799" w:type="dxa"/>
+            <w:tcW w:w="2628" w:type="dxa"/>
           </w:tcPr>
           <w:p>
             <w:pPr>
@@ -3547,7 +3571,7 @@
         </w:tc>
         <w:tc>
           <w:tcPr>
-            <w:tcW w:w="2873" w:type="dxa"/>
+            <w:tcW w:w="2698" w:type="dxa"/>
           </w:tcPr>
           <w:p>
             <w:pPr>
@@ -3603,10 +3627,10 @@
         <w:tblLayout w:type="fixed"/>
       </w:tblPr>
       <w:tblGrid>
-        <w:gridCol w:w="876"/>
-        <w:gridCol w:w="2533"/>
-        <w:gridCol w:w="2846"/>
-        <w:gridCol w:w="3103"/>
+        <w:gridCol w:w="1495"/>
+        <w:gridCol w:w="2348"/>
+        <w:gridCol w:w="2638"/>
+        <w:gridCol w:w="2877"/>
       </w:tblGrid>
       <w:tr>
         <w:trPr>
@@ -3614,7 +3638,7 @@
         </w:trPr>
         <w:tc>
           <w:tcPr>
-            <w:tcW w:w="876" w:type="dxa"/>
+            <w:tcW w:w="1495" w:type="dxa"/>
           </w:tcPr>
           <w:p>
             <w:pPr>
@@ -3628,7 +3652,7 @@
         </w:tc>
         <w:tc>
           <w:tcPr>
-            <w:tcW w:w="2533" w:type="dxa"/>
+            <w:tcW w:w="2348" w:type="dxa"/>
           </w:tcPr>
           <w:p>
             <w:pPr>
@@ -3642,7 +3666,7 @@
         </w:tc>
         <w:tc>
           <w:tcPr>
-            <w:tcW w:w="2846" w:type="dxa"/>
+            <w:tcW w:w="2638" w:type="dxa"/>
           </w:tcPr>
           <w:p>
             <w:pPr>
@@ -3656,7 +3680,7 @@
         </w:tc>
         <w:tc>
           <w:tcPr>
-            <w:tcW w:w="3103" w:type="dxa"/>
+            <w:tcW w:w="2877" w:type="dxa"/>
           </w:tcPr>
           <w:p>
             <w:pPr>
@@ -3672,7 +3696,7 @@
       <w:tr>
         <w:tc>
           <w:tcPr>
-            <w:tcW w:w="876" w:type="dxa"/>
+            <w:tcW w:w="1495" w:type="dxa"/>
           </w:tcPr>
           <w:p>
             <w:pPr>
@@ -3686,7 +3710,7 @@
         </w:tc>
         <w:tc>
           <w:tcPr>
-            <w:tcW w:w="2533" w:type="dxa"/>
+            <w:tcW w:w="2348" w:type="dxa"/>
           </w:tcPr>
           <w:p>
             <w:pPr>
@@ -3700,7 +3724,7 @@
         </w:tc>
         <w:tc>
           <w:tcPr>
-            <w:tcW w:w="2846" w:type="dxa"/>
+            <w:tcW w:w="2638" w:type="dxa"/>
           </w:tcPr>
           <w:p>
             <w:pPr>
@@ -3714,7 +3738,7 @@
         </w:tc>
         <w:tc>
           <w:tcPr>
-            <w:tcW w:w="3103" w:type="dxa"/>
+            <w:tcW w:w="2877" w:type="dxa"/>
           </w:tcPr>
           <w:p>
             <w:pPr>
@@ -3730,7 +3754,7 @@
       <w:tr>
         <w:tc>
           <w:tcPr>
-            <w:tcW w:w="876" w:type="dxa"/>
+            <w:tcW w:w="1495" w:type="dxa"/>
           </w:tcPr>
           <w:p>
             <w:pPr>
@@ -3744,7 +3768,7 @@
         </w:tc>
         <w:tc>
           <w:tcPr>
-            <w:tcW w:w="2533" w:type="dxa"/>
+            <w:tcW w:w="2348" w:type="dxa"/>
           </w:tcPr>
           <w:p>
             <w:pPr>
@@ -3758,7 +3782,7 @@
         </w:tc>
         <w:tc>
           <w:tcPr>
-            <w:tcW w:w="2846" w:type="dxa"/>
+            <w:tcW w:w="2638" w:type="dxa"/>
           </w:tcPr>
           <w:p>
             <w:pPr>
@@ -3772,7 +3796,7 @@
         </w:tc>
         <w:tc>
           <w:tcPr>
-            <w:tcW w:w="3103" w:type="dxa"/>
+            <w:tcW w:w="2877" w:type="dxa"/>
           </w:tcPr>
           <w:p>
             <w:pPr>
@@ -3788,7 +3812,7 @@
       <w:tr>
         <w:tc>
           <w:tcPr>
-            <w:tcW w:w="876" w:type="dxa"/>
+            <w:tcW w:w="1495" w:type="dxa"/>
           </w:tcPr>
           <w:p>
             <w:pPr>
@@ -3802,7 +3826,7 @@
         </w:tc>
         <w:tc>
           <w:tcPr>
-            <w:tcW w:w="2533" w:type="dxa"/>
+            <w:tcW w:w="2348" w:type="dxa"/>
           </w:tcPr>
           <w:p>
             <w:pPr>
@@ -3816,7 +3840,7 @@
         </w:tc>
         <w:tc>
           <w:tcPr>
-            <w:tcW w:w="2846" w:type="dxa"/>
+            <w:tcW w:w="2638" w:type="dxa"/>
           </w:tcPr>
           <w:p>
             <w:pPr>
@@ -3830,7 +3854,7 @@
         </w:tc>
         <w:tc>
           <w:tcPr>
-            <w:tcW w:w="3103" w:type="dxa"/>
+            <w:tcW w:w="2877" w:type="dxa"/>
           </w:tcPr>
           <w:p>
             <w:pPr>
@@ -3846,7 +3870,7 @@
       <w:tr>
         <w:tc>
           <w:tcPr>
-            <w:tcW w:w="876" w:type="dxa"/>
+            <w:tcW w:w="1495" w:type="dxa"/>
           </w:tcPr>
           <w:p>
             <w:pPr>
@@ -3860,7 +3884,7 @@
         </w:tc>
         <w:tc>
           <w:tcPr>
-            <w:tcW w:w="2533" w:type="dxa"/>
+            <w:tcW w:w="2348" w:type="dxa"/>
           </w:tcPr>
           <w:p>
             <w:pPr>
@@ -3874,7 +3898,7 @@
         </w:tc>
         <w:tc>
           <w:tcPr>
-            <w:tcW w:w="2846" w:type="dxa"/>
+            <w:tcW w:w="2638" w:type="dxa"/>
           </w:tcPr>
           <w:p>
             <w:pPr>
@@ -3888,7 +3912,7 @@
         </w:tc>
         <w:tc>
           <w:tcPr>
-            <w:tcW w:w="3103" w:type="dxa"/>
+            <w:tcW w:w="2877" w:type="dxa"/>
           </w:tcPr>
           <w:p>
             <w:pPr>
@@ -3904,7 +3928,7 @@
       <w:tr>
         <w:tc>
           <w:tcPr>
-            <w:tcW w:w="876" w:type="dxa"/>
+            <w:tcW w:w="1495" w:type="dxa"/>
           </w:tcPr>
           <w:p>
             <w:pPr>
@@ -3918,7 +3942,7 @@
         </w:tc>
         <w:tc>
           <w:tcPr>
-            <w:tcW w:w="2533" w:type="dxa"/>
+            <w:tcW w:w="2348" w:type="dxa"/>
           </w:tcPr>
           <w:p>
             <w:pPr>
@@ -3932,7 +3956,7 @@
         </w:tc>
         <w:tc>
           <w:tcPr>
-            <w:tcW w:w="2846" w:type="dxa"/>
+            <w:tcW w:w="2638" w:type="dxa"/>
           </w:tcPr>
           <w:p>
             <w:pPr>
@@ -3946,7 +3970,7 @@
         </w:tc>
         <w:tc>
           <w:tcPr>
-            <w:tcW w:w="3103" w:type="dxa"/>
+            <w:tcW w:w="2877" w:type="dxa"/>
           </w:tcPr>
           <w:p>
             <w:pPr>
@@ -3962,7 +3986,7 @@
       <w:tr>
         <w:tc>
           <w:tcPr>
-            <w:tcW w:w="876" w:type="dxa"/>
+            <w:tcW w:w="1495" w:type="dxa"/>
           </w:tcPr>
           <w:p>
             <w:pPr>
@@ -3976,7 +4000,7 @@
         </w:tc>
         <w:tc>
           <w:tcPr>
-            <w:tcW w:w="2533" w:type="dxa"/>
+            <w:tcW w:w="2348" w:type="dxa"/>
           </w:tcPr>
           <w:p>
             <w:pPr>
@@ -3990,7 +4014,7 @@
         </w:tc>
         <w:tc>
           <w:tcPr>
-            <w:tcW w:w="2846" w:type="dxa"/>
+            <w:tcW w:w="2638" w:type="dxa"/>
           </w:tcPr>
           <w:p>
             <w:pPr>
@@ -4004,7 +4028,7 @@
         </w:tc>
         <w:tc>
           <w:tcPr>
-            <w:tcW w:w="3103" w:type="dxa"/>
+            <w:tcW w:w="2877" w:type="dxa"/>
           </w:tcPr>
           <w:p>
             <w:pPr>
@@ -4145,11 +4169,11 @@
         <w:tblLayout w:type="fixed"/>
       </w:tblPr>
       <w:tblGrid>
-        <w:gridCol w:w="875"/>
-        <w:gridCol w:w="3342"/>
-        <w:gridCol w:w="875"/>
-        <w:gridCol w:w="1975"/>
-        <w:gridCol w:w="2290"/>
+        <w:gridCol w:w="1495"/>
+        <w:gridCol w:w="2688"/>
+        <w:gridCol w:w="1380"/>
+        <w:gridCol w:w="1955"/>
+        <w:gridCol w:w="1841"/>
       </w:tblGrid>
       <w:tr>
         <w:trPr>
@@ -4157,7 +4181,7 @@
         </w:trPr>
         <w:tc>
           <w:tcPr>
-            <w:tcW w:w="875" w:type="dxa"/>
+            <w:tcW w:w="1495" w:type="dxa"/>
           </w:tcPr>
           <w:p>
             <w:pPr>
@@ -4171,7 +4195,7 @@
         </w:tc>
         <w:tc>
           <w:tcPr>
-            <w:tcW w:w="3342" w:type="dxa"/>
+            <w:tcW w:w="2688" w:type="dxa"/>
           </w:tcPr>
           <w:p>
             <w:pPr>
@@ -4185,7 +4209,7 @@
         </w:tc>
         <w:tc>
           <w:tcPr>
-            <w:tcW w:w="875" w:type="dxa"/>
+            <w:tcW w:w="1380" w:type="dxa"/>
           </w:tcPr>
           <w:p>
             <w:pPr>
@@ -4199,7 +4223,7 @@
         </w:tc>
         <w:tc>
           <w:tcPr>
-            <w:tcW w:w="1975" w:type="dxa"/>
+            <w:tcW w:w="1955" w:type="dxa"/>
           </w:tcPr>
           <w:p>
             <w:pPr>
@@ -4213,7 +4237,7 @@
         </w:tc>
         <w:tc>
           <w:tcPr>
-            <w:tcW w:w="2290" w:type="dxa"/>
+            <w:tcW w:w="1841" w:type="dxa"/>
           </w:tcPr>
           <w:p>
             <w:pPr>
@@ -4229,7 +4253,7 @@
       <w:tr>
         <w:tc>
           <w:tcPr>
-            <w:tcW w:w="875" w:type="dxa"/>
+            <w:tcW w:w="1495" w:type="dxa"/>
           </w:tcPr>
           <w:p>
             <w:pPr>
@@ -4243,7 +4267,7 @@
         </w:tc>
         <w:tc>
           <w:tcPr>
-            <w:tcW w:w="3342" w:type="dxa"/>
+            <w:tcW w:w="2688" w:type="dxa"/>
           </w:tcPr>
           <w:p>
             <w:pPr>
@@ -4257,7 +4281,7 @@
         </w:tc>
         <w:tc>
           <w:tcPr>
-            <w:tcW w:w="875" w:type="dxa"/>
+            <w:tcW w:w="1380" w:type="dxa"/>
           </w:tcPr>
           <w:p>
             <w:pPr>
@@ -4271,7 +4295,7 @@
         </w:tc>
         <w:tc>
           <w:tcPr>
-            <w:tcW w:w="1975" w:type="dxa"/>
+            <w:tcW w:w="1955" w:type="dxa"/>
           </w:tcPr>
           <w:p>
             <w:pPr>
@@ -4285,7 +4309,7 @@
         </w:tc>
         <w:tc>
           <w:tcPr>
-            <w:tcW w:w="2290" w:type="dxa"/>
+            <w:tcW w:w="1841" w:type="dxa"/>
           </w:tcPr>
           <w:p>
             <w:pPr>
@@ -4301,7 +4325,7 @@
       <w:tr>
         <w:tc>
           <w:tcPr>
-            <w:tcW w:w="875" w:type="dxa"/>
+            <w:tcW w:w="1495" w:type="dxa"/>
           </w:tcPr>
           <w:p>
             <w:pPr>
@@ -4315,7 +4339,7 @@
         </w:tc>
         <w:tc>
           <w:tcPr>
-            <w:tcW w:w="3342" w:type="dxa"/>
+            <w:tcW w:w="2688" w:type="dxa"/>
           </w:tcPr>
           <w:p>
             <w:pPr>
@@ -4329,7 +4353,7 @@
         </w:tc>
         <w:tc>
           <w:tcPr>
-            <w:tcW w:w="875" w:type="dxa"/>
+            <w:tcW w:w="1380" w:type="dxa"/>
           </w:tcPr>
           <w:p>
             <w:pPr>
@@ -4343,7 +4367,7 @@
         </w:tc>
         <w:tc>
           <w:tcPr>
-            <w:tcW w:w="1975" w:type="dxa"/>
+            <w:tcW w:w="1955" w:type="dxa"/>
           </w:tcPr>
           <w:p>
             <w:pPr>
@@ -4357,7 +4381,7 @@
         </w:tc>
         <w:tc>
           <w:tcPr>
-            <w:tcW w:w="2290" w:type="dxa"/>
+            <w:tcW w:w="1841" w:type="dxa"/>
           </w:tcPr>
           <w:p>
             <w:pPr>
@@ -4373,7 +4397,7 @@
       <w:tr>
         <w:tc>
           <w:tcPr>
-            <w:tcW w:w="875" w:type="dxa"/>
+            <w:tcW w:w="1495" w:type="dxa"/>
           </w:tcPr>
           <w:p>
             <w:pPr>
@@ -4387,7 +4411,7 @@
         </w:tc>
         <w:tc>
           <w:tcPr>
-            <w:tcW w:w="3342" w:type="dxa"/>
+            <w:tcW w:w="2688" w:type="dxa"/>
           </w:tcPr>
           <w:p>
             <w:pPr>
@@ -4401,7 +4425,7 @@
         </w:tc>
         <w:tc>
           <w:tcPr>
-            <w:tcW w:w="875" w:type="dxa"/>
+            <w:tcW w:w="1380" w:type="dxa"/>
           </w:tcPr>
           <w:p>
             <w:pPr>
@@ -4415,7 +4439,7 @@
         </w:tc>
         <w:tc>
           <w:tcPr>
-            <w:tcW w:w="1975" w:type="dxa"/>
+            <w:tcW w:w="1955" w:type="dxa"/>
           </w:tcPr>
           <w:p>
             <w:pPr>
@@ -4429,7 +4453,7 @@
         </w:tc>
         <w:tc>
           <w:tcPr>
-            <w:tcW w:w="2290" w:type="dxa"/>
+            <w:tcW w:w="1841" w:type="dxa"/>
           </w:tcPr>
           <w:p>
             <w:pPr>
@@ -4445,7 +4469,7 @@
       <w:tr>
         <w:tc>
           <w:tcPr>
-            <w:tcW w:w="875" w:type="dxa"/>
+            <w:tcW w:w="1495" w:type="dxa"/>
           </w:tcPr>
           <w:p>
             <w:pPr>
@@ -4459,7 +4483,7 @@
         </w:tc>
         <w:tc>
           <w:tcPr>
-            <w:tcW w:w="3342" w:type="dxa"/>
+            <w:tcW w:w="2688" w:type="dxa"/>
           </w:tcPr>
           <w:p>
             <w:pPr>
@@ -4473,7 +4497,7 @@
         </w:tc>
         <w:tc>
           <w:tcPr>
-            <w:tcW w:w="875" w:type="dxa"/>
+            <w:tcW w:w="1380" w:type="dxa"/>
           </w:tcPr>
           <w:p>
             <w:pPr>
@@ -4487,7 +4511,7 @@
         </w:tc>
         <w:tc>
           <w:tcPr>
-            <w:tcW w:w="1975" w:type="dxa"/>
+            <w:tcW w:w="1955" w:type="dxa"/>
           </w:tcPr>
           <w:p>
             <w:pPr>
@@ -4501,7 +4525,7 @@
         </w:tc>
         <w:tc>
           <w:tcPr>
-            <w:tcW w:w="2290" w:type="dxa"/>
+            <w:tcW w:w="1841" w:type="dxa"/>
           </w:tcPr>
           <w:p>
             <w:pPr>
@@ -4517,7 +4541,7 @@
       <w:tr>
         <w:tc>
           <w:tcPr>
-            <w:tcW w:w="875" w:type="dxa"/>
+            <w:tcW w:w="1495" w:type="dxa"/>
           </w:tcPr>
           <w:p>
             <w:pPr>
@@ -4531,7 +4555,7 @@
         </w:tc>
         <w:tc>
           <w:tcPr>
-            <w:tcW w:w="3342" w:type="dxa"/>
+            <w:tcW w:w="2688" w:type="dxa"/>
           </w:tcPr>
           <w:p>
             <w:pPr>
@@ -4545,7 +4569,7 @@
         </w:tc>
         <w:tc>
           <w:tcPr>
-            <w:tcW w:w="875" w:type="dxa"/>
+            <w:tcW w:w="1380" w:type="dxa"/>
           </w:tcPr>
           <w:p>
             <w:pPr>
@@ -4559,7 +4583,7 @@
         </w:tc>
         <w:tc>
           <w:tcPr>
-            <w:tcW w:w="1975" w:type="dxa"/>
+            <w:tcW w:w="1955" w:type="dxa"/>
           </w:tcPr>
           <w:p>
             <w:pPr>
@@ -4573,7 +4597,7 @@
         </w:tc>
         <w:tc>
           <w:tcPr>
-            <w:tcW w:w="2290" w:type="dxa"/>
+            <w:tcW w:w="1841" w:type="dxa"/>
           </w:tcPr>
           <w:p>
             <w:pPr>
@@ -4589,7 +4613,7 @@
       <w:tr>
         <w:tc>
           <w:tcPr>
-            <w:tcW w:w="875" w:type="dxa"/>
+            <w:tcW w:w="1495" w:type="dxa"/>
           </w:tcPr>
           <w:p>
             <w:pPr>
@@ -4603,7 +4627,7 @@
         </w:tc>
         <w:tc>
           <w:tcPr>
-            <w:tcW w:w="3342" w:type="dxa"/>
+            <w:tcW w:w="2688" w:type="dxa"/>
           </w:tcPr>
           <w:p>
             <w:pPr>
@@ -4617,7 +4641,7 @@
         </w:tc>
         <w:tc>
           <w:tcPr>
-            <w:tcW w:w="875" w:type="dxa"/>
+            <w:tcW w:w="1380" w:type="dxa"/>
           </w:tcPr>
           <w:p>
             <w:pPr>
@@ -4631,7 +4655,7 @@
         </w:tc>
         <w:tc>
           <w:tcPr>
-            <w:tcW w:w="1975" w:type="dxa"/>
+            <w:tcW w:w="1955" w:type="dxa"/>
           </w:tcPr>
           <w:p>
             <w:pPr>
@@ -4645,7 +4669,7 @@
         </w:tc>
         <w:tc>
           <w:tcPr>
-            <w:tcW w:w="2290" w:type="dxa"/>
+            <w:tcW w:w="1841" w:type="dxa"/>
           </w:tcPr>
           <w:p>
             <w:pPr>
@@ -4661,7 +4685,7 @@
       <w:tr>
         <w:tc>
           <w:tcPr>
-            <w:tcW w:w="875" w:type="dxa"/>
+            <w:tcW w:w="1495" w:type="dxa"/>
           </w:tcPr>
           <w:p>
             <w:pPr>
@@ -4675,7 +4699,7 @@
         </w:tc>
         <w:tc>
           <w:tcPr>
-            <w:tcW w:w="3342" w:type="dxa"/>
+            <w:tcW w:w="2688" w:type="dxa"/>
           </w:tcPr>
           <w:p>
             <w:pPr>
@@ -4689,7 +4713,7 @@
         </w:tc>
         <w:tc>
           <w:tcPr>
-            <w:tcW w:w="875" w:type="dxa"/>
+            <w:tcW w:w="1380" w:type="dxa"/>
           </w:tcPr>
           <w:p>
             <w:pPr>
@@ -4703,7 +4727,7 @@
         </w:tc>
         <w:tc>
           <w:tcPr>
-            <w:tcW w:w="1975" w:type="dxa"/>
+            <w:tcW w:w="1955" w:type="dxa"/>
           </w:tcPr>
           <w:p>
             <w:pPr>
@@ -4717,7 +4741,7 @@
         </w:tc>
         <w:tc>
           <w:tcPr>
-            <w:tcW w:w="2290" w:type="dxa"/>
+            <w:tcW w:w="1841" w:type="dxa"/>
           </w:tcPr>
           <w:p>
             <w:pPr>
@@ -4733,7 +4757,7 @@
       <w:tr>
         <w:tc>
           <w:tcPr>
-            <w:tcW w:w="875" w:type="dxa"/>
+            <w:tcW w:w="1495" w:type="dxa"/>
           </w:tcPr>
           <w:p>
             <w:pPr>
@@ -4747,7 +4771,7 @@
         </w:tc>
         <w:tc>
           <w:tcPr>
-            <w:tcW w:w="3342" w:type="dxa"/>
+            <w:tcW w:w="2688" w:type="dxa"/>
           </w:tcPr>
           <w:p>
             <w:pPr>
@@ -4761,7 +4785,7 @@
         </w:tc>
         <w:tc>
           <w:tcPr>
-            <w:tcW w:w="875" w:type="dxa"/>
+            <w:tcW w:w="1380" w:type="dxa"/>
           </w:tcPr>
           <w:p>
             <w:pPr>
@@ -4775,7 +4799,7 @@
         </w:tc>
         <w:tc>
           <w:tcPr>
-            <w:tcW w:w="1975" w:type="dxa"/>
+            <w:tcW w:w="1955" w:type="dxa"/>
           </w:tcPr>
           <w:p>
             <w:pPr>
@@ -4789,7 +4813,7 @@
         </w:tc>
         <w:tc>
           <w:tcPr>
-            <w:tcW w:w="2290" w:type="dxa"/>
+            <w:tcW w:w="1841" w:type="dxa"/>
           </w:tcPr>
           <w:p>
             <w:pPr>
@@ -5068,10 +5092,10 @@
         <w:tblLayout w:type="fixed"/>
       </w:tblPr>
       <w:tblGrid>
-        <w:gridCol w:w="1692"/>
-        <w:gridCol w:w="1775"/>
-        <w:gridCol w:w="1519"/>
-        <w:gridCol w:w="4371"/>
+        <w:gridCol w:w="1678"/>
+        <w:gridCol w:w="1840"/>
+        <w:gridCol w:w="1507"/>
+        <w:gridCol w:w="4334"/>
       </w:tblGrid>
       <w:tr>
         <w:trPr>
@@ -5079,7 +5103,7 @@
         </w:trPr>
         <w:tc>
           <w:tcPr>
-            <w:tcW w:w="1692" w:type="dxa"/>
+            <w:tcW w:w="1678" w:type="dxa"/>
           </w:tcPr>
           <w:p>
             <w:pPr>
@@ -5093,7 +5117,7 @@
         </w:tc>
         <w:tc>
           <w:tcPr>
-            <w:tcW w:w="1775" w:type="dxa"/>
+            <w:tcW w:w="1840" w:type="dxa"/>
           </w:tcPr>
           <w:p>
             <w:pPr>
@@ -5107,7 +5131,7 @@
         </w:tc>
         <w:tc>
           <w:tcPr>
-            <w:tcW w:w="1519" w:type="dxa"/>
+            <w:tcW w:w="1507" w:type="dxa"/>
           </w:tcPr>
           <w:p>
             <w:pPr>
@@ -5121,7 +5145,7 @@
         </w:tc>
         <w:tc>
           <w:tcPr>
-            <w:tcW w:w="4371" w:type="dxa"/>
+            <w:tcW w:w="4334" w:type="dxa"/>
           </w:tcPr>
           <w:p>
             <w:pPr>
@@ -5137,7 +5161,7 @@
       <w:tr>
         <w:tc>
           <w:tcPr>
-            <w:tcW w:w="1692" w:type="dxa"/>
+            <w:tcW w:w="1678" w:type="dxa"/>
           </w:tcPr>
           <w:p>
             <w:pPr>
@@ -5151,7 +5175,7 @@
         </w:tc>
         <w:tc>
           <w:tcPr>
-            <w:tcW w:w="1775" w:type="dxa"/>
+            <w:tcW w:w="1840" w:type="dxa"/>
           </w:tcPr>
           <w:p>
             <w:pPr>
@@ -5165,7 +5189,7 @@
         </w:tc>
         <w:tc>
           <w:tcPr>
-            <w:tcW w:w="1519" w:type="dxa"/>
+            <w:tcW w:w="1507" w:type="dxa"/>
           </w:tcPr>
           <w:p>
             <w:pPr>
@@ -5179,7 +5203,7 @@
         </w:tc>
         <w:tc>
           <w:tcPr>
-            <w:tcW w:w="4371" w:type="dxa"/>
+            <w:tcW w:w="4334" w:type="dxa"/>
           </w:tcPr>
           <w:p>
             <w:pPr>
@@ -5195,7 +5219,7 @@
       <w:tr>
         <w:tc>
           <w:tcPr>
-            <w:tcW w:w="1692" w:type="dxa"/>
+            <w:tcW w:w="1678" w:type="dxa"/>
           </w:tcPr>
           <w:p>
             <w:pPr>
@@ -5209,7 +5233,7 @@
         </w:tc>
         <w:tc>
           <w:tcPr>
-            <w:tcW w:w="1775" w:type="dxa"/>
+            <w:tcW w:w="1840" w:type="dxa"/>
           </w:tcPr>
           <w:p>
             <w:pPr>
@@ -5223,7 +5247,7 @@
         </w:tc>
         <w:tc>
           <w:tcPr>
-            <w:tcW w:w="1519" w:type="dxa"/>
+            <w:tcW w:w="1507" w:type="dxa"/>
           </w:tcPr>
           <w:p>
             <w:pPr>
@@ -5237,7 +5261,7 @@
         </w:tc>
         <w:tc>
           <w:tcPr>
-            <w:tcW w:w="4371" w:type="dxa"/>
+            <w:tcW w:w="4334" w:type="dxa"/>
           </w:tcPr>
           <w:p>
             <w:pPr>
@@ -5253,7 +5277,7 @@
       <w:tr>
         <w:tc>
           <w:tcPr>
-            <w:tcW w:w="1692" w:type="dxa"/>
+            <w:tcW w:w="1678" w:type="dxa"/>
           </w:tcPr>
           <w:p>
             <w:pPr>
@@ -5267,17 +5291,17 @@
         </w:tc>
         <w:tc>
           <w:tcPr>
-            <w:tcW w:w="1775" w:type="dxa"/>
-          </w:tcPr>
-          <w:p>
-            <w:pPr>
-              <w:pStyle w:val="Compact"/>
-            </w:pPr>
-          </w:p>
-        </w:tc>
-        <w:tc>
-          <w:tcPr>
-            <w:tcW w:w="1519" w:type="dxa"/>
+            <w:tcW w:w="1840" w:type="dxa"/>
+          </w:tcPr>
+          <w:p>
+            <w:pPr>
+              <w:pStyle w:val="Compact"/>
+            </w:pPr>
+          </w:p>
+        </w:tc>
+        <w:tc>
+          <w:tcPr>
+            <w:tcW w:w="1507" w:type="dxa"/>
           </w:tcPr>
           <w:p>
             <w:pPr>
@@ -5291,7 +5315,7 @@
         </w:tc>
         <w:tc>
           <w:tcPr>
-            <w:tcW w:w="4371" w:type="dxa"/>
+            <w:tcW w:w="4334" w:type="dxa"/>
           </w:tcPr>
           <w:p>
             <w:pPr>
@@ -5307,7 +5331,7 @@
       <w:tr>
         <w:tc>
           <w:tcPr>
-            <w:tcW w:w="1692" w:type="dxa"/>
+            <w:tcW w:w="1678" w:type="dxa"/>
           </w:tcPr>
           <w:p>
             <w:pPr>
@@ -5321,7 +5345,7 @@
         </w:tc>
         <w:tc>
           <w:tcPr>
-            <w:tcW w:w="1775" w:type="dxa"/>
+            <w:tcW w:w="1840" w:type="dxa"/>
           </w:tcPr>
           <w:p>
             <w:pPr>
@@ -5335,7 +5359,7 @@
         </w:tc>
         <w:tc>
           <w:tcPr>
-            <w:tcW w:w="1519" w:type="dxa"/>
+            <w:tcW w:w="1507" w:type="dxa"/>
           </w:tcPr>
           <w:p>
             <w:pPr>
@@ -5349,7 +5373,7 @@
         </w:tc>
         <w:tc>
           <w:tcPr>
-            <w:tcW w:w="4371" w:type="dxa"/>
+            <w:tcW w:w="4334" w:type="dxa"/>
           </w:tcPr>
           <w:p>
             <w:pPr>
@@ -5365,7 +5389,7 @@
       <w:tr>
         <w:tc>
           <w:tcPr>
-            <w:tcW w:w="1692" w:type="dxa"/>
+            <w:tcW w:w="1678" w:type="dxa"/>
           </w:tcPr>
           <w:p>
             <w:pPr>
@@ -5379,7 +5403,7 @@
         </w:tc>
         <w:tc>
           <w:tcPr>
-            <w:tcW w:w="1775" w:type="dxa"/>
+            <w:tcW w:w="1840" w:type="dxa"/>
           </w:tcPr>
           <w:p>
             <w:pPr>
@@ -5393,7 +5417,7 @@
         </w:tc>
         <w:tc>
           <w:tcPr>
-            <w:tcW w:w="1519" w:type="dxa"/>
+            <w:tcW w:w="1507" w:type="dxa"/>
           </w:tcPr>
           <w:p>
             <w:pPr>
@@ -5407,7 +5431,7 @@
         </w:tc>
         <w:tc>
           <w:tcPr>
-            <w:tcW w:w="4371" w:type="dxa"/>
+            <w:tcW w:w="4334" w:type="dxa"/>
           </w:tcPr>
           <w:p>
             <w:pPr>
@@ -5588,11 +5612,11 @@
         <w:tblLayout w:type="fixed"/>
       </w:tblPr>
       <w:tblGrid>
-        <w:gridCol w:w="872"/>
-        <w:gridCol w:w="4103"/>
-        <w:gridCol w:w="872"/>
-        <w:gridCol w:w="1401"/>
-        <w:gridCol w:w="2109"/>
+        <w:gridCol w:w="1610"/>
+        <w:gridCol w:w="2916"/>
+        <w:gridCol w:w="1380"/>
+        <w:gridCol w:w="1955"/>
+        <w:gridCol w:w="1498"/>
       </w:tblGrid>
       <w:tr>
         <w:trPr>
@@ -5600,7 +5624,7 @@
         </w:trPr>
         <w:tc>
           <w:tcPr>
-            <w:tcW w:w="872" w:type="dxa"/>
+            <w:tcW w:w="1610" w:type="dxa"/>
           </w:tcPr>
           <w:p>
             <w:pPr>
@@ -5614,7 +5638,7 @@
         </w:tc>
         <w:tc>
           <w:tcPr>
-            <w:tcW w:w="4103" w:type="dxa"/>
+            <w:tcW w:w="2916" w:type="dxa"/>
           </w:tcPr>
           <w:p>
             <w:pPr>
@@ -5628,7 +5652,7 @@
         </w:tc>
         <w:tc>
           <w:tcPr>
-            <w:tcW w:w="872" w:type="dxa"/>
+            <w:tcW w:w="1380" w:type="dxa"/>
           </w:tcPr>
           <w:p>
             <w:pPr>
@@ -5642,7 +5666,7 @@
         </w:tc>
         <w:tc>
           <w:tcPr>
-            <w:tcW w:w="1401" w:type="dxa"/>
+            <w:tcW w:w="1955" w:type="dxa"/>
           </w:tcPr>
           <w:p>
             <w:pPr>
@@ -5656,7 +5680,7 @@
         </w:tc>
         <w:tc>
           <w:tcPr>
-            <w:tcW w:w="2109" w:type="dxa"/>
+            <w:tcW w:w="1498" w:type="dxa"/>
           </w:tcPr>
           <w:p>
             <w:pPr>
@@ -5672,7 +5696,7 @@
       <w:tr>
         <w:tc>
           <w:tcPr>
-            <w:tcW w:w="872" w:type="dxa"/>
+            <w:tcW w:w="1610" w:type="dxa"/>
           </w:tcPr>
           <w:p>
             <w:pPr>
@@ -5686,7 +5710,7 @@
         </w:tc>
         <w:tc>
           <w:tcPr>
-            <w:tcW w:w="4103" w:type="dxa"/>
+            <w:tcW w:w="2916" w:type="dxa"/>
           </w:tcPr>
           <w:p>
             <w:pPr>
@@ -5700,7 +5724,7 @@
         </w:tc>
         <w:tc>
           <w:tcPr>
-            <w:tcW w:w="872" w:type="dxa"/>
+            <w:tcW w:w="1380" w:type="dxa"/>
           </w:tcPr>
           <w:p>
             <w:pPr>
@@ -5714,7 +5738,7 @@
         </w:tc>
         <w:tc>
           <w:tcPr>
-            <w:tcW w:w="1401" w:type="dxa"/>
+            <w:tcW w:w="1955" w:type="dxa"/>
           </w:tcPr>
           <w:p>
             <w:pPr>
@@ -5728,7 +5752,7 @@
         </w:tc>
         <w:tc>
           <w:tcPr>
-            <w:tcW w:w="2109" w:type="dxa"/>
+            <w:tcW w:w="1498" w:type="dxa"/>
           </w:tcPr>
           <w:p>
             <w:pPr>
@@ -5744,7 +5768,7 @@
       <w:tr>
         <w:tc>
           <w:tcPr>
-            <w:tcW w:w="872" w:type="dxa"/>
+            <w:tcW w:w="1610" w:type="dxa"/>
           </w:tcPr>
           <w:p>
             <w:pPr>
@@ -5758,7 +5782,7 @@
         </w:tc>
         <w:tc>
           <w:tcPr>
-            <w:tcW w:w="4103" w:type="dxa"/>
+            <w:tcW w:w="2916" w:type="dxa"/>
           </w:tcPr>
           <w:p>
             <w:pPr>
@@ -5772,7 +5796,7 @@
         </w:tc>
         <w:tc>
           <w:tcPr>
-            <w:tcW w:w="872" w:type="dxa"/>
+            <w:tcW w:w="1380" w:type="dxa"/>
           </w:tcPr>
           <w:p>
             <w:pPr>
@@ -5786,7 +5810,7 @@
         </w:tc>
         <w:tc>
           <w:tcPr>
-            <w:tcW w:w="1401" w:type="dxa"/>
+            <w:tcW w:w="1955" w:type="dxa"/>
           </w:tcPr>
           <w:p>
             <w:pPr>
@@ -5800,7 +5824,7 @@
         </w:tc>
         <w:tc>
           <w:tcPr>
-            <w:tcW w:w="2109" w:type="dxa"/>
+            <w:tcW w:w="1498" w:type="dxa"/>
           </w:tcPr>
           <w:p>
             <w:pPr>
@@ -5816,7 +5840,7 @@
       <w:tr>
         <w:tc>
           <w:tcPr>
-            <w:tcW w:w="872" w:type="dxa"/>
+            <w:tcW w:w="1610" w:type="dxa"/>
           </w:tcPr>
           <w:p>
             <w:pPr>
@@ -5830,7 +5854,7 @@
         </w:tc>
         <w:tc>
           <w:tcPr>
-            <w:tcW w:w="4103" w:type="dxa"/>
+            <w:tcW w:w="2916" w:type="dxa"/>
           </w:tcPr>
           <w:p>
             <w:pPr>
@@ -5844,7 +5868,7 @@
         </w:tc>
         <w:tc>
           <w:tcPr>
-            <w:tcW w:w="872" w:type="dxa"/>
+            <w:tcW w:w="1380" w:type="dxa"/>
           </w:tcPr>
           <w:p>
             <w:pPr>
@@ -5858,7 +5882,7 @@
         </w:tc>
         <w:tc>
           <w:tcPr>
-            <w:tcW w:w="1401" w:type="dxa"/>
+            <w:tcW w:w="1955" w:type="dxa"/>
           </w:tcPr>
           <w:p>
             <w:pPr>
@@ -5872,7 +5896,7 @@
         </w:tc>
         <w:tc>
           <w:tcPr>
-            <w:tcW w:w="2109" w:type="dxa"/>
+            <w:tcW w:w="1498" w:type="dxa"/>
           </w:tcPr>
           <w:p>
             <w:pPr>
@@ -5888,7 +5912,7 @@
       <w:tr>
         <w:tc>
           <w:tcPr>
-            <w:tcW w:w="872" w:type="dxa"/>
+            <w:tcW w:w="1610" w:type="dxa"/>
           </w:tcPr>
           <w:p>
             <w:pPr>
@@ -5902,7 +5926,7 @@
         </w:tc>
         <w:tc>
           <w:tcPr>
-            <w:tcW w:w="4103" w:type="dxa"/>
+            <w:tcW w:w="2916" w:type="dxa"/>
           </w:tcPr>
           <w:p>
             <w:pPr>
@@ -5916,7 +5940,7 @@
         </w:tc>
         <w:tc>
           <w:tcPr>
-            <w:tcW w:w="872" w:type="dxa"/>
+            <w:tcW w:w="1380" w:type="dxa"/>
           </w:tcPr>
           <w:p>
             <w:pPr>
@@ -5930,7 +5954,7 @@
         </w:tc>
         <w:tc>
           <w:tcPr>
-            <w:tcW w:w="1401" w:type="dxa"/>
+            <w:tcW w:w="1955" w:type="dxa"/>
           </w:tcPr>
           <w:p>
             <w:pPr>
@@ -5944,7 +5968,7 @@
         </w:tc>
         <w:tc>
           <w:tcPr>
-            <w:tcW w:w="2109" w:type="dxa"/>
+            <w:tcW w:w="1498" w:type="dxa"/>
           </w:tcPr>
           <w:p>
             <w:pPr>
@@ -5960,7 +5984,7 @@
       <w:tr>
         <w:tc>
           <w:tcPr>
-            <w:tcW w:w="872" w:type="dxa"/>
+            <w:tcW w:w="1610" w:type="dxa"/>
           </w:tcPr>
           <w:p>
             <w:pPr>
@@ -5974,7 +5998,7 @@
         </w:tc>
         <w:tc>
           <w:tcPr>
-            <w:tcW w:w="4103" w:type="dxa"/>
+            <w:tcW w:w="2916" w:type="dxa"/>
           </w:tcPr>
           <w:p>
             <w:pPr>
@@ -5988,7 +6012,7 @@
         </w:tc>
         <w:tc>
           <w:tcPr>
-            <w:tcW w:w="872" w:type="dxa"/>
+            <w:tcW w:w="1380" w:type="dxa"/>
           </w:tcPr>
           <w:p>
             <w:pPr>
@@ -6002,7 +6026,7 @@
         </w:tc>
         <w:tc>
           <w:tcPr>
-            <w:tcW w:w="1401" w:type="dxa"/>
+            <w:tcW w:w="1955" w:type="dxa"/>
           </w:tcPr>
           <w:p>
             <w:pPr>
@@ -6016,7 +6040,7 @@
         </w:tc>
         <w:tc>
           <w:tcPr>
-            <w:tcW w:w="2109" w:type="dxa"/>
+            <w:tcW w:w="1498" w:type="dxa"/>
           </w:tcPr>
           <w:p>
             <w:pPr>
@@ -6032,7 +6056,7 @@
       <w:tr>
         <w:tc>
           <w:tcPr>
-            <w:tcW w:w="872" w:type="dxa"/>
+            <w:tcW w:w="1610" w:type="dxa"/>
           </w:tcPr>
           <w:p>
             <w:pPr>
@@ -6046,7 +6070,7 @@
         </w:tc>
         <w:tc>
           <w:tcPr>
-            <w:tcW w:w="4103" w:type="dxa"/>
+            <w:tcW w:w="2916" w:type="dxa"/>
           </w:tcPr>
           <w:p>
             <w:pPr>
@@ -6060,7 +6084,7 @@
         </w:tc>
         <w:tc>
           <w:tcPr>
-            <w:tcW w:w="872" w:type="dxa"/>
+            <w:tcW w:w="1380" w:type="dxa"/>
           </w:tcPr>
           <w:p>
             <w:pPr>
@@ -6074,7 +6098,7 @@
         </w:tc>
         <w:tc>
           <w:tcPr>
-            <w:tcW w:w="1401" w:type="dxa"/>
+            <w:tcW w:w="1955" w:type="dxa"/>
           </w:tcPr>
           <w:p>
             <w:pPr>
@@ -6088,7 +6112,7 @@
         </w:tc>
         <w:tc>
           <w:tcPr>
-            <w:tcW w:w="2109" w:type="dxa"/>
+            <w:tcW w:w="1498" w:type="dxa"/>
           </w:tcPr>
           <w:p>
             <w:pPr>
@@ -6104,7 +6128,7 @@
       <w:tr>
         <w:tc>
           <w:tcPr>
-            <w:tcW w:w="872" w:type="dxa"/>
+            <w:tcW w:w="1610" w:type="dxa"/>
           </w:tcPr>
           <w:p>
             <w:pPr>
@@ -6118,7 +6142,7 @@
         </w:tc>
         <w:tc>
           <w:tcPr>
-            <w:tcW w:w="4103" w:type="dxa"/>
+            <w:tcW w:w="2916" w:type="dxa"/>
           </w:tcPr>
           <w:p>
             <w:pPr>
@@ -6132,7 +6156,7 @@
         </w:tc>
         <w:tc>
           <w:tcPr>
-            <w:tcW w:w="872" w:type="dxa"/>
+            <w:tcW w:w="1380" w:type="dxa"/>
           </w:tcPr>
           <w:p>
             <w:pPr>
@@ -6146,7 +6170,7 @@
         </w:tc>
         <w:tc>
           <w:tcPr>
-            <w:tcW w:w="1401" w:type="dxa"/>
+            <w:tcW w:w="1955" w:type="dxa"/>
           </w:tcPr>
           <w:p>
             <w:pPr>
@@ -6160,7 +6184,7 @@
         </w:tc>
         <w:tc>
           <w:tcPr>
-            <w:tcW w:w="2109" w:type="dxa"/>
+            <w:tcW w:w="1498" w:type="dxa"/>
           </w:tcPr>
           <w:p>
             <w:pPr>
@@ -6708,11 +6732,11 @@
         <w:tblLayout w:type="fixed"/>
       </w:tblPr>
       <w:tblGrid>
-        <w:gridCol w:w="878"/>
-        <w:gridCol w:w="4714"/>
-        <w:gridCol w:w="871"/>
-        <w:gridCol w:w="1614"/>
-        <w:gridCol w:w="1280"/>
+        <w:gridCol w:w="1840"/>
+        <w:gridCol w:w="3495"/>
+        <w:gridCol w:w="1265"/>
+        <w:gridCol w:w="1380"/>
+        <w:gridCol w:w="1380"/>
       </w:tblGrid>
       <w:tr>
         <w:trPr>
@@ -6720,7 +6744,7 @@
         </w:trPr>
         <w:tc>
           <w:tcPr>
-            <w:tcW w:w="878" w:type="dxa"/>
+            <w:tcW w:w="1840" w:type="dxa"/>
           </w:tcPr>
           <w:p>
             <w:pPr>
@@ -6734,7 +6758,7 @@
         </w:tc>
         <w:tc>
           <w:tcPr>
-            <w:tcW w:w="4714" w:type="dxa"/>
+            <w:tcW w:w="3495" w:type="dxa"/>
           </w:tcPr>
           <w:p>
             <w:pPr>
@@ -6748,7 +6772,7 @@
         </w:tc>
         <w:tc>
           <w:tcPr>
-            <w:tcW w:w="871" w:type="dxa"/>
+            <w:tcW w:w="1265" w:type="dxa"/>
           </w:tcPr>
           <w:p>
             <w:pPr>
@@ -6762,7 +6786,7 @@
         </w:tc>
         <w:tc>
           <w:tcPr>
-            <w:tcW w:w="1614" w:type="dxa"/>
+            <w:tcW w:w="1380" w:type="dxa"/>
           </w:tcPr>
           <w:p>
             <w:pPr>
@@ -6776,7 +6800,7 @@
         </w:tc>
         <w:tc>
           <w:tcPr>
-            <w:tcW w:w="1280" w:type="dxa"/>
+            <w:tcW w:w="1380" w:type="dxa"/>
           </w:tcPr>
           <w:p>
             <w:pPr>
@@ -6792,7 +6816,7 @@
       <w:tr>
         <w:tc>
           <w:tcPr>
-            <w:tcW w:w="878" w:type="dxa"/>
+            <w:tcW w:w="1840" w:type="dxa"/>
           </w:tcPr>
           <w:p>
             <w:pPr>
@@ -6806,7 +6830,7 @@
         </w:tc>
         <w:tc>
           <w:tcPr>
-            <w:tcW w:w="4714" w:type="dxa"/>
+            <w:tcW w:w="3495" w:type="dxa"/>
           </w:tcPr>
           <w:p>
             <w:pPr>
@@ -6820,7 +6844,7 @@
         </w:tc>
         <w:tc>
           <w:tcPr>
-            <w:tcW w:w="871" w:type="dxa"/>
+            <w:tcW w:w="1265" w:type="dxa"/>
           </w:tcPr>
           <w:p>
             <w:pPr>
@@ -6834,7 +6858,7 @@
         </w:tc>
         <w:tc>
           <w:tcPr>
-            <w:tcW w:w="1614" w:type="dxa"/>
+            <w:tcW w:w="1380" w:type="dxa"/>
           </w:tcPr>
           <w:p>
             <w:pPr>
@@ -6848,7 +6872,7 @@
         </w:tc>
         <w:tc>
           <w:tcPr>
-            <w:tcW w:w="1280" w:type="dxa"/>
+            <w:tcW w:w="1380" w:type="dxa"/>
           </w:tcPr>
           <w:p>
             <w:pPr>
@@ -6864,7 +6888,7 @@
       <w:tr>
         <w:tc>
           <w:tcPr>
-            <w:tcW w:w="878" w:type="dxa"/>
+            <w:tcW w:w="1840" w:type="dxa"/>
           </w:tcPr>
           <w:p>
             <w:pPr>
@@ -6878,7 +6902,7 @@
         </w:tc>
         <w:tc>
           <w:tcPr>
-            <w:tcW w:w="4714" w:type="dxa"/>
+            <w:tcW w:w="3495" w:type="dxa"/>
           </w:tcPr>
           <w:p>
             <w:pPr>
@@ -6892,7 +6916,7 @@
         </w:tc>
         <w:tc>
           <w:tcPr>
-            <w:tcW w:w="871" w:type="dxa"/>
+            <w:tcW w:w="1265" w:type="dxa"/>
           </w:tcPr>
           <w:p>
             <w:pPr>
@@ -6906,7 +6930,7 @@
         </w:tc>
         <w:tc>
           <w:tcPr>
-            <w:tcW w:w="1614" w:type="dxa"/>
+            <w:tcW w:w="1380" w:type="dxa"/>
           </w:tcPr>
           <w:p>
             <w:pPr>
@@ -6920,7 +6944,7 @@
         </w:tc>
         <w:tc>
           <w:tcPr>
-            <w:tcW w:w="1280" w:type="dxa"/>
+            <w:tcW w:w="1380" w:type="dxa"/>
           </w:tcPr>
           <w:p>
             <w:pPr>
@@ -6936,7 +6960,7 @@
       <w:tr>
         <w:tc>
           <w:tcPr>
-            <w:tcW w:w="878" w:type="dxa"/>
+            <w:tcW w:w="1840" w:type="dxa"/>
           </w:tcPr>
           <w:p>
             <w:pPr>
@@ -6950,7 +6974,7 @@
         </w:tc>
         <w:tc>
           <w:tcPr>
-            <w:tcW w:w="4714" w:type="dxa"/>
+            <w:tcW w:w="3495" w:type="dxa"/>
           </w:tcPr>
           <w:p>
             <w:pPr>
@@ -6964,7 +6988,7 @@
         </w:tc>
         <w:tc>
           <w:tcPr>
-            <w:tcW w:w="871" w:type="dxa"/>
+            <w:tcW w:w="1265" w:type="dxa"/>
           </w:tcPr>
           <w:p>
             <w:pPr>
@@ -6978,7 +7002,7 @@
         </w:tc>
         <w:tc>
           <w:tcPr>
-            <w:tcW w:w="1614" w:type="dxa"/>
+            <w:tcW w:w="1380" w:type="dxa"/>
           </w:tcPr>
           <w:p>
             <w:pPr>
@@ -6992,7 +7016,7 @@
         </w:tc>
         <w:tc>
           <w:tcPr>
-            <w:tcW w:w="1280" w:type="dxa"/>
+            <w:tcW w:w="1380" w:type="dxa"/>
           </w:tcPr>
           <w:p>
             <w:pPr>
@@ -7008,7 +7032,7 @@
       <w:tr>
         <w:tc>
           <w:tcPr>
-            <w:tcW w:w="878" w:type="dxa"/>
+            <w:tcW w:w="1840" w:type="dxa"/>
           </w:tcPr>
           <w:p>
             <w:pPr>
@@ -7022,7 +7046,7 @@
         </w:tc>
         <w:tc>
           <w:tcPr>
-            <w:tcW w:w="4714" w:type="dxa"/>
+            <w:tcW w:w="3495" w:type="dxa"/>
           </w:tcPr>
           <w:p>
             <w:pPr>
@@ -7036,7 +7060,7 @@
         </w:tc>
         <w:tc>
           <w:tcPr>
-            <w:tcW w:w="871" w:type="dxa"/>
+            <w:tcW w:w="1265" w:type="dxa"/>
           </w:tcPr>
           <w:p>
             <w:pPr>
@@ -7050,7 +7074,7 @@
         </w:tc>
         <w:tc>
           <w:tcPr>
-            <w:tcW w:w="1614" w:type="dxa"/>
+            <w:tcW w:w="1380" w:type="dxa"/>
           </w:tcPr>
           <w:p>
             <w:pPr>
@@ -7064,7 +7088,7 @@
         </w:tc>
         <w:tc>
           <w:tcPr>
-            <w:tcW w:w="1280" w:type="dxa"/>
+            <w:tcW w:w="1380" w:type="dxa"/>
           </w:tcPr>
           <w:p>
             <w:pPr>
@@ -7080,7 +7104,7 @@
       <w:tr>
         <w:tc>
           <w:tcPr>
-            <w:tcW w:w="878" w:type="dxa"/>
+            <w:tcW w:w="1840" w:type="dxa"/>
           </w:tcPr>
           <w:p>
             <w:pPr>
@@ -7094,7 +7118,7 @@
         </w:tc>
         <w:tc>
           <w:tcPr>
-            <w:tcW w:w="4714" w:type="dxa"/>
+            <w:tcW w:w="3495" w:type="dxa"/>
           </w:tcPr>
           <w:p>
             <w:pPr>
@@ -7108,7 +7132,7 @@
         </w:tc>
         <w:tc>
           <w:tcPr>
-            <w:tcW w:w="871" w:type="dxa"/>
+            <w:tcW w:w="1265" w:type="dxa"/>
           </w:tcPr>
           <w:p>
             <w:pPr>
@@ -7122,7 +7146,7 @@
         </w:tc>
         <w:tc>
           <w:tcPr>
-            <w:tcW w:w="1614" w:type="dxa"/>
+            <w:tcW w:w="1380" w:type="dxa"/>
           </w:tcPr>
           <w:p>
             <w:pPr>
@@ -7136,7 +7160,7 @@
         </w:tc>
         <w:tc>
           <w:tcPr>
-            <w:tcW w:w="1280" w:type="dxa"/>
+            <w:tcW w:w="1380" w:type="dxa"/>
           </w:tcPr>
           <w:p>
             <w:pPr>
@@ -7152,7 +7176,7 @@
       <w:tr>
         <w:tc>
           <w:tcPr>
-            <w:tcW w:w="878" w:type="dxa"/>
+            <w:tcW w:w="1840" w:type="dxa"/>
           </w:tcPr>
           <w:p>
             <w:pPr>
@@ -7166,7 +7190,7 @@
         </w:tc>
         <w:tc>
           <w:tcPr>
-            <w:tcW w:w="4714" w:type="dxa"/>
+            <w:tcW w:w="3495" w:type="dxa"/>
           </w:tcPr>
           <w:p>
             <w:pPr>
@@ -7180,7 +7204,7 @@
         </w:tc>
         <w:tc>
           <w:tcPr>
-            <w:tcW w:w="871" w:type="dxa"/>
+            <w:tcW w:w="1265" w:type="dxa"/>
           </w:tcPr>
           <w:p>
             <w:pPr>
@@ -7194,7 +7218,7 @@
         </w:tc>
         <w:tc>
           <w:tcPr>
-            <w:tcW w:w="1614" w:type="dxa"/>
+            <w:tcW w:w="1380" w:type="dxa"/>
           </w:tcPr>
           <w:p>
             <w:pPr>
@@ -7208,7 +7232,7 @@
         </w:tc>
         <w:tc>
           <w:tcPr>
-            <w:tcW w:w="1280" w:type="dxa"/>
+            <w:tcW w:w="1380" w:type="dxa"/>
           </w:tcPr>
           <w:p>
             <w:pPr>
@@ -7224,7 +7248,7 @@
       <w:tr>
         <w:tc>
           <w:tcPr>
-            <w:tcW w:w="878" w:type="dxa"/>
+            <w:tcW w:w="1840" w:type="dxa"/>
           </w:tcPr>
           <w:p>
             <w:pPr>
@@ -7238,7 +7262,7 @@
         </w:tc>
         <w:tc>
           <w:tcPr>
-            <w:tcW w:w="4714" w:type="dxa"/>
+            <w:tcW w:w="3495" w:type="dxa"/>
           </w:tcPr>
           <w:p>
             <w:pPr>
@@ -7252,7 +7276,7 @@
         </w:tc>
         <w:tc>
           <w:tcPr>
-            <w:tcW w:w="871" w:type="dxa"/>
+            <w:tcW w:w="1265" w:type="dxa"/>
           </w:tcPr>
           <w:p>
             <w:pPr>
@@ -7266,7 +7290,7 @@
         </w:tc>
         <w:tc>
           <w:tcPr>
-            <w:tcW w:w="1614" w:type="dxa"/>
+            <w:tcW w:w="1380" w:type="dxa"/>
           </w:tcPr>
           <w:p>
             <w:pPr>
@@ -7280,7 +7304,7 @@
         </w:tc>
         <w:tc>
           <w:tcPr>
-            <w:tcW w:w="1280" w:type="dxa"/>
+            <w:tcW w:w="1380" w:type="dxa"/>
           </w:tcPr>
           <w:p>
             <w:pPr>
@@ -7447,9 +7471,9 @@
         <w:tblLayout w:type="fixed"/>
       </w:tblPr>
       <w:tblGrid>
-        <w:gridCol w:w="1224"/>
-        <w:gridCol w:w="1658"/>
-        <w:gridCol w:w="6477"/>
+        <w:gridCol w:w="1216"/>
+        <w:gridCol w:w="1712"/>
+        <w:gridCol w:w="6431"/>
       </w:tblGrid>
       <w:tr>
         <w:trPr>
@@ -7457,7 +7481,7 @@
         </w:trPr>
         <w:tc>
           <w:tcPr>
-            <w:tcW w:w="1224" w:type="dxa"/>
+            <w:tcW w:w="1216" w:type="dxa"/>
           </w:tcPr>
           <w:p>
             <w:pPr>
@@ -7471,7 +7495,7 @@
         </w:tc>
         <w:tc>
           <w:tcPr>
-            <w:tcW w:w="1658" w:type="dxa"/>
+            <w:tcW w:w="1712" w:type="dxa"/>
           </w:tcPr>
           <w:p>
             <w:pPr>
@@ -7485,7 +7509,7 @@
         </w:tc>
         <w:tc>
           <w:tcPr>
-            <w:tcW w:w="6477" w:type="dxa"/>
+            <w:tcW w:w="6431" w:type="dxa"/>
           </w:tcPr>
           <w:p>
             <w:pPr>
@@ -7501,7 +7525,7 @@
       <w:tr>
         <w:tc>
           <w:tcPr>
-            <w:tcW w:w="1224" w:type="dxa"/>
+            <w:tcW w:w="1216" w:type="dxa"/>
           </w:tcPr>
           <w:p>
             <w:pPr>
@@ -7515,7 +7539,7 @@
         </w:tc>
         <w:tc>
           <w:tcPr>
-            <w:tcW w:w="1658" w:type="dxa"/>
+            <w:tcW w:w="1712" w:type="dxa"/>
           </w:tcPr>
           <w:p>
             <w:pPr>
@@ -7529,7 +7553,7 @@
         </w:tc>
         <w:tc>
           <w:tcPr>
-            <w:tcW w:w="6477" w:type="dxa"/>
+            <w:tcW w:w="6431" w:type="dxa"/>
           </w:tcPr>
           <w:p>
             <w:pPr>
@@ -7545,7 +7569,7 @@
       <w:tr>
         <w:tc>
           <w:tcPr>
-            <w:tcW w:w="1224" w:type="dxa"/>
+            <w:tcW w:w="1216" w:type="dxa"/>
           </w:tcPr>
           <w:p>
             <w:pPr>
@@ -7559,7 +7583,7 @@
         </w:tc>
         <w:tc>
           <w:tcPr>
-            <w:tcW w:w="1658" w:type="dxa"/>
+            <w:tcW w:w="1712" w:type="dxa"/>
           </w:tcPr>
           <w:p>
             <w:pPr>
@@ -7573,7 +7597,7 @@
         </w:tc>
         <w:tc>
           <w:tcPr>
-            <w:tcW w:w="6477" w:type="dxa"/>
+            <w:tcW w:w="6431" w:type="dxa"/>
           </w:tcPr>
           <w:p>
             <w:pPr>
@@ -7589,7 +7613,7 @@
       <w:tr>
         <w:tc>
           <w:tcPr>
-            <w:tcW w:w="1224" w:type="dxa"/>
+            <w:tcW w:w="1216" w:type="dxa"/>
           </w:tcPr>
           <w:p>
             <w:pPr>
@@ -7603,7 +7627,7 @@
         </w:tc>
         <w:tc>
           <w:tcPr>
-            <w:tcW w:w="1658" w:type="dxa"/>
+            <w:tcW w:w="1712" w:type="dxa"/>
           </w:tcPr>
           <w:p>
             <w:pPr>
@@ -7617,7 +7641,7 @@
         </w:tc>
         <w:tc>
           <w:tcPr>
-            <w:tcW w:w="6477" w:type="dxa"/>
+            <w:tcW w:w="6431" w:type="dxa"/>
           </w:tcPr>
           <w:p>
             <w:pPr>
@@ -7633,7 +7657,7 @@
       <w:tr>
         <w:tc>
           <w:tcPr>
-            <w:tcW w:w="1224" w:type="dxa"/>
+            <w:tcW w:w="1216" w:type="dxa"/>
           </w:tcPr>
           <w:p>
             <w:pPr>
@@ -7647,7 +7671,7 @@
         </w:tc>
         <w:tc>
           <w:tcPr>
-            <w:tcW w:w="1658" w:type="dxa"/>
+            <w:tcW w:w="1712" w:type="dxa"/>
           </w:tcPr>
           <w:p>
             <w:pPr>
@@ -7661,7 +7685,7 @@
         </w:tc>
         <w:tc>
           <w:tcPr>
-            <w:tcW w:w="6477" w:type="dxa"/>
+            <w:tcW w:w="6431" w:type="dxa"/>
           </w:tcPr>
           <w:p>
             <w:pPr>
@@ -8493,10 +8517,10 @@
         <w:tblLayout w:type="fixed"/>
       </w:tblPr>
       <w:tblGrid>
-        <w:gridCol w:w="891"/>
-        <w:gridCol w:w="2505"/>
-        <w:gridCol w:w="3047"/>
-        <w:gridCol w:w="2915"/>
+        <w:gridCol w:w="1840"/>
+        <w:gridCol w:w="2224"/>
+        <w:gridCol w:w="2706"/>
+        <w:gridCol w:w="2588"/>
       </w:tblGrid>
       <w:tr>
         <w:trPr>
@@ -8504,7 +8528,7 @@
         </w:trPr>
         <w:tc>
           <w:tcPr>
-            <w:tcW w:w="891" w:type="dxa"/>
+            <w:tcW w:w="1840" w:type="dxa"/>
           </w:tcPr>
           <w:p>
             <w:pPr>
@@ -8518,7 +8542,7 @@
         </w:tc>
         <w:tc>
           <w:tcPr>
-            <w:tcW w:w="2505" w:type="dxa"/>
+            <w:tcW w:w="2224" w:type="dxa"/>
           </w:tcPr>
           <w:p>
             <w:pPr>
@@ -8532,7 +8556,7 @@
         </w:tc>
         <w:tc>
           <w:tcPr>
-            <w:tcW w:w="3047" w:type="dxa"/>
+            <w:tcW w:w="2706" w:type="dxa"/>
           </w:tcPr>
           <w:p>
             <w:pPr>
@@ -8546,7 +8570,7 @@
         </w:tc>
         <w:tc>
           <w:tcPr>
-            <w:tcW w:w="2915" w:type="dxa"/>
+            <w:tcW w:w="2588" w:type="dxa"/>
           </w:tcPr>
           <w:p>
             <w:pPr>
@@ -8562,7 +8586,7 @@
       <w:tr>
         <w:tc>
           <w:tcPr>
-            <w:tcW w:w="891" w:type="dxa"/>
+            <w:tcW w:w="1840" w:type="dxa"/>
           </w:tcPr>
           <w:p>
             <w:pPr>
@@ -8576,7 +8600,7 @@
         </w:tc>
         <w:tc>
           <w:tcPr>
-            <w:tcW w:w="2505" w:type="dxa"/>
+            <w:tcW w:w="2224" w:type="dxa"/>
           </w:tcPr>
           <w:p>
             <w:pPr>
@@ -8590,7 +8614,7 @@
         </w:tc>
         <w:tc>
           <w:tcPr>
-            <w:tcW w:w="3047" w:type="dxa"/>
+            <w:tcW w:w="2706" w:type="dxa"/>
           </w:tcPr>
           <w:p>
             <w:pPr>
@@ -8604,7 +8628,7 @@
         </w:tc>
         <w:tc>
           <w:tcPr>
-            <w:tcW w:w="2915" w:type="dxa"/>
+            <w:tcW w:w="2588" w:type="dxa"/>
           </w:tcPr>
           <w:p>
             <w:pPr>
@@ -8620,7 +8644,7 @@
       <w:tr>
         <w:tc>
           <w:tcPr>
-            <w:tcW w:w="891" w:type="dxa"/>
+            <w:tcW w:w="1840" w:type="dxa"/>
           </w:tcPr>
           <w:p>
             <w:pPr>
@@ -8634,7 +8658,7 @@
         </w:tc>
         <w:tc>
           <w:tcPr>
-            <w:tcW w:w="2505" w:type="dxa"/>
+            <w:tcW w:w="2224" w:type="dxa"/>
           </w:tcPr>
           <w:p>
             <w:pPr>
@@ -8648,7 +8672,7 @@
         </w:tc>
         <w:tc>
           <w:tcPr>
-            <w:tcW w:w="3047" w:type="dxa"/>
+            <w:tcW w:w="2706" w:type="dxa"/>
           </w:tcPr>
           <w:p>
             <w:pPr>
@@ -8662,7 +8686,7 @@
         </w:tc>
         <w:tc>
           <w:tcPr>
-            <w:tcW w:w="2915" w:type="dxa"/>
+            <w:tcW w:w="2588" w:type="dxa"/>
           </w:tcPr>
           <w:p>
             <w:pPr>
@@ -8678,7 +8702,7 @@
       <w:tr>
         <w:tc>
           <w:tcPr>
-            <w:tcW w:w="891" w:type="dxa"/>
+            <w:tcW w:w="1840" w:type="dxa"/>
           </w:tcPr>
           <w:p>
             <w:pPr>
@@ -8692,7 +8716,7 @@
         </w:tc>
         <w:tc>
           <w:tcPr>
-            <w:tcW w:w="2505" w:type="dxa"/>
+            <w:tcW w:w="2224" w:type="dxa"/>
           </w:tcPr>
           <w:p>
             <w:pPr>
@@ -8706,7 +8730,7 @@
         </w:tc>
         <w:tc>
           <w:tcPr>
-            <w:tcW w:w="3047" w:type="dxa"/>
+            <w:tcW w:w="2706" w:type="dxa"/>
           </w:tcPr>
           <w:p>
             <w:pPr>
@@ -8720,7 +8744,7 @@
         </w:tc>
         <w:tc>
           <w:tcPr>
-            <w:tcW w:w="2915" w:type="dxa"/>
+            <w:tcW w:w="2588" w:type="dxa"/>
           </w:tcPr>
           <w:p>
             <w:pPr>
@@ -8736,7 +8760,7 @@
       <w:tr>
         <w:tc>
           <w:tcPr>
-            <w:tcW w:w="891" w:type="dxa"/>
+            <w:tcW w:w="1840" w:type="dxa"/>
           </w:tcPr>
           <w:p>
             <w:pPr>
@@ -8750,7 +8774,7 @@
         </w:tc>
         <w:tc>
           <w:tcPr>
-            <w:tcW w:w="2505" w:type="dxa"/>
+            <w:tcW w:w="2224" w:type="dxa"/>
           </w:tcPr>
           <w:p>
             <w:pPr>
@@ -8764,7 +8788,7 @@
         </w:tc>
         <w:tc>
           <w:tcPr>
-            <w:tcW w:w="3047" w:type="dxa"/>
+            <w:tcW w:w="2706" w:type="dxa"/>
           </w:tcPr>
           <w:p>
             <w:pPr>
@@ -8778,7 +8802,7 @@
         </w:tc>
         <w:tc>
           <w:tcPr>
-            <w:tcW w:w="2915" w:type="dxa"/>
+            <w:tcW w:w="2588" w:type="dxa"/>
           </w:tcPr>
           <w:p>
             <w:pPr>
@@ -8917,10 +8941,10 @@
         <w:tblLayout w:type="fixed"/>
       </w:tblPr>
       <w:tblGrid>
-        <w:gridCol w:w="1878"/>
-        <w:gridCol w:w="887"/>
-        <w:gridCol w:w="5469"/>
-        <w:gridCol w:w="1125"/>
+        <w:gridCol w:w="1833"/>
+        <w:gridCol w:w="1035"/>
+        <w:gridCol w:w="5341"/>
+        <w:gridCol w:w="1150"/>
       </w:tblGrid>
       <w:tr>
         <w:trPr>
@@ -8928,7 +8952,7 @@
         </w:trPr>
         <w:tc>
           <w:tcPr>
-            <w:tcW w:w="1878" w:type="dxa"/>
+            <w:tcW w:w="1833" w:type="dxa"/>
           </w:tcPr>
           <w:p>
             <w:pPr>
@@ -8942,7 +8966,7 @@
         </w:tc>
         <w:tc>
           <w:tcPr>
-            <w:tcW w:w="887" w:type="dxa"/>
+            <w:tcW w:w="1035" w:type="dxa"/>
           </w:tcPr>
           <w:p>
             <w:pPr>
@@ -8956,7 +8980,7 @@
         </w:tc>
         <w:tc>
           <w:tcPr>
-            <w:tcW w:w="5469" w:type="dxa"/>
+            <w:tcW w:w="5341" w:type="dxa"/>
           </w:tcPr>
           <w:p>
             <w:pPr>
@@ -8970,7 +8994,7 @@
         </w:tc>
         <w:tc>
           <w:tcPr>
-            <w:tcW w:w="1125" w:type="dxa"/>
+            <w:tcW w:w="1150" w:type="dxa"/>
           </w:tcPr>
           <w:p>
             <w:pPr>
@@ -8986,7 +9010,7 @@
       <w:tr>
         <w:tc>
           <w:tcPr>
-            <w:tcW w:w="1878" w:type="dxa"/>
+            <w:tcW w:w="1833" w:type="dxa"/>
           </w:tcPr>
           <w:p>
             <w:pPr>
@@ -9000,7 +9024,7 @@
         </w:tc>
         <w:tc>
           <w:tcPr>
-            <w:tcW w:w="887" w:type="dxa"/>
+            <w:tcW w:w="1035" w:type="dxa"/>
           </w:tcPr>
           <w:p>
             <w:pPr>
@@ -9014,7 +9038,7 @@
         </w:tc>
         <w:tc>
           <w:tcPr>
-            <w:tcW w:w="5469" w:type="dxa"/>
+            <w:tcW w:w="5341" w:type="dxa"/>
           </w:tcPr>
           <w:p>
             <w:pPr>
@@ -9028,7 +9052,7 @@
         </w:tc>
         <w:tc>
           <w:tcPr>
-            <w:tcW w:w="1125" w:type="dxa"/>
+            <w:tcW w:w="1150" w:type="dxa"/>
           </w:tcPr>
           <w:p>
             <w:pPr>
@@ -9044,7 +9068,7 @@
       <w:tr>
         <w:tc>
           <w:tcPr>
-            <w:tcW w:w="1878" w:type="dxa"/>
+            <w:tcW w:w="1833" w:type="dxa"/>
           </w:tcPr>
           <w:p>
             <w:pPr>
@@ -9058,7 +9082,7 @@
         </w:tc>
         <w:tc>
           <w:tcPr>
-            <w:tcW w:w="887" w:type="dxa"/>
+            <w:tcW w:w="1035" w:type="dxa"/>
           </w:tcPr>
           <w:p>
             <w:pPr>
@@ -9072,7 +9096,7 @@
         </w:tc>
         <w:tc>
           <w:tcPr>
-            <w:tcW w:w="5469" w:type="dxa"/>
+            <w:tcW w:w="5341" w:type="dxa"/>
           </w:tcPr>
           <w:p>
             <w:pPr>
@@ -9086,7 +9110,7 @@
         </w:tc>
         <w:tc>
           <w:tcPr>
-            <w:tcW w:w="1125" w:type="dxa"/>
+            <w:tcW w:w="1150" w:type="dxa"/>
           </w:tcPr>
           <w:p>
             <w:pPr>
@@ -9102,7 +9126,7 @@
       <w:tr>
         <w:tc>
           <w:tcPr>
-            <w:tcW w:w="1878" w:type="dxa"/>
+            <w:tcW w:w="1833" w:type="dxa"/>
           </w:tcPr>
           <w:p>
             <w:pPr>
@@ -9116,7 +9140,7 @@
         </w:tc>
         <w:tc>
           <w:tcPr>
-            <w:tcW w:w="887" w:type="dxa"/>
+            <w:tcW w:w="1035" w:type="dxa"/>
           </w:tcPr>
           <w:p>
             <w:pPr>
@@ -9130,7 +9154,7 @@
         </w:tc>
         <w:tc>
           <w:tcPr>
-            <w:tcW w:w="5469" w:type="dxa"/>
+            <w:tcW w:w="5341" w:type="dxa"/>
           </w:tcPr>
           <w:p>
             <w:pPr>
@@ -9144,7 +9168,7 @@
         </w:tc>
         <w:tc>
           <w:tcPr>
-            <w:tcW w:w="1125" w:type="dxa"/>
+            <w:tcW w:w="1150" w:type="dxa"/>
           </w:tcPr>
           <w:p>
             <w:pPr>
@@ -9160,7 +9184,7 @@
       <w:tr>
         <w:tc>
           <w:tcPr>
-            <w:tcW w:w="1878" w:type="dxa"/>
+            <w:tcW w:w="1833" w:type="dxa"/>
           </w:tcPr>
           <w:p>
             <w:pPr>
@@ -9174,7 +9198,7 @@
         </w:tc>
         <w:tc>
           <w:tcPr>
-            <w:tcW w:w="887" w:type="dxa"/>
+            <w:tcW w:w="1035" w:type="dxa"/>
           </w:tcPr>
           <w:p>
             <w:pPr>
@@ -9188,7 +9212,7 @@
         </w:tc>
         <w:tc>
           <w:tcPr>
-            <w:tcW w:w="5469" w:type="dxa"/>
+            <w:tcW w:w="5341" w:type="dxa"/>
           </w:tcPr>
           <w:p>
             <w:pPr>
@@ -9202,7 +9226,7 @@
         </w:tc>
         <w:tc>
           <w:tcPr>
-            <w:tcW w:w="1125" w:type="dxa"/>
+            <w:tcW w:w="1150" w:type="dxa"/>
           </w:tcPr>
           <w:p>
             <w:pPr>
@@ -9218,7 +9242,7 @@
       <w:tr>
         <w:tc>
           <w:tcPr>
-            <w:tcW w:w="1878" w:type="dxa"/>
+            <w:tcW w:w="1833" w:type="dxa"/>
           </w:tcPr>
           <w:p>
             <w:pPr>
@@ -9232,7 +9256,7 @@
         </w:tc>
         <w:tc>
           <w:tcPr>
-            <w:tcW w:w="887" w:type="dxa"/>
+            <w:tcW w:w="1035" w:type="dxa"/>
           </w:tcPr>
           <w:p>
             <w:pPr>
@@ -9246,7 +9270,7 @@
         </w:tc>
         <w:tc>
           <w:tcPr>
-            <w:tcW w:w="5469" w:type="dxa"/>
+            <w:tcW w:w="5341" w:type="dxa"/>
           </w:tcPr>
           <w:p>
             <w:pPr>
@@ -9260,7 +9284,7 @@
         </w:tc>
         <w:tc>
           <w:tcPr>
-            <w:tcW w:w="1125" w:type="dxa"/>
+            <w:tcW w:w="1150" w:type="dxa"/>
           </w:tcPr>
           <w:p>
             <w:pPr>
@@ -9276,7 +9300,7 @@
       <w:tr>
         <w:tc>
           <w:tcPr>
-            <w:tcW w:w="1878" w:type="dxa"/>
+            <w:tcW w:w="1833" w:type="dxa"/>
           </w:tcPr>
           <w:p>
             <w:pPr>
@@ -9290,7 +9314,7 @@
         </w:tc>
         <w:tc>
           <w:tcPr>
-            <w:tcW w:w="887" w:type="dxa"/>
+            <w:tcW w:w="1035" w:type="dxa"/>
           </w:tcPr>
           <w:p>
             <w:pPr>
@@ -9304,7 +9328,7 @@
         </w:tc>
         <w:tc>
           <w:tcPr>
-            <w:tcW w:w="5469" w:type="dxa"/>
+            <w:tcW w:w="5341" w:type="dxa"/>
           </w:tcPr>
           <w:p>
             <w:pPr>
@@ -9318,7 +9342,7 @@
         </w:tc>
         <w:tc>
           <w:tcPr>
-            <w:tcW w:w="1125" w:type="dxa"/>
+            <w:tcW w:w="1150" w:type="dxa"/>
           </w:tcPr>
           <w:p>
             <w:pPr>
@@ -9468,9 +9492,9 @@
         <w:tblLayout w:type="fixed"/>
       </w:tblPr>
       <w:tblGrid>
-        <w:gridCol w:w="848"/>
-        <w:gridCol w:w="4637"/>
-        <w:gridCol w:w="3874"/>
+        <w:gridCol w:w="900"/>
+        <w:gridCol w:w="4609"/>
+        <w:gridCol w:w="3850"/>
       </w:tblGrid>
       <w:tr>
         <w:trPr>
@@ -9478,7 +9502,7 @@
         </w:trPr>
         <w:tc>
           <w:tcPr>
-            <w:tcW w:w="848" w:type="dxa"/>
+            <w:tcW w:w="900" w:type="dxa"/>
           </w:tcPr>
           <w:p>
             <w:pPr>
@@ -9492,7 +9516,7 @@
         </w:tc>
         <w:tc>
           <w:tcPr>
-            <w:tcW w:w="4637" w:type="dxa"/>
+            <w:tcW w:w="4609" w:type="dxa"/>
           </w:tcPr>
           <w:p>
             <w:pPr>
@@ -9506,7 +9530,7 @@
         </w:tc>
         <w:tc>
           <w:tcPr>
-            <w:tcW w:w="3874" w:type="dxa"/>
+            <w:tcW w:w="3850" w:type="dxa"/>
           </w:tcPr>
           <w:p>
             <w:pPr>
@@ -9522,7 +9546,7 @@
       <w:tr>
         <w:tc>
           <w:tcPr>
-            <w:tcW w:w="848" w:type="dxa"/>
+            <w:tcW w:w="900" w:type="dxa"/>
           </w:tcPr>
           <w:p>
             <w:pPr>
@@ -9536,7 +9560,7 @@
         </w:tc>
         <w:tc>
           <w:tcPr>
-            <w:tcW w:w="4637" w:type="dxa"/>
+            <w:tcW w:w="4609" w:type="dxa"/>
           </w:tcPr>
           <w:p>
             <w:pPr>
@@ -9550,7 +9574,7 @@
         </w:tc>
         <w:tc>
           <w:tcPr>
-            <w:tcW w:w="3874" w:type="dxa"/>
+            <w:tcW w:w="3850" w:type="dxa"/>
           </w:tcPr>
           <w:p>
             <w:pPr>
@@ -9566,7 +9590,7 @@
       <w:tr>
         <w:tc>
           <w:tcPr>
-            <w:tcW w:w="848" w:type="dxa"/>
+            <w:tcW w:w="900" w:type="dxa"/>
           </w:tcPr>
           <w:p>
             <w:pPr>
@@ -9580,7 +9604,7 @@
         </w:tc>
         <w:tc>
           <w:tcPr>
-            <w:tcW w:w="4637" w:type="dxa"/>
+            <w:tcW w:w="4609" w:type="dxa"/>
           </w:tcPr>
           <w:p>
             <w:pPr>
@@ -9594,7 +9618,7 @@
         </w:tc>
         <w:tc>
           <w:tcPr>
-            <w:tcW w:w="3874" w:type="dxa"/>
+            <w:tcW w:w="3850" w:type="dxa"/>
           </w:tcPr>
           <w:p>
             <w:pPr>
@@ -9610,7 +9634,7 @@
       <w:tr>
         <w:tc>
           <w:tcPr>
-            <w:tcW w:w="848" w:type="dxa"/>
+            <w:tcW w:w="900" w:type="dxa"/>
           </w:tcPr>
           <w:p>
             <w:pPr>
@@ -9624,7 +9648,7 @@
         </w:tc>
         <w:tc>
           <w:tcPr>
-            <w:tcW w:w="4637" w:type="dxa"/>
+            <w:tcW w:w="4609" w:type="dxa"/>
           </w:tcPr>
           <w:p>
             <w:pPr>
@@ -9638,7 +9662,7 @@
         </w:tc>
         <w:tc>
           <w:tcPr>
-            <w:tcW w:w="3874" w:type="dxa"/>
+            <w:tcW w:w="3850" w:type="dxa"/>
           </w:tcPr>
           <w:p>
             <w:pPr>
@@ -9654,7 +9678,7 @@
       <w:tr>
         <w:tc>
           <w:tcPr>
-            <w:tcW w:w="848" w:type="dxa"/>
+            <w:tcW w:w="900" w:type="dxa"/>
           </w:tcPr>
           <w:p>
             <w:pPr>
@@ -9668,7 +9692,7 @@
         </w:tc>
         <w:tc>
           <w:tcPr>
-            <w:tcW w:w="4637" w:type="dxa"/>
+            <w:tcW w:w="4609" w:type="dxa"/>
           </w:tcPr>
           <w:p>
             <w:pPr>
@@ -9682,7 +9706,7 @@
         </w:tc>
         <w:tc>
           <w:tcPr>
-            <w:tcW w:w="3874" w:type="dxa"/>
+            <w:tcW w:w="3850" w:type="dxa"/>
           </w:tcPr>
           <w:p>
             <w:pPr>
@@ -9698,7 +9722,7 @@
       <w:tr>
         <w:tc>
           <w:tcPr>
-            <w:tcW w:w="848" w:type="dxa"/>
+            <w:tcW w:w="900" w:type="dxa"/>
           </w:tcPr>
           <w:p>
             <w:pPr>
@@ -9712,7 +9736,7 @@
         </w:tc>
         <w:tc>
           <w:tcPr>
-            <w:tcW w:w="4637" w:type="dxa"/>
+            <w:tcW w:w="4609" w:type="dxa"/>
           </w:tcPr>
           <w:p>
             <w:pPr>
@@ -9726,7 +9750,7 @@
         </w:tc>
         <w:tc>
           <w:tcPr>
-            <w:tcW w:w="3874" w:type="dxa"/>
+            <w:tcW w:w="3850" w:type="dxa"/>
           </w:tcPr>
           <w:p>
             <w:pPr>
@@ -9742,7 +9766,7 @@
       <w:tr>
         <w:tc>
           <w:tcPr>
-            <w:tcW w:w="848" w:type="dxa"/>
+            <w:tcW w:w="900" w:type="dxa"/>
           </w:tcPr>
           <w:p>
             <w:pPr>
@@ -9756,7 +9780,7 @@
         </w:tc>
         <w:tc>
           <w:tcPr>
-            <w:tcW w:w="4637" w:type="dxa"/>
+            <w:tcW w:w="4609" w:type="dxa"/>
           </w:tcPr>
           <w:p>
             <w:pPr>
@@ -9770,7 +9794,7 @@
         </w:tc>
         <w:tc>
           <w:tcPr>
-            <w:tcW w:w="3874" w:type="dxa"/>
+            <w:tcW w:w="3850" w:type="dxa"/>
           </w:tcPr>
           <w:p>
             <w:pPr>
@@ -9786,7 +9810,7 @@
       <w:tr>
         <w:tc>
           <w:tcPr>
-            <w:tcW w:w="848" w:type="dxa"/>
+            <w:tcW w:w="900" w:type="dxa"/>
           </w:tcPr>
           <w:p>
             <w:pPr>
@@ -9800,7 +9824,7 @@
         </w:tc>
         <w:tc>
           <w:tcPr>
-            <w:tcW w:w="4637" w:type="dxa"/>
+            <w:tcW w:w="4609" w:type="dxa"/>
           </w:tcPr>
           <w:p>
             <w:pPr>
@@ -9814,7 +9838,7 @@
         </w:tc>
         <w:tc>
           <w:tcPr>
-            <w:tcW w:w="3874" w:type="dxa"/>
+            <w:tcW w:w="3850" w:type="dxa"/>
           </w:tcPr>
           <w:p>
             <w:pPr>
@@ -9830,7 +9854,7 @@
       <w:tr>
         <w:tc>
           <w:tcPr>
-            <w:tcW w:w="848" w:type="dxa"/>
+            <w:tcW w:w="900" w:type="dxa"/>
           </w:tcPr>
           <w:p>
             <w:pPr>
@@ -9844,7 +9868,7 @@
         </w:tc>
         <w:tc>
           <w:tcPr>
-            <w:tcW w:w="4637" w:type="dxa"/>
+            <w:tcW w:w="4609" w:type="dxa"/>
           </w:tcPr>
           <w:p>
             <w:pPr>
@@ -9858,7 +9882,7 @@
         </w:tc>
         <w:tc>
           <w:tcPr>
-            <w:tcW w:w="3874" w:type="dxa"/>
+            <w:tcW w:w="3850" w:type="dxa"/>
           </w:tcPr>
           <w:p>
             <w:pPr>
@@ -9874,7 +9898,7 @@
       <w:tr>
         <w:tc>
           <w:tcPr>
-            <w:tcW w:w="848" w:type="dxa"/>
+            <w:tcW w:w="900" w:type="dxa"/>
           </w:tcPr>
           <w:p>
             <w:pPr>
@@ -9888,7 +9912,7 @@
         </w:tc>
         <w:tc>
           <w:tcPr>
-            <w:tcW w:w="4637" w:type="dxa"/>
+            <w:tcW w:w="4609" w:type="dxa"/>
           </w:tcPr>
           <w:p>
             <w:pPr>
@@ -9902,7 +9926,7 @@
         </w:tc>
         <w:tc>
           <w:tcPr>
-            <w:tcW w:w="3874" w:type="dxa"/>
+            <w:tcW w:w="3850" w:type="dxa"/>
           </w:tcPr>
           <w:p>
             <w:pPr>
@@ -10213,10 +10237,10 @@
         <w:tblLayout w:type="fixed"/>
       </w:tblPr>
       <w:tblGrid>
-        <w:gridCol w:w="851"/>
-        <w:gridCol w:w="3189"/>
-        <w:gridCol w:w="2570"/>
-        <w:gridCol w:w="2749"/>
+        <w:gridCol w:w="1035"/>
+        <w:gridCol w:w="3120"/>
+        <w:gridCol w:w="2514"/>
+        <w:gridCol w:w="2689"/>
       </w:tblGrid>
       <w:tr>
         <w:trPr>
@@ -10224,7 +10248,7 @@
         </w:trPr>
         <w:tc>
           <w:tcPr>
-            <w:tcW w:w="851" w:type="dxa"/>
+            <w:tcW w:w="1035" w:type="dxa"/>
           </w:tcPr>
           <w:p>
             <w:pPr>
@@ -10238,7 +10262,7 @@
         </w:tc>
         <w:tc>
           <w:tcPr>
-            <w:tcW w:w="3189" w:type="dxa"/>
+            <w:tcW w:w="3120" w:type="dxa"/>
           </w:tcPr>
           <w:p>
             <w:pPr>
@@ -10252,7 +10276,7 @@
         </w:tc>
         <w:tc>
           <w:tcPr>
-            <w:tcW w:w="2570" w:type="dxa"/>
+            <w:tcW w:w="2514" w:type="dxa"/>
           </w:tcPr>
           <w:p>
             <w:pPr>
@@ -10266,7 +10290,7 @@
         </w:tc>
         <w:tc>
           <w:tcPr>
-            <w:tcW w:w="2749" w:type="dxa"/>
+            <w:tcW w:w="2689" w:type="dxa"/>
           </w:tcPr>
           <w:p>
             <w:pPr>
@@ -10282,7 +10306,7 @@
       <w:tr>
         <w:tc>
           <w:tcPr>
-            <w:tcW w:w="851" w:type="dxa"/>
+            <w:tcW w:w="1035" w:type="dxa"/>
           </w:tcPr>
           <w:p>
             <w:pPr>
@@ -10296,7 +10320,7 @@
         </w:tc>
         <w:tc>
           <w:tcPr>
-            <w:tcW w:w="3189" w:type="dxa"/>
+            <w:tcW w:w="3120" w:type="dxa"/>
           </w:tcPr>
           <w:p>
             <w:pPr>
@@ -10310,7 +10334,7 @@
         </w:tc>
         <w:tc>
           <w:tcPr>
-            <w:tcW w:w="2570" w:type="dxa"/>
+            <w:tcW w:w="2514" w:type="dxa"/>
           </w:tcPr>
           <w:p>
             <w:pPr>
@@ -10324,7 +10348,7 @@
         </w:tc>
         <w:tc>
           <w:tcPr>
-            <w:tcW w:w="2749" w:type="dxa"/>
+            <w:tcW w:w="2689" w:type="dxa"/>
           </w:tcPr>
           <w:p>
             <w:pPr>
@@ -10340,7 +10364,7 @@
       <w:tr>
         <w:tc>
           <w:tcPr>
-            <w:tcW w:w="851" w:type="dxa"/>
+            <w:tcW w:w="1035" w:type="dxa"/>
           </w:tcPr>
           <w:p>
             <w:pPr>
@@ -10354,7 +10378,7 @@
         </w:tc>
         <w:tc>
           <w:tcPr>
-            <w:tcW w:w="3189" w:type="dxa"/>
+            <w:tcW w:w="3120" w:type="dxa"/>
           </w:tcPr>
           <w:p>
             <w:pPr>
@@ -10368,7 +10392,7 @@
         </w:tc>
         <w:tc>
           <w:tcPr>
-            <w:tcW w:w="2570" w:type="dxa"/>
+            <w:tcW w:w="2514" w:type="dxa"/>
           </w:tcPr>
           <w:p>
             <w:pPr>
@@ -10382,7 +10406,7 @@
         </w:tc>
         <w:tc>
           <w:tcPr>
-            <w:tcW w:w="2749" w:type="dxa"/>
+            <w:tcW w:w="2689" w:type="dxa"/>
           </w:tcPr>
           <w:p>
             <w:pPr>
@@ -10398,7 +10422,7 @@
       <w:tr>
         <w:tc>
           <w:tcPr>
-            <w:tcW w:w="851" w:type="dxa"/>
+            <w:tcW w:w="1035" w:type="dxa"/>
           </w:tcPr>
           <w:p>
             <w:pPr>
@@ -10412,7 +10436,7 @@
         </w:tc>
         <w:tc>
           <w:tcPr>
-            <w:tcW w:w="3189" w:type="dxa"/>
+            <w:tcW w:w="3120" w:type="dxa"/>
           </w:tcPr>
           <w:p>
             <w:pPr>
@@ -10426,7 +10450,7 @@
         </w:tc>
         <w:tc>
           <w:tcPr>
-            <w:tcW w:w="2570" w:type="dxa"/>
+            <w:tcW w:w="2514" w:type="dxa"/>
           </w:tcPr>
           <w:p>
             <w:pPr>
@@ -10440,7 +10464,7 @@
         </w:tc>
         <w:tc>
           <w:tcPr>
-            <w:tcW w:w="2749" w:type="dxa"/>
+            <w:tcW w:w="2689" w:type="dxa"/>
           </w:tcPr>
           <w:p>
             <w:pPr>
@@ -10456,7 +10480,7 @@
       <w:tr>
         <w:tc>
           <w:tcPr>
-            <w:tcW w:w="851" w:type="dxa"/>
+            <w:tcW w:w="1035" w:type="dxa"/>
           </w:tcPr>
           <w:p>
             <w:pPr>
@@ -10470,7 +10494,7 @@
         </w:tc>
         <w:tc>
           <w:tcPr>
-            <w:tcW w:w="3189" w:type="dxa"/>
+            <w:tcW w:w="3120" w:type="dxa"/>
           </w:tcPr>
           <w:p>
             <w:pPr>
@@ -10484,7 +10508,7 @@
         </w:tc>
         <w:tc>
           <w:tcPr>
-            <w:tcW w:w="2570" w:type="dxa"/>
+            <w:tcW w:w="2514" w:type="dxa"/>
           </w:tcPr>
           <w:p>
             <w:pPr>
@@ -10498,7 +10522,7 @@
         </w:tc>
         <w:tc>
           <w:tcPr>
-            <w:tcW w:w="2749" w:type="dxa"/>
+            <w:tcW w:w="2689" w:type="dxa"/>
           </w:tcPr>
           <w:p>
             <w:pPr>
@@ -10531,9 +10555,9 @@
         <w:tblLayout w:type="fixed"/>
       </w:tblPr>
       <w:tblGrid>
-        <w:gridCol w:w="1560"/>
-        <w:gridCol w:w="5112"/>
-        <w:gridCol w:w="2686"/>
+        <w:gridCol w:w="1610"/>
+        <w:gridCol w:w="5080"/>
+        <w:gridCol w:w="2669"/>
       </w:tblGrid>
       <w:tr>
         <w:trPr>
@@ -10541,7 +10565,7 @@
         </w:trPr>
         <w:tc>
           <w:tcPr>
-            <w:tcW w:w="1560" w:type="dxa"/>
+            <w:tcW w:w="1610" w:type="dxa"/>
           </w:tcPr>
           <w:p>
             <w:pPr>
@@ -10555,7 +10579,7 @@
         </w:tc>
         <w:tc>
           <w:tcPr>
-            <w:tcW w:w="5112" w:type="dxa"/>
+            <w:tcW w:w="5080" w:type="dxa"/>
           </w:tcPr>
           <w:p>
             <w:pPr>
@@ -10569,7 +10593,7 @@
         </w:tc>
         <w:tc>
           <w:tcPr>
-            <w:tcW w:w="2686" w:type="dxa"/>
+            <w:tcW w:w="2669" w:type="dxa"/>
           </w:tcPr>
           <w:p>
             <w:pPr>
@@ -10585,7 +10609,7 @@
       <w:tr>
         <w:tc>
           <w:tcPr>
-            <w:tcW w:w="1560" w:type="dxa"/>
+            <w:tcW w:w="1610" w:type="dxa"/>
           </w:tcPr>
           <w:p>
             <w:pPr>
@@ -10599,7 +10623,7 @@
         </w:tc>
         <w:tc>
           <w:tcPr>
-            <w:tcW w:w="5112" w:type="dxa"/>
+            <w:tcW w:w="5080" w:type="dxa"/>
           </w:tcPr>
           <w:p>
             <w:pPr>
@@ -10613,7 +10637,7 @@
         </w:tc>
         <w:tc>
           <w:tcPr>
-            <w:tcW w:w="2686" w:type="dxa"/>
+            <w:tcW w:w="2669" w:type="dxa"/>
           </w:tcPr>
           <w:p>
             <w:pPr>
@@ -10629,7 +10653,7 @@
       <w:tr>
         <w:tc>
           <w:tcPr>
-            <w:tcW w:w="1560" w:type="dxa"/>
+            <w:tcW w:w="1610" w:type="dxa"/>
           </w:tcPr>
           <w:p>
             <w:pPr>
@@ -10643,7 +10667,7 @@
         </w:tc>
         <w:tc>
           <w:tcPr>
-            <w:tcW w:w="5112" w:type="dxa"/>
+            <w:tcW w:w="5080" w:type="dxa"/>
           </w:tcPr>
           <w:p>
             <w:pPr>
@@ -10657,7 +10681,7 @@
         </w:tc>
         <w:tc>
           <w:tcPr>
-            <w:tcW w:w="2686" w:type="dxa"/>
+            <w:tcW w:w="2669" w:type="dxa"/>
           </w:tcPr>
           <w:p>
             <w:pPr>
@@ -10673,7 +10697,7 @@
       <w:tr>
         <w:tc>
           <w:tcPr>
-            <w:tcW w:w="1560" w:type="dxa"/>
+            <w:tcW w:w="1610" w:type="dxa"/>
           </w:tcPr>
           <w:p>
             <w:pPr>
@@ -10687,7 +10711,7 @@
         </w:tc>
         <w:tc>
           <w:tcPr>
-            <w:tcW w:w="5112" w:type="dxa"/>
+            <w:tcW w:w="5080" w:type="dxa"/>
           </w:tcPr>
           <w:p>
             <w:pPr>
@@ -10701,7 +10725,7 @@
         </w:tc>
         <w:tc>
           <w:tcPr>
-            <w:tcW w:w="2686" w:type="dxa"/>
+            <w:tcW w:w="2669" w:type="dxa"/>
           </w:tcPr>
           <w:p>
             <w:pPr>
@@ -10717,7 +10741,7 @@
       <w:tr>
         <w:tc>
           <w:tcPr>
-            <w:tcW w:w="1560" w:type="dxa"/>
+            <w:tcW w:w="1610" w:type="dxa"/>
           </w:tcPr>
           <w:p>
             <w:pPr>
@@ -10731,7 +10755,7 @@
         </w:tc>
         <w:tc>
           <w:tcPr>
-            <w:tcW w:w="5112" w:type="dxa"/>
+            <w:tcW w:w="5080" w:type="dxa"/>
           </w:tcPr>
           <w:p>
             <w:pPr>
@@ -10745,7 +10769,7 @@
         </w:tc>
         <w:tc>
           <w:tcPr>
-            <w:tcW w:w="2686" w:type="dxa"/>
+            <w:tcW w:w="2669" w:type="dxa"/>
           </w:tcPr>
           <w:p>
             <w:pPr>
@@ -10761,7 +10785,7 @@
       <w:tr>
         <w:tc>
           <w:tcPr>
-            <w:tcW w:w="1560" w:type="dxa"/>
+            <w:tcW w:w="1610" w:type="dxa"/>
           </w:tcPr>
           <w:p>
             <w:pPr>
@@ -10775,7 +10799,7 @@
         </w:tc>
         <w:tc>
           <w:tcPr>
-            <w:tcW w:w="5112" w:type="dxa"/>
+            <w:tcW w:w="5080" w:type="dxa"/>
           </w:tcPr>
           <w:p>
             <w:pPr>
@@ -10789,7 +10813,7 @@
         </w:tc>
         <w:tc>
           <w:tcPr>
-            <w:tcW w:w="2686" w:type="dxa"/>
+            <w:tcW w:w="2669" w:type="dxa"/>
           </w:tcPr>
           <w:p>
             <w:pPr>
@@ -10805,7 +10829,7 @@
       <w:tr>
         <w:tc>
           <w:tcPr>
-            <w:tcW w:w="1560" w:type="dxa"/>
+            <w:tcW w:w="1610" w:type="dxa"/>
           </w:tcPr>
           <w:p>
             <w:pPr>
@@ -10819,7 +10843,7 @@
         </w:tc>
         <w:tc>
           <w:tcPr>
-            <w:tcW w:w="5112" w:type="dxa"/>
+            <w:tcW w:w="5080" w:type="dxa"/>
           </w:tcPr>
           <w:p>
             <w:pPr>
@@ -10833,7 +10857,7 @@
         </w:tc>
         <w:tc>
           <w:tcPr>
-            <w:tcW w:w="2686" w:type="dxa"/>
+            <w:tcW w:w="2669" w:type="dxa"/>
           </w:tcPr>
           <w:p>
             <w:pPr>
@@ -10849,7 +10873,7 @@
       <w:tr>
         <w:tc>
           <w:tcPr>
-            <w:tcW w:w="1560" w:type="dxa"/>
+            <w:tcW w:w="1610" w:type="dxa"/>
           </w:tcPr>
           <w:p>
             <w:pPr>
@@ -10863,7 +10887,7 @@
         </w:tc>
         <w:tc>
           <w:tcPr>
-            <w:tcW w:w="5112" w:type="dxa"/>
+            <w:tcW w:w="5080" w:type="dxa"/>
           </w:tcPr>
           <w:p>
             <w:pPr>
@@ -10877,7 +10901,7 @@
         </w:tc>
         <w:tc>
           <w:tcPr>
-            <w:tcW w:w="2686" w:type="dxa"/>
+            <w:tcW w:w="2669" w:type="dxa"/>
           </w:tcPr>
           <w:p>
             <w:pPr>
@@ -11355,10 +11379,10 @@
         <w:tblLayout w:type="fixed"/>
       </w:tblPr>
       <w:tblGrid>
-        <w:gridCol w:w="4362"/>
-        <w:gridCol w:w="1325"/>
-        <w:gridCol w:w="2187"/>
-        <w:gridCol w:w="1485"/>
+        <w:gridCol w:w="4332"/>
+        <w:gridCol w:w="1379"/>
+        <w:gridCol w:w="2172"/>
+        <w:gridCol w:w="1475"/>
       </w:tblGrid>
       <w:tr>
         <w:trPr>
@@ -11366,7 +11390,7 @@
         </w:trPr>
         <w:tc>
           <w:tcPr>
-            <w:tcW w:w="4362" w:type="dxa"/>
+            <w:tcW w:w="4332" w:type="dxa"/>
           </w:tcPr>
           <w:p>
             <w:pPr>
@@ -11380,7 +11404,7 @@
         </w:tc>
         <w:tc>
           <w:tcPr>
-            <w:tcW w:w="1325" w:type="dxa"/>
+            <w:tcW w:w="1379" w:type="dxa"/>
           </w:tcPr>
           <w:p>
             <w:pPr>
@@ -11394,7 +11418,7 @@
         </w:tc>
         <w:tc>
           <w:tcPr>
-            <w:tcW w:w="2187" w:type="dxa"/>
+            <w:tcW w:w="2172" w:type="dxa"/>
           </w:tcPr>
           <w:p>
             <w:pPr>
@@ -11408,7 +11432,7 @@
         </w:tc>
         <w:tc>
           <w:tcPr>
-            <w:tcW w:w="1485" w:type="dxa"/>
+            <w:tcW w:w="1475" w:type="dxa"/>
           </w:tcPr>
           <w:p>
             <w:pPr>
@@ -11424,7 +11448,7 @@
       <w:tr>
         <w:tc>
           <w:tcPr>
-            <w:tcW w:w="4362" w:type="dxa"/>
+            <w:tcW w:w="4332" w:type="dxa"/>
           </w:tcPr>
           <w:p>
             <w:pPr>
@@ -11438,7 +11462,7 @@
         </w:tc>
         <w:tc>
           <w:tcPr>
-            <w:tcW w:w="1325" w:type="dxa"/>
+            <w:tcW w:w="1379" w:type="dxa"/>
           </w:tcPr>
           <w:p>
             <w:pPr>
@@ -11452,7 +11476,7 @@
         </w:tc>
         <w:tc>
           <w:tcPr>
-            <w:tcW w:w="2187" w:type="dxa"/>
+            <w:tcW w:w="2172" w:type="dxa"/>
           </w:tcPr>
           <w:p>
             <w:pPr>
@@ -11466,7 +11490,7 @@
         </w:tc>
         <w:tc>
           <w:tcPr>
-            <w:tcW w:w="1485" w:type="dxa"/>
+            <w:tcW w:w="1475" w:type="dxa"/>
           </w:tcPr>
           <w:p>
             <w:pPr>
@@ -11482,7 +11506,7 @@
       <w:tr>
         <w:tc>
           <w:tcPr>
-            <w:tcW w:w="4362" w:type="dxa"/>
+            <w:tcW w:w="4332" w:type="dxa"/>
           </w:tcPr>
           <w:p>
             <w:pPr>
@@ -11496,7 +11520,7 @@
         </w:tc>
         <w:tc>
           <w:tcPr>
-            <w:tcW w:w="1325" w:type="dxa"/>
+            <w:tcW w:w="1379" w:type="dxa"/>
           </w:tcPr>
           <w:p>
             <w:pPr>
@@ -11510,7 +11534,7 @@
         </w:tc>
         <w:tc>
           <w:tcPr>
-            <w:tcW w:w="2187" w:type="dxa"/>
+            <w:tcW w:w="2172" w:type="dxa"/>
           </w:tcPr>
           <w:p>
             <w:pPr>
@@ -11524,7 +11548,7 @@
         </w:tc>
         <w:tc>
           <w:tcPr>
-            <w:tcW w:w="1485" w:type="dxa"/>
+            <w:tcW w:w="1475" w:type="dxa"/>
           </w:tcPr>
           <w:p>
             <w:pPr>
@@ -11540,7 +11564,7 @@
       <w:tr>
         <w:tc>
           <w:tcPr>
-            <w:tcW w:w="4362" w:type="dxa"/>
+            <w:tcW w:w="4332" w:type="dxa"/>
           </w:tcPr>
           <w:p>
             <w:pPr>
@@ -11554,7 +11578,7 @@
         </w:tc>
         <w:tc>
           <w:tcPr>
-            <w:tcW w:w="1325" w:type="dxa"/>
+            <w:tcW w:w="1379" w:type="dxa"/>
           </w:tcPr>
           <w:p>
             <w:pPr>
@@ -11568,7 +11592,7 @@
         </w:tc>
         <w:tc>
           <w:tcPr>
-            <w:tcW w:w="2187" w:type="dxa"/>
+            <w:tcW w:w="2172" w:type="dxa"/>
           </w:tcPr>
           <w:p>
             <w:pPr>
@@ -11582,7 +11606,7 @@
         </w:tc>
         <w:tc>
           <w:tcPr>
-            <w:tcW w:w="1485" w:type="dxa"/>
+            <w:tcW w:w="1475" w:type="dxa"/>
           </w:tcPr>
           <w:p>
             <w:pPr>
@@ -11598,7 +11622,7 @@
       <w:tr>
         <w:tc>
           <w:tcPr>
-            <w:tcW w:w="4362" w:type="dxa"/>
+            <w:tcW w:w="4332" w:type="dxa"/>
           </w:tcPr>
           <w:p>
             <w:pPr>
@@ -11612,7 +11636,7 @@
         </w:tc>
         <w:tc>
           <w:tcPr>
-            <w:tcW w:w="1325" w:type="dxa"/>
+            <w:tcW w:w="1379" w:type="dxa"/>
           </w:tcPr>
           <w:p>
             <w:pPr>
@@ -11626,7 +11650,7 @@
         </w:tc>
         <w:tc>
           <w:tcPr>
-            <w:tcW w:w="2187" w:type="dxa"/>
+            <w:tcW w:w="2172" w:type="dxa"/>
           </w:tcPr>
           <w:p>
             <w:pPr>
@@ -11640,7 +11664,7 @@
         </w:tc>
         <w:tc>
           <w:tcPr>
-            <w:tcW w:w="1485" w:type="dxa"/>
+            <w:tcW w:w="1475" w:type="dxa"/>
           </w:tcPr>
           <w:p>
             <w:pPr>
@@ -11656,7 +11680,7 @@
       <w:tr>
         <w:tc>
           <w:tcPr>
-            <w:tcW w:w="4362" w:type="dxa"/>
+            <w:tcW w:w="4332" w:type="dxa"/>
           </w:tcPr>
           <w:p>
             <w:pPr>
@@ -11670,7 +11694,7 @@
         </w:tc>
         <w:tc>
           <w:tcPr>
-            <w:tcW w:w="1325" w:type="dxa"/>
+            <w:tcW w:w="1379" w:type="dxa"/>
           </w:tcPr>
           <w:p>
             <w:pPr>
@@ -11684,7 +11708,7 @@
         </w:tc>
         <w:tc>
           <w:tcPr>
-            <w:tcW w:w="2187" w:type="dxa"/>
+            <w:tcW w:w="2172" w:type="dxa"/>
           </w:tcPr>
           <w:p>
             <w:pPr>
@@ -11698,7 +11722,7 @@
         </w:tc>
         <w:tc>
           <w:tcPr>
-            <w:tcW w:w="1485" w:type="dxa"/>
+            <w:tcW w:w="1475" w:type="dxa"/>
           </w:tcPr>
           <w:p>
             <w:pPr>
@@ -11714,7 +11738,7 @@
       <w:tr>
         <w:tc>
           <w:tcPr>
-            <w:tcW w:w="4362" w:type="dxa"/>
+            <w:tcW w:w="4332" w:type="dxa"/>
           </w:tcPr>
           <w:p>
             <w:pPr>
@@ -11728,7 +11752,7 @@
         </w:tc>
         <w:tc>
           <w:tcPr>
-            <w:tcW w:w="1325" w:type="dxa"/>
+            <w:tcW w:w="1379" w:type="dxa"/>
           </w:tcPr>
           <w:p>
             <w:pPr>
@@ -11742,7 +11766,7 @@
         </w:tc>
         <w:tc>
           <w:tcPr>
-            <w:tcW w:w="2187" w:type="dxa"/>
+            <w:tcW w:w="2172" w:type="dxa"/>
           </w:tcPr>
           <w:p>
             <w:pPr>
@@ -11756,7 +11780,7 @@
         </w:tc>
         <w:tc>
           <w:tcPr>
-            <w:tcW w:w="1485" w:type="dxa"/>
+            <w:tcW w:w="1475" w:type="dxa"/>
           </w:tcPr>
           <w:p>
             <w:pPr>
@@ -11772,7 +11796,7 @@
       <w:tr>
         <w:tc>
           <w:tcPr>
-            <w:tcW w:w="4362" w:type="dxa"/>
+            <w:tcW w:w="4332" w:type="dxa"/>
           </w:tcPr>
           <w:p>
             <w:pPr>
@@ -11786,7 +11810,7 @@
         </w:tc>
         <w:tc>
           <w:tcPr>
-            <w:tcW w:w="1325" w:type="dxa"/>
+            <w:tcW w:w="1379" w:type="dxa"/>
           </w:tcPr>
           <w:p>
             <w:pPr>
@@ -11800,7 +11824,7 @@
         </w:tc>
         <w:tc>
           <w:tcPr>
-            <w:tcW w:w="2187" w:type="dxa"/>
+            <w:tcW w:w="2172" w:type="dxa"/>
           </w:tcPr>
           <w:p>
             <w:pPr>
@@ -11814,7 +11838,7 @@
         </w:tc>
         <w:tc>
           <w:tcPr>
-            <w:tcW w:w="1485" w:type="dxa"/>
+            <w:tcW w:w="1475" w:type="dxa"/>
           </w:tcPr>
           <w:p>
             <w:pPr>
@@ -11830,7 +11854,7 @@
       <w:tr>
         <w:tc>
           <w:tcPr>
-            <w:tcW w:w="4362" w:type="dxa"/>
+            <w:tcW w:w="4332" w:type="dxa"/>
           </w:tcPr>
           <w:p>
             <w:pPr>
@@ -11844,7 +11868,7 @@
         </w:tc>
         <w:tc>
           <w:tcPr>
-            <w:tcW w:w="1325" w:type="dxa"/>
+            <w:tcW w:w="1379" w:type="dxa"/>
           </w:tcPr>
           <w:p>
             <w:pPr>
@@ -11858,7 +11882,7 @@
         </w:tc>
         <w:tc>
           <w:tcPr>
-            <w:tcW w:w="2187" w:type="dxa"/>
+            <w:tcW w:w="2172" w:type="dxa"/>
           </w:tcPr>
           <w:p>
             <w:pPr>
@@ -11872,7 +11896,7 @@
         </w:tc>
         <w:tc>
           <w:tcPr>
-            <w:tcW w:w="1485" w:type="dxa"/>
+            <w:tcW w:w="1475" w:type="dxa"/>
           </w:tcPr>
           <w:p>
             <w:pPr>
@@ -11888,7 +11912,7 @@
       <w:tr>
         <w:tc>
           <w:tcPr>
-            <w:tcW w:w="4362" w:type="dxa"/>
+            <w:tcW w:w="4332" w:type="dxa"/>
           </w:tcPr>
           <w:p>
             <w:pPr>
@@ -11902,7 +11926,7 @@
         </w:tc>
         <w:tc>
           <w:tcPr>
-            <w:tcW w:w="1325" w:type="dxa"/>
+            <w:tcW w:w="1379" w:type="dxa"/>
           </w:tcPr>
           <w:p>
             <w:pPr>
@@ -11916,7 +11940,7 @@
         </w:tc>
         <w:tc>
           <w:tcPr>
-            <w:tcW w:w="2187" w:type="dxa"/>
+            <w:tcW w:w="2172" w:type="dxa"/>
           </w:tcPr>
           <w:p>
             <w:pPr>
@@ -11930,7 +11954,7 @@
         </w:tc>
         <w:tc>
           <w:tcPr>
-            <w:tcW w:w="1485" w:type="dxa"/>
+            <w:tcW w:w="1475" w:type="dxa"/>
           </w:tcPr>
           <w:p>
             <w:pPr>
@@ -11997,9 +12021,9 @@
         <w:tblLayout w:type="fixed"/>
       </w:tblPr>
       <w:tblGrid>
-        <w:gridCol w:w="875"/>
-        <w:gridCol w:w="3775"/>
-        <w:gridCol w:w="4708"/>
+        <w:gridCol w:w="1035"/>
+        <w:gridCol w:w="3704"/>
+        <w:gridCol w:w="4620"/>
       </w:tblGrid>
       <w:tr>
         <w:trPr>
@@ -12007,7 +12031,7 @@
         </w:trPr>
         <w:tc>
           <w:tcPr>
-            <w:tcW w:w="875" w:type="dxa"/>
+            <w:tcW w:w="1035" w:type="dxa"/>
           </w:tcPr>
           <w:p>
             <w:pPr>
@@ -12021,7 +12045,7 @@
         </w:tc>
         <w:tc>
           <w:tcPr>
-            <w:tcW w:w="3775" w:type="dxa"/>
+            <w:tcW w:w="3704" w:type="dxa"/>
           </w:tcPr>
           <w:p>
             <w:pPr>
@@ -12035,7 +12059,7 @@
         </w:tc>
         <w:tc>
           <w:tcPr>
-            <w:tcW w:w="4708" w:type="dxa"/>
+            <w:tcW w:w="4620" w:type="dxa"/>
           </w:tcPr>
           <w:p>
             <w:pPr>
@@ -12051,7 +12075,7 @@
       <w:tr>
         <w:tc>
           <w:tcPr>
-            <w:tcW w:w="875" w:type="dxa"/>
+            <w:tcW w:w="1035" w:type="dxa"/>
           </w:tcPr>
           <w:p>
             <w:pPr>
@@ -12065,7 +12089,7 @@
         </w:tc>
         <w:tc>
           <w:tcPr>
-            <w:tcW w:w="3775" w:type="dxa"/>
+            <w:tcW w:w="3704" w:type="dxa"/>
           </w:tcPr>
           <w:p>
             <w:pPr>
@@ -12079,7 +12103,7 @@
         </w:tc>
         <w:tc>
           <w:tcPr>
-            <w:tcW w:w="4708" w:type="dxa"/>
+            <w:tcW w:w="4620" w:type="dxa"/>
           </w:tcPr>
           <w:p>
             <w:pPr>
@@ -12095,7 +12119,7 @@
       <w:tr>
         <w:tc>
           <w:tcPr>
-            <w:tcW w:w="875" w:type="dxa"/>
+            <w:tcW w:w="1035" w:type="dxa"/>
           </w:tcPr>
           <w:p>
             <w:pPr>
@@ -12109,7 +12133,7 @@
         </w:tc>
         <w:tc>
           <w:tcPr>
-            <w:tcW w:w="3775" w:type="dxa"/>
+            <w:tcW w:w="3704" w:type="dxa"/>
           </w:tcPr>
           <w:p>
             <w:pPr>
@@ -12123,7 +12147,7 @@
         </w:tc>
         <w:tc>
           <w:tcPr>
-            <w:tcW w:w="4708" w:type="dxa"/>
+            <w:tcW w:w="4620" w:type="dxa"/>
           </w:tcPr>
           <w:p>
             <w:pPr>
@@ -12139,7 +12163,7 @@
       <w:tr>
         <w:tc>
           <w:tcPr>
-            <w:tcW w:w="875" w:type="dxa"/>
+            <w:tcW w:w="1035" w:type="dxa"/>
           </w:tcPr>
           <w:p>
             <w:pPr>
@@ -12153,7 +12177,7 @@
         </w:tc>
         <w:tc>
           <w:tcPr>
-            <w:tcW w:w="3775" w:type="dxa"/>
+            <w:tcW w:w="3704" w:type="dxa"/>
           </w:tcPr>
           <w:p>
             <w:pPr>
@@ -12167,7 +12191,7 @@
         </w:tc>
         <w:tc>
           <w:tcPr>
-            <w:tcW w:w="4708" w:type="dxa"/>
+            <w:tcW w:w="4620" w:type="dxa"/>
           </w:tcPr>
           <w:p>
             <w:pPr>
@@ -12274,10 +12298,10 @@
         <w:tblLayout w:type="fixed"/>
       </w:tblPr>
       <w:tblGrid>
-        <w:gridCol w:w="2451"/>
-        <w:gridCol w:w="1344"/>
-        <w:gridCol w:w="3223"/>
-        <w:gridCol w:w="2340"/>
+        <w:gridCol w:w="2440"/>
+        <w:gridCol w:w="1380"/>
+        <w:gridCol w:w="3209"/>
+        <w:gridCol w:w="2330"/>
       </w:tblGrid>
       <w:tr>
         <w:trPr>
@@ -12285,7 +12309,7 @@
         </w:trPr>
         <w:tc>
           <w:tcPr>
-            <w:tcW w:w="2451" w:type="dxa"/>
+            <w:tcW w:w="2440" w:type="dxa"/>
           </w:tcPr>
           <w:p>
             <w:pPr>
@@ -12299,7 +12323,7 @@
         </w:tc>
         <w:tc>
           <w:tcPr>
-            <w:tcW w:w="1344" w:type="dxa"/>
+            <w:tcW w:w="1380" w:type="dxa"/>
           </w:tcPr>
           <w:p>
             <w:pPr>
@@ -12313,7 +12337,7 @@
         </w:tc>
         <w:tc>
           <w:tcPr>
-            <w:tcW w:w="3223" w:type="dxa"/>
+            <w:tcW w:w="3209" w:type="dxa"/>
           </w:tcPr>
           <w:p>
             <w:pPr>
@@ -12327,7 +12351,7 @@
         </w:tc>
         <w:tc>
           <w:tcPr>
-            <w:tcW w:w="2340" w:type="dxa"/>
+            <w:tcW w:w="2330" w:type="dxa"/>
           </w:tcPr>
           <w:p>
             <w:pPr>
@@ -12343,7 +12367,7 @@
       <w:tr>
         <w:tc>
           <w:tcPr>
-            <w:tcW w:w="2451" w:type="dxa"/>
+            <w:tcW w:w="2440" w:type="dxa"/>
           </w:tcPr>
           <w:p>
             <w:pPr>
@@ -12357,7 +12381,7 @@
         </w:tc>
         <w:tc>
           <w:tcPr>
-            <w:tcW w:w="1344" w:type="dxa"/>
+            <w:tcW w:w="1380" w:type="dxa"/>
           </w:tcPr>
           <w:p>
             <w:pPr>
@@ -12371,7 +12395,7 @@
         </w:tc>
         <w:tc>
           <w:tcPr>
-            <w:tcW w:w="3223" w:type="dxa"/>
+            <w:tcW w:w="3209" w:type="dxa"/>
           </w:tcPr>
           <w:p>
             <w:pPr>
@@ -12385,7 +12409,7 @@
         </w:tc>
         <w:tc>
           <w:tcPr>
-            <w:tcW w:w="2340" w:type="dxa"/>
+            <w:tcW w:w="2330" w:type="dxa"/>
           </w:tcPr>
           <w:p>
             <w:pPr>
@@ -12401,7 +12425,7 @@
       <w:tr>
         <w:tc>
           <w:tcPr>
-            <w:tcW w:w="2451" w:type="dxa"/>
+            <w:tcW w:w="2440" w:type="dxa"/>
           </w:tcPr>
           <w:p>
             <w:pPr>
@@ -12415,7 +12439,7 @@
         </w:tc>
         <w:tc>
           <w:tcPr>
-            <w:tcW w:w="1344" w:type="dxa"/>
+            <w:tcW w:w="1380" w:type="dxa"/>
           </w:tcPr>
           <w:p>
             <w:pPr>
@@ -12429,7 +12453,7 @@
         </w:tc>
         <w:tc>
           <w:tcPr>
-            <w:tcW w:w="3223" w:type="dxa"/>
+            <w:tcW w:w="3209" w:type="dxa"/>
           </w:tcPr>
           <w:p>
             <w:pPr>
@@ -12443,7 +12467,7 @@
         </w:tc>
         <w:tc>
           <w:tcPr>
-            <w:tcW w:w="2340" w:type="dxa"/>
+            <w:tcW w:w="2330" w:type="dxa"/>
           </w:tcPr>
           <w:p>
             <w:pPr>
@@ -12459,7 +12483,7 @@
       <w:tr>
         <w:tc>
           <w:tcPr>
-            <w:tcW w:w="2451" w:type="dxa"/>
+            <w:tcW w:w="2440" w:type="dxa"/>
           </w:tcPr>
           <w:p>
             <w:pPr>
@@ -12473,7 +12497,7 @@
         </w:tc>
         <w:tc>
           <w:tcPr>
-            <w:tcW w:w="1344" w:type="dxa"/>
+            <w:tcW w:w="1380" w:type="dxa"/>
           </w:tcPr>
           <w:p>
             <w:pPr>
@@ -12487,7 +12511,7 @@
         </w:tc>
         <w:tc>
           <w:tcPr>
-            <w:tcW w:w="3223" w:type="dxa"/>
+            <w:tcW w:w="3209" w:type="dxa"/>
           </w:tcPr>
           <w:p>
             <w:pPr>
@@ -12501,7 +12525,7 @@
         </w:tc>
         <w:tc>
           <w:tcPr>
-            <w:tcW w:w="2340" w:type="dxa"/>
+            <w:tcW w:w="2330" w:type="dxa"/>
           </w:tcPr>
           <w:p>
             <w:pPr>
@@ -12517,7 +12541,7 @@
       <w:tr>
         <w:tc>
           <w:tcPr>
-            <w:tcW w:w="2451" w:type="dxa"/>
+            <w:tcW w:w="2440" w:type="dxa"/>
           </w:tcPr>
           <w:p>
             <w:pPr>
@@ -12531,7 +12555,7 @@
         </w:tc>
         <w:tc>
           <w:tcPr>
-            <w:tcW w:w="1344" w:type="dxa"/>
+            <w:tcW w:w="1380" w:type="dxa"/>
           </w:tcPr>
           <w:p>
             <w:pPr>
@@ -12545,7 +12569,7 @@
         </w:tc>
         <w:tc>
           <w:tcPr>
-            <w:tcW w:w="3223" w:type="dxa"/>
+            <w:tcW w:w="3209" w:type="dxa"/>
           </w:tcPr>
           <w:p>
             <w:pPr>
@@ -12559,7 +12583,7 @@
         </w:tc>
         <w:tc>
           <w:tcPr>
-            <w:tcW w:w="2340" w:type="dxa"/>
+            <w:tcW w:w="2330" w:type="dxa"/>
           </w:tcPr>
           <w:p>
             <w:pPr>
@@ -12575,7 +12599,7 @@
       <w:tr>
         <w:tc>
           <w:tcPr>
-            <w:tcW w:w="2451" w:type="dxa"/>
+            <w:tcW w:w="2440" w:type="dxa"/>
           </w:tcPr>
           <w:p>
             <w:pPr>
@@ -12589,7 +12613,7 @@
         </w:tc>
         <w:tc>
           <w:tcPr>
-            <w:tcW w:w="1344" w:type="dxa"/>
+            <w:tcW w:w="1380" w:type="dxa"/>
           </w:tcPr>
           <w:p>
             <w:pPr>
@@ -12603,7 +12627,7 @@
         </w:tc>
         <w:tc>
           <w:tcPr>
-            <w:tcW w:w="3223" w:type="dxa"/>
+            <w:tcW w:w="3209" w:type="dxa"/>
           </w:tcPr>
           <w:p>
             <w:pPr>
@@ -12617,7 +12641,7 @@
         </w:tc>
         <w:tc>
           <w:tcPr>
-            <w:tcW w:w="2340" w:type="dxa"/>
+            <w:tcW w:w="2330" w:type="dxa"/>
           </w:tcPr>
           <w:p>
             <w:pPr>
@@ -12633,7 +12657,7 @@
       <w:tr>
         <w:tc>
           <w:tcPr>
-            <w:tcW w:w="2451" w:type="dxa"/>
+            <w:tcW w:w="2440" w:type="dxa"/>
           </w:tcPr>
           <w:p>
             <w:pPr>
@@ -12647,7 +12671,7 @@
         </w:tc>
         <w:tc>
           <w:tcPr>
-            <w:tcW w:w="1344" w:type="dxa"/>
+            <w:tcW w:w="1380" w:type="dxa"/>
           </w:tcPr>
           <w:p>
             <w:pPr>
@@ -12661,7 +12685,7 @@
         </w:tc>
         <w:tc>
           <w:tcPr>
-            <w:tcW w:w="3223" w:type="dxa"/>
+            <w:tcW w:w="3209" w:type="dxa"/>
           </w:tcPr>
           <w:p>
             <w:pPr>
@@ -12675,7 +12699,7 @@
         </w:tc>
         <w:tc>
           <w:tcPr>
-            <w:tcW w:w="2340" w:type="dxa"/>
+            <w:tcW w:w="2330" w:type="dxa"/>
           </w:tcPr>
           <w:p>
             <w:pPr>
@@ -12792,9 +12816,9 @@
         <w:tblLayout w:type="fixed"/>
       </w:tblPr>
       <w:tblGrid>
-        <w:gridCol w:w="1696"/>
-        <w:gridCol w:w="5365"/>
-        <w:gridCol w:w="2297"/>
+        <w:gridCol w:w="2184"/>
+        <w:gridCol w:w="5023"/>
+        <w:gridCol w:w="2151"/>
       </w:tblGrid>
       <w:tr>
         <w:trPr>
@@ -12802,7 +12826,7 @@
         </w:trPr>
         <w:tc>
           <w:tcPr>
-            <w:tcW w:w="1696" w:type="dxa"/>
+            <w:tcW w:w="2184" w:type="dxa"/>
           </w:tcPr>
           <w:p>
             <w:pPr>
@@ -12816,7 +12840,7 @@
         </w:tc>
         <w:tc>
           <w:tcPr>
-            <w:tcW w:w="5365" w:type="dxa"/>
+            <w:tcW w:w="5023" w:type="dxa"/>
           </w:tcPr>
           <w:p>
             <w:pPr>
@@ -12830,7 +12854,7 @@
         </w:tc>
         <w:tc>
           <w:tcPr>
-            <w:tcW w:w="2297" w:type="dxa"/>
+            <w:tcW w:w="2151" w:type="dxa"/>
           </w:tcPr>
           <w:p>
             <w:pPr>
@@ -12846,7 +12870,7 @@
       <w:tr>
         <w:tc>
           <w:tcPr>
-            <w:tcW w:w="1696" w:type="dxa"/>
+            <w:tcW w:w="2184" w:type="dxa"/>
           </w:tcPr>
           <w:p>
             <w:pPr>
@@ -12860,7 +12884,7 @@
         </w:tc>
         <w:tc>
           <w:tcPr>
-            <w:tcW w:w="5365" w:type="dxa"/>
+            <w:tcW w:w="5023" w:type="dxa"/>
           </w:tcPr>
           <w:p>
             <w:pPr>
@@ -12874,7 +12898,7 @@
         </w:tc>
         <w:tc>
           <w:tcPr>
-            <w:tcW w:w="2297" w:type="dxa"/>
+            <w:tcW w:w="2151" w:type="dxa"/>
           </w:tcPr>
           <w:p>
             <w:pPr>
@@ -12890,7 +12914,7 @@
       <w:tr>
         <w:tc>
           <w:tcPr>
-            <w:tcW w:w="1696" w:type="dxa"/>
+            <w:tcW w:w="2184" w:type="dxa"/>
           </w:tcPr>
           <w:p>
             <w:pPr>
@@ -12904,7 +12928,7 @@
         </w:tc>
         <w:tc>
           <w:tcPr>
-            <w:tcW w:w="5365" w:type="dxa"/>
+            <w:tcW w:w="5023" w:type="dxa"/>
           </w:tcPr>
           <w:p>
             <w:pPr>
@@ -12918,7 +12942,7 @@
         </w:tc>
         <w:tc>
           <w:tcPr>
-            <w:tcW w:w="2297" w:type="dxa"/>
+            <w:tcW w:w="2151" w:type="dxa"/>
           </w:tcPr>
           <w:p>
             <w:pPr>
@@ -12934,7 +12958,7 @@
       <w:tr>
         <w:tc>
           <w:tcPr>
-            <w:tcW w:w="1696" w:type="dxa"/>
+            <w:tcW w:w="2184" w:type="dxa"/>
           </w:tcPr>
           <w:p>
             <w:pPr>
@@ -12948,7 +12972,7 @@
         </w:tc>
         <w:tc>
           <w:tcPr>
-            <w:tcW w:w="5365" w:type="dxa"/>
+            <w:tcW w:w="5023" w:type="dxa"/>
           </w:tcPr>
           <w:p>
             <w:pPr>
@@ -12962,7 +12986,7 @@
         </w:tc>
         <w:tc>
           <w:tcPr>
-            <w:tcW w:w="2297" w:type="dxa"/>
+            <w:tcW w:w="2151" w:type="dxa"/>
           </w:tcPr>
           <w:p>
             <w:pPr>
@@ -12978,7 +13002,7 @@
       <w:tr>
         <w:tc>
           <w:tcPr>
-            <w:tcW w:w="1696" w:type="dxa"/>
+            <w:tcW w:w="2184" w:type="dxa"/>
           </w:tcPr>
           <w:p>
             <w:pPr>
@@ -12992,7 +13016,7 @@
         </w:tc>
         <w:tc>
           <w:tcPr>
-            <w:tcW w:w="5365" w:type="dxa"/>
+            <w:tcW w:w="5023" w:type="dxa"/>
           </w:tcPr>
           <w:p>
             <w:pPr>
@@ -13006,7 +13030,7 @@
         </w:tc>
         <w:tc>
           <w:tcPr>
-            <w:tcW w:w="2297" w:type="dxa"/>
+            <w:tcW w:w="2151" w:type="dxa"/>
           </w:tcPr>
           <w:p>
             <w:pPr>
@@ -13133,10 +13157,10 @@
         <w:tblLayout w:type="fixed"/>
       </w:tblPr>
       <w:tblGrid>
-        <w:gridCol w:w="987"/>
-        <w:gridCol w:w="3088"/>
-        <w:gridCol w:w="2949"/>
-        <w:gridCol w:w="2334"/>
+        <w:gridCol w:w="1610"/>
+        <w:gridCol w:w="2858"/>
+        <w:gridCol w:w="2730"/>
+        <w:gridCol w:w="2161"/>
       </w:tblGrid>
       <w:tr>
         <w:trPr>
@@ -13144,7 +13168,7 @@
         </w:trPr>
         <w:tc>
           <w:tcPr>
-            <w:tcW w:w="987" w:type="dxa"/>
+            <w:tcW w:w="1610" w:type="dxa"/>
           </w:tcPr>
           <w:p>
             <w:pPr>
@@ -13158,7 +13182,7 @@
         </w:tc>
         <w:tc>
           <w:tcPr>
-            <w:tcW w:w="3088" w:type="dxa"/>
+            <w:tcW w:w="2858" w:type="dxa"/>
           </w:tcPr>
           <w:p>
             <w:pPr>
@@ -13172,7 +13196,7 @@
         </w:tc>
         <w:tc>
           <w:tcPr>
-            <w:tcW w:w="2949" w:type="dxa"/>
+            <w:tcW w:w="2730" w:type="dxa"/>
           </w:tcPr>
           <w:p>
             <w:pPr>
@@ -13186,7 +13210,7 @@
         </w:tc>
         <w:tc>
           <w:tcPr>
-            <w:tcW w:w="2334" w:type="dxa"/>
+            <w:tcW w:w="2161" w:type="dxa"/>
           </w:tcPr>
           <w:p>
             <w:pPr>
@@ -13202,7 +13226,7 @@
       <w:tr>
         <w:tc>
           <w:tcPr>
-            <w:tcW w:w="987" w:type="dxa"/>
+            <w:tcW w:w="1610" w:type="dxa"/>
           </w:tcPr>
           <w:p>
             <w:pPr>
@@ -13216,7 +13240,7 @@
         </w:tc>
         <w:tc>
           <w:tcPr>
-            <w:tcW w:w="3088" w:type="dxa"/>
+            <w:tcW w:w="2858" w:type="dxa"/>
           </w:tcPr>
           <w:p>
             <w:pPr>
@@ -13230,7 +13254,7 @@
         </w:tc>
         <w:tc>
           <w:tcPr>
-            <w:tcW w:w="2949" w:type="dxa"/>
+            <w:tcW w:w="2730" w:type="dxa"/>
           </w:tcPr>
           <w:p>
             <w:pPr>
@@ -13244,7 +13268,7 @@
         </w:tc>
         <w:tc>
           <w:tcPr>
-            <w:tcW w:w="2334" w:type="dxa"/>
+            <w:tcW w:w="2161" w:type="dxa"/>
           </w:tcPr>
           <w:p>
             <w:pPr>
@@ -13260,7 +13284,7 @@
       <w:tr>
         <w:tc>
           <w:tcPr>
-            <w:tcW w:w="987" w:type="dxa"/>
+            <w:tcW w:w="1610" w:type="dxa"/>
           </w:tcPr>
           <w:p>
             <w:pPr>
@@ -13274,7 +13298,7 @@
         </w:tc>
         <w:tc>
           <w:tcPr>
-            <w:tcW w:w="3088" w:type="dxa"/>
+            <w:tcW w:w="2858" w:type="dxa"/>
           </w:tcPr>
           <w:p>
             <w:pPr>
@@ -13288,7 +13312,7 @@
         </w:tc>
         <w:tc>
           <w:tcPr>
-            <w:tcW w:w="2949" w:type="dxa"/>
+            <w:tcW w:w="2730" w:type="dxa"/>
           </w:tcPr>
           <w:p>
             <w:pPr>
@@ -13302,7 +13326,7 @@
         </w:tc>
         <w:tc>
           <w:tcPr>
-            <w:tcW w:w="2334" w:type="dxa"/>
+            <w:tcW w:w="2161" w:type="dxa"/>
           </w:tcPr>
           <w:p>
             <w:pPr>
@@ -13318,7 +13342,7 @@
       <w:tr>
         <w:tc>
           <w:tcPr>
-            <w:tcW w:w="987" w:type="dxa"/>
+            <w:tcW w:w="1610" w:type="dxa"/>
           </w:tcPr>
           <w:p>
             <w:pPr>
@@ -13332,7 +13356,7 @@
         </w:tc>
         <w:tc>
           <w:tcPr>
-            <w:tcW w:w="3088" w:type="dxa"/>
+            <w:tcW w:w="2858" w:type="dxa"/>
           </w:tcPr>
           <w:p>
             <w:pPr>
@@ -13346,7 +13370,7 @@
         </w:tc>
         <w:tc>
           <w:tcPr>
-            <w:tcW w:w="2949" w:type="dxa"/>
+            <w:tcW w:w="2730" w:type="dxa"/>
           </w:tcPr>
           <w:p>
             <w:pPr>
@@ -13360,7 +13384,7 @@
         </w:tc>
         <w:tc>
           <w:tcPr>
-            <w:tcW w:w="2334" w:type="dxa"/>
+            <w:tcW w:w="2161" w:type="dxa"/>
           </w:tcPr>
           <w:p>
             <w:pPr>
@@ -13376,7 +13400,7 @@
       <w:tr>
         <w:tc>
           <w:tcPr>
-            <w:tcW w:w="987" w:type="dxa"/>
+            <w:tcW w:w="1610" w:type="dxa"/>
           </w:tcPr>
           <w:p>
             <w:pPr>
@@ -13390,7 +13414,7 @@
         </w:tc>
         <w:tc>
           <w:tcPr>
-            <w:tcW w:w="3088" w:type="dxa"/>
+            <w:tcW w:w="2858" w:type="dxa"/>
           </w:tcPr>
           <w:p>
             <w:pPr>
@@ -13404,7 +13428,7 @@
         </w:tc>
         <w:tc>
           <w:tcPr>
-            <w:tcW w:w="2949" w:type="dxa"/>
+            <w:tcW w:w="2730" w:type="dxa"/>
           </w:tcPr>
           <w:p>
             <w:pPr>
@@ -13418,7 +13442,7 @@
         </w:tc>
         <w:tc>
           <w:tcPr>
-            <w:tcW w:w="2334" w:type="dxa"/>
+            <w:tcW w:w="2161" w:type="dxa"/>
           </w:tcPr>
           <w:p>
             <w:pPr>
@@ -13434,7 +13458,7 @@
       <w:tr>
         <w:tc>
           <w:tcPr>
-            <w:tcW w:w="987" w:type="dxa"/>
+            <w:tcW w:w="1610" w:type="dxa"/>
           </w:tcPr>
           <w:p>
             <w:pPr>
@@ -13448,7 +13472,7 @@
         </w:tc>
         <w:tc>
           <w:tcPr>
-            <w:tcW w:w="3088" w:type="dxa"/>
+            <w:tcW w:w="2858" w:type="dxa"/>
           </w:tcPr>
           <w:p>
             <w:pPr>
@@ -13462,7 +13486,7 @@
         </w:tc>
         <w:tc>
           <w:tcPr>
-            <w:tcW w:w="2949" w:type="dxa"/>
+            <w:tcW w:w="2730" w:type="dxa"/>
           </w:tcPr>
           <w:p>
             <w:pPr>
@@ -13476,7 +13500,7 @@
         </w:tc>
         <w:tc>
           <w:tcPr>
-            <w:tcW w:w="2334" w:type="dxa"/>
+            <w:tcW w:w="2161" w:type="dxa"/>
           </w:tcPr>
           <w:p>
             <w:pPr>
@@ -13492,7 +13516,7 @@
       <w:tr>
         <w:tc>
           <w:tcPr>
-            <w:tcW w:w="987" w:type="dxa"/>
+            <w:tcW w:w="1610" w:type="dxa"/>
           </w:tcPr>
           <w:p>
             <w:pPr>
@@ -13506,7 +13530,7 @@
         </w:tc>
         <w:tc>
           <w:tcPr>
-            <w:tcW w:w="3088" w:type="dxa"/>
+            <w:tcW w:w="2858" w:type="dxa"/>
           </w:tcPr>
           <w:p>
             <w:pPr>
@@ -13520,7 +13544,7 @@
         </w:tc>
         <w:tc>
           <w:tcPr>
-            <w:tcW w:w="2949" w:type="dxa"/>
+            <w:tcW w:w="2730" w:type="dxa"/>
           </w:tcPr>
           <w:p>
             <w:pPr>
@@ -13534,7 +13558,7 @@
         </w:tc>
         <w:tc>
           <w:tcPr>
-            <w:tcW w:w="2334" w:type="dxa"/>
+            <w:tcW w:w="2161" w:type="dxa"/>
           </w:tcPr>
           <w:p>
             <w:pPr>
@@ -14545,11 +14569,11 @@
         <w:tblLayout w:type="fixed"/>
       </w:tblPr>
       <w:tblGrid>
-        <w:gridCol w:w="2184"/>
-        <w:gridCol w:w="2117"/>
-        <w:gridCol w:w="2877"/>
-        <w:gridCol w:w="894"/>
-        <w:gridCol w:w="1286"/>
+        <w:gridCol w:w="2084"/>
+        <w:gridCol w:w="2020"/>
+        <w:gridCol w:w="2745"/>
+        <w:gridCol w:w="900"/>
+        <w:gridCol w:w="1610"/>
       </w:tblGrid>
       <w:tr>
         <w:trPr>
@@ -14557,7 +14581,7 @@
         </w:trPr>
         <w:tc>
           <w:tcPr>
-            <w:tcW w:w="2184" w:type="dxa"/>
+            <w:tcW w:w="2084" w:type="dxa"/>
           </w:tcPr>
           <w:p>
             <w:pPr>
@@ -14571,7 +14595,7 @@
         </w:tc>
         <w:tc>
           <w:tcPr>
-            <w:tcW w:w="2117" w:type="dxa"/>
+            <w:tcW w:w="2020" w:type="dxa"/>
           </w:tcPr>
           <w:p>
             <w:pPr>
@@ -14585,7 +14609,7 @@
         </w:tc>
         <w:tc>
           <w:tcPr>
-            <w:tcW w:w="2877" w:type="dxa"/>
+            <w:tcW w:w="2745" w:type="dxa"/>
           </w:tcPr>
           <w:p>
             <w:pPr>
@@ -14599,7 +14623,7 @@
         </w:tc>
         <w:tc>
           <w:tcPr>
-            <w:tcW w:w="894" w:type="dxa"/>
+            <w:tcW w:w="900" w:type="dxa"/>
           </w:tcPr>
           <w:p>
             <w:pPr>
@@ -14613,7 +14637,7 @@
         </w:tc>
         <w:tc>
           <w:tcPr>
-            <w:tcW w:w="1286" w:type="dxa"/>
+            <w:tcW w:w="1610" w:type="dxa"/>
           </w:tcPr>
           <w:p>
             <w:pPr>
@@ -14629,7 +14653,7 @@
       <w:tr>
         <w:tc>
           <w:tcPr>
-            <w:tcW w:w="2184" w:type="dxa"/>
+            <w:tcW w:w="2084" w:type="dxa"/>
           </w:tcPr>
           <w:p>
             <w:pPr>
@@ -14643,7 +14667,7 @@
         </w:tc>
         <w:tc>
           <w:tcPr>
-            <w:tcW w:w="2117" w:type="dxa"/>
+            <w:tcW w:w="2020" w:type="dxa"/>
           </w:tcPr>
           <w:p>
             <w:pPr>
@@ -14657,7 +14681,7 @@
         </w:tc>
         <w:tc>
           <w:tcPr>
-            <w:tcW w:w="2877" w:type="dxa"/>
+            <w:tcW w:w="2745" w:type="dxa"/>
           </w:tcPr>
           <w:p>
             <w:pPr>
@@ -14671,7 +14695,7 @@
         </w:tc>
         <w:tc>
           <w:tcPr>
-            <w:tcW w:w="894" w:type="dxa"/>
+            <w:tcW w:w="900" w:type="dxa"/>
           </w:tcPr>
           <w:p>
             <w:pPr>
@@ -14685,7 +14709,7 @@
         </w:tc>
         <w:tc>
           <w:tcPr>
-            <w:tcW w:w="1286" w:type="dxa"/>
+            <w:tcW w:w="1610" w:type="dxa"/>
           </w:tcPr>
           <w:p>
             <w:pPr>
@@ -14701,7 +14725,7 @@
       <w:tr>
         <w:tc>
           <w:tcPr>
-            <w:tcW w:w="2184" w:type="dxa"/>
+            <w:tcW w:w="2084" w:type="dxa"/>
           </w:tcPr>
           <w:p>
             <w:pPr>
@@ -14715,7 +14739,7 @@
         </w:tc>
         <w:tc>
           <w:tcPr>
-            <w:tcW w:w="2117" w:type="dxa"/>
+            <w:tcW w:w="2020" w:type="dxa"/>
           </w:tcPr>
           <w:p>
             <w:pPr>
@@ -14729,7 +14753,7 @@
         </w:tc>
         <w:tc>
           <w:tcPr>
-            <w:tcW w:w="2877" w:type="dxa"/>
+            <w:tcW w:w="2745" w:type="dxa"/>
           </w:tcPr>
           <w:p>
             <w:pPr>
@@ -14743,7 +14767,7 @@
         </w:tc>
         <w:tc>
           <w:tcPr>
-            <w:tcW w:w="894" w:type="dxa"/>
+            <w:tcW w:w="900" w:type="dxa"/>
           </w:tcPr>
           <w:p>
             <w:pPr>
@@ -14757,7 +14781,7 @@
         </w:tc>
         <w:tc>
           <w:tcPr>
-            <w:tcW w:w="1286" w:type="dxa"/>
+            <w:tcW w:w="1610" w:type="dxa"/>
           </w:tcPr>
           <w:p>
             <w:pPr>
@@ -14773,7 +14797,7 @@
       <w:tr>
         <w:tc>
           <w:tcPr>
-            <w:tcW w:w="2184" w:type="dxa"/>
+            <w:tcW w:w="2084" w:type="dxa"/>
           </w:tcPr>
           <w:p>
             <w:pPr>
@@ -14787,7 +14811,7 @@
         </w:tc>
         <w:tc>
           <w:tcPr>
-            <w:tcW w:w="2117" w:type="dxa"/>
+            <w:tcW w:w="2020" w:type="dxa"/>
           </w:tcPr>
           <w:p>
             <w:pPr>
@@ -14801,7 +14825,7 @@
         </w:tc>
         <w:tc>
           <w:tcPr>
-            <w:tcW w:w="2877" w:type="dxa"/>
+            <w:tcW w:w="2745" w:type="dxa"/>
           </w:tcPr>
           <w:p>
             <w:pPr>
@@ -14815,7 +14839,7 @@
         </w:tc>
         <w:tc>
           <w:tcPr>
-            <w:tcW w:w="894" w:type="dxa"/>
+            <w:tcW w:w="900" w:type="dxa"/>
           </w:tcPr>
           <w:p>
             <w:pPr>
@@ -14829,7 +14853,7 @@
         </w:tc>
         <w:tc>
           <w:tcPr>
-            <w:tcW w:w="1286" w:type="dxa"/>
+            <w:tcW w:w="1610" w:type="dxa"/>
           </w:tcPr>
           <w:p>
             <w:pPr>
@@ -14845,7 +14869,7 @@
       <w:tr>
         <w:tc>
           <w:tcPr>
-            <w:tcW w:w="2184" w:type="dxa"/>
+            <w:tcW w:w="2084" w:type="dxa"/>
           </w:tcPr>
           <w:p>
             <w:pPr>
@@ -14859,7 +14883,7 @@
         </w:tc>
         <w:tc>
           <w:tcPr>
-            <w:tcW w:w="2117" w:type="dxa"/>
+            <w:tcW w:w="2020" w:type="dxa"/>
           </w:tcPr>
           <w:p>
             <w:pPr>
@@ -14873,7 +14897,7 @@
         </w:tc>
         <w:tc>
           <w:tcPr>
-            <w:tcW w:w="2877" w:type="dxa"/>
+            <w:tcW w:w="2745" w:type="dxa"/>
           </w:tcPr>
           <w:p>
             <w:pPr>
@@ -14887,7 +14911,7 @@
         </w:tc>
         <w:tc>
           <w:tcPr>
-            <w:tcW w:w="894" w:type="dxa"/>
+            <w:tcW w:w="900" w:type="dxa"/>
           </w:tcPr>
           <w:p>
             <w:pPr>
@@ -14901,7 +14925,7 @@
         </w:tc>
         <w:tc>
           <w:tcPr>
-            <w:tcW w:w="1286" w:type="dxa"/>
+            <w:tcW w:w="1610" w:type="dxa"/>
           </w:tcPr>
           <w:p>
             <w:pPr>
@@ -14917,7 +14941,7 @@
       <w:tr>
         <w:tc>
           <w:tcPr>
-            <w:tcW w:w="2184" w:type="dxa"/>
+            <w:tcW w:w="2084" w:type="dxa"/>
           </w:tcPr>
           <w:p>
             <w:pPr>
@@ -14931,7 +14955,7 @@
         </w:tc>
         <w:tc>
           <w:tcPr>
-            <w:tcW w:w="2117" w:type="dxa"/>
+            <w:tcW w:w="2020" w:type="dxa"/>
           </w:tcPr>
           <w:p>
             <w:pPr>
@@ -14945,7 +14969,7 @@
         </w:tc>
         <w:tc>
           <w:tcPr>
-            <w:tcW w:w="2877" w:type="dxa"/>
+            <w:tcW w:w="2745" w:type="dxa"/>
           </w:tcPr>
           <w:p>
             <w:pPr>
@@ -14959,7 +14983,7 @@
         </w:tc>
         <w:tc>
           <w:tcPr>
-            <w:tcW w:w="894" w:type="dxa"/>
+            <w:tcW w:w="900" w:type="dxa"/>
           </w:tcPr>
           <w:p>
             <w:pPr>
@@ -14973,7 +14997,7 @@
         </w:tc>
         <w:tc>
           <w:tcPr>
-            <w:tcW w:w="1286" w:type="dxa"/>
+            <w:tcW w:w="1610" w:type="dxa"/>
           </w:tcPr>
           <w:p>
             <w:pPr>
@@ -14989,7 +15013,7 @@
       <w:tr>
         <w:tc>
           <w:tcPr>
-            <w:tcW w:w="2184" w:type="dxa"/>
+            <w:tcW w:w="2084" w:type="dxa"/>
           </w:tcPr>
           <w:p>
             <w:pPr>
@@ -15003,7 +15027,7 @@
         </w:tc>
         <w:tc>
           <w:tcPr>
-            <w:tcW w:w="2117" w:type="dxa"/>
+            <w:tcW w:w="2020" w:type="dxa"/>
           </w:tcPr>
           <w:p>
             <w:pPr>
@@ -15017,7 +15041,7 @@
         </w:tc>
         <w:tc>
           <w:tcPr>
-            <w:tcW w:w="2877" w:type="dxa"/>
+            <w:tcW w:w="2745" w:type="dxa"/>
           </w:tcPr>
           <w:p>
             <w:pPr>
@@ -15031,7 +15055,7 @@
         </w:tc>
         <w:tc>
           <w:tcPr>
-            <w:tcW w:w="894" w:type="dxa"/>
+            <w:tcW w:w="900" w:type="dxa"/>
           </w:tcPr>
           <w:p>
             <w:pPr>
@@ -15045,7 +15069,7 @@
         </w:tc>
         <w:tc>
           <w:tcPr>
-            <w:tcW w:w="1286" w:type="dxa"/>
+            <w:tcW w:w="1610" w:type="dxa"/>
           </w:tcPr>
           <w:p>
             <w:pPr>
@@ -15800,9 +15824,9 @@
         <w:tblLayout w:type="fixed"/>
       </w:tblPr>
       <w:tblGrid>
-        <w:gridCol w:w="2064"/>
-        <w:gridCol w:w="1128"/>
-        <w:gridCol w:w="6166"/>
+        <w:gridCol w:w="1982"/>
+        <w:gridCol w:w="1455"/>
+        <w:gridCol w:w="5921"/>
       </w:tblGrid>
       <w:tr>
         <w:trPr>
@@ -15810,7 +15834,7 @@
         </w:trPr>
         <w:tc>
           <w:tcPr>
-            <w:tcW w:w="2064" w:type="dxa"/>
+            <w:tcW w:w="1982" w:type="dxa"/>
           </w:tcPr>
           <w:p>
             <w:pPr>
@@ -15824,7 +15848,7 @@
         </w:tc>
         <w:tc>
           <w:tcPr>
-            <w:tcW w:w="1128" w:type="dxa"/>
+            <w:tcW w:w="1455" w:type="dxa"/>
           </w:tcPr>
           <w:p>
             <w:pPr>
@@ -15838,7 +15862,7 @@
         </w:tc>
         <w:tc>
           <w:tcPr>
-            <w:tcW w:w="6166" w:type="dxa"/>
+            <w:tcW w:w="5921" w:type="dxa"/>
           </w:tcPr>
           <w:p>
             <w:pPr>
@@ -15854,7 +15878,7 @@
       <w:tr>
         <w:tc>
           <w:tcPr>
-            <w:tcW w:w="2064" w:type="dxa"/>
+            <w:tcW w:w="1982" w:type="dxa"/>
           </w:tcPr>
           <w:p>
             <w:pPr>
@@ -15868,7 +15892,7 @@
         </w:tc>
         <w:tc>
           <w:tcPr>
-            <w:tcW w:w="1128" w:type="dxa"/>
+            <w:tcW w:w="1455" w:type="dxa"/>
           </w:tcPr>
           <w:p>
             <w:pPr>
@@ -15882,7 +15906,7 @@
         </w:tc>
         <w:tc>
           <w:tcPr>
-            <w:tcW w:w="6166" w:type="dxa"/>
+            <w:tcW w:w="5921" w:type="dxa"/>
           </w:tcPr>
           <w:p>
             <w:pPr>
@@ -15898,7 +15922,7 @@
       <w:tr>
         <w:tc>
           <w:tcPr>
-            <w:tcW w:w="2064" w:type="dxa"/>
+            <w:tcW w:w="1982" w:type="dxa"/>
           </w:tcPr>
           <w:p>
             <w:pPr>
@@ -15912,7 +15936,7 @@
         </w:tc>
         <w:tc>
           <w:tcPr>
-            <w:tcW w:w="1128" w:type="dxa"/>
+            <w:tcW w:w="1455" w:type="dxa"/>
           </w:tcPr>
           <w:p>
             <w:pPr>
@@ -15926,7 +15950,7 @@
         </w:tc>
         <w:tc>
           <w:tcPr>
-            <w:tcW w:w="6166" w:type="dxa"/>
+            <w:tcW w:w="5921" w:type="dxa"/>
           </w:tcPr>
           <w:p>
             <w:pPr>
@@ -15942,7 +15966,7 @@
       <w:tr>
         <w:tc>
           <w:tcPr>
-            <w:tcW w:w="2064" w:type="dxa"/>
+            <w:tcW w:w="1982" w:type="dxa"/>
           </w:tcPr>
           <w:p>
             <w:pPr>
@@ -15956,7 +15980,7 @@
         </w:tc>
         <w:tc>
           <w:tcPr>
-            <w:tcW w:w="1128" w:type="dxa"/>
+            <w:tcW w:w="1455" w:type="dxa"/>
           </w:tcPr>
           <w:p>
             <w:pPr>
@@ -15970,7 +15994,7 @@
         </w:tc>
         <w:tc>
           <w:tcPr>
-            <w:tcW w:w="6166" w:type="dxa"/>
+            <w:tcW w:w="5921" w:type="dxa"/>
           </w:tcPr>
           <w:p>
             <w:pPr>
@@ -15986,7 +16010,7 @@
       <w:tr>
         <w:tc>
           <w:tcPr>
-            <w:tcW w:w="2064" w:type="dxa"/>
+            <w:tcW w:w="1982" w:type="dxa"/>
           </w:tcPr>
           <w:p>
             <w:pPr>
@@ -16000,7 +16024,7 @@
         </w:tc>
         <w:tc>
           <w:tcPr>
-            <w:tcW w:w="1128" w:type="dxa"/>
+            <w:tcW w:w="1455" w:type="dxa"/>
           </w:tcPr>
           <w:p>
             <w:pPr>
@@ -16014,7 +16038,7 @@
         </w:tc>
         <w:tc>
           <w:tcPr>
-            <w:tcW w:w="6166" w:type="dxa"/>
+            <w:tcW w:w="5921" w:type="dxa"/>
           </w:tcPr>
           <w:p>
             <w:pPr>
@@ -16030,7 +16054,7 @@
       <w:tr>
         <w:tc>
           <w:tcPr>
-            <w:tcW w:w="2064" w:type="dxa"/>
+            <w:tcW w:w="1982" w:type="dxa"/>
           </w:tcPr>
           <w:p>
             <w:pPr>
@@ -16044,7 +16068,7 @@
         </w:tc>
         <w:tc>
           <w:tcPr>
-            <w:tcW w:w="1128" w:type="dxa"/>
+            <w:tcW w:w="1455" w:type="dxa"/>
           </w:tcPr>
           <w:p>
             <w:pPr>
@@ -16058,7 +16082,7 @@
         </w:tc>
         <w:tc>
           <w:tcPr>
-            <w:tcW w:w="6166" w:type="dxa"/>
+            <w:tcW w:w="5921" w:type="dxa"/>
           </w:tcPr>
           <w:p>
             <w:pPr>
@@ -16533,10 +16557,10 @@
         <w:tblLayout w:type="fixed"/>
       </w:tblPr>
       <w:tblGrid>
-        <w:gridCol w:w="864"/>
-        <w:gridCol w:w="3338"/>
-        <w:gridCol w:w="2599"/>
-        <w:gridCol w:w="2556"/>
+        <w:gridCol w:w="1380"/>
+        <w:gridCol w:w="3136"/>
+        <w:gridCol w:w="2442"/>
+        <w:gridCol w:w="2401"/>
       </w:tblGrid>
       <w:tr>
         <w:trPr>
@@ -16544,7 +16568,7 @@
         </w:trPr>
         <w:tc>
           <w:tcPr>
-            <w:tcW w:w="864" w:type="dxa"/>
+            <w:tcW w:w="1380" w:type="dxa"/>
           </w:tcPr>
           <w:p>
             <w:pPr>
@@ -16558,7 +16582,7 @@
         </w:tc>
         <w:tc>
           <w:tcPr>
-            <w:tcW w:w="3338" w:type="dxa"/>
+            <w:tcW w:w="3136" w:type="dxa"/>
           </w:tcPr>
           <w:p>
             <w:pPr>
@@ -16572,7 +16596,7 @@
         </w:tc>
         <w:tc>
           <w:tcPr>
-            <w:tcW w:w="2599" w:type="dxa"/>
+            <w:tcW w:w="2442" w:type="dxa"/>
           </w:tcPr>
           <w:p>
             <w:pPr>
@@ -16586,7 +16610,7 @@
         </w:tc>
         <w:tc>
           <w:tcPr>
-            <w:tcW w:w="2556" w:type="dxa"/>
+            <w:tcW w:w="2401" w:type="dxa"/>
           </w:tcPr>
           <w:p>
             <w:pPr>
@@ -16602,7 +16626,7 @@
       <w:tr>
         <w:tc>
           <w:tcPr>
-            <w:tcW w:w="864" w:type="dxa"/>
+            <w:tcW w:w="1380" w:type="dxa"/>
           </w:tcPr>
           <w:p>
             <w:pPr>
@@ -16616,7 +16640,7 @@
         </w:tc>
         <w:tc>
           <w:tcPr>
-            <w:tcW w:w="3338" w:type="dxa"/>
+            <w:tcW w:w="3136" w:type="dxa"/>
           </w:tcPr>
           <w:p>
             <w:pPr>
@@ -16630,7 +16654,7 @@
         </w:tc>
         <w:tc>
           <w:tcPr>
-            <w:tcW w:w="2599" w:type="dxa"/>
+            <w:tcW w:w="2442" w:type="dxa"/>
           </w:tcPr>
           <w:p>
             <w:pPr>
@@ -16644,7 +16668,7 @@
         </w:tc>
         <w:tc>
           <w:tcPr>
-            <w:tcW w:w="2556" w:type="dxa"/>
+            <w:tcW w:w="2401" w:type="dxa"/>
           </w:tcPr>
           <w:p>
             <w:pPr>
@@ -16660,7 +16684,7 @@
       <w:tr>
         <w:tc>
           <w:tcPr>
-            <w:tcW w:w="864" w:type="dxa"/>
+            <w:tcW w:w="1380" w:type="dxa"/>
           </w:tcPr>
           <w:p>
             <w:pPr>
@@ -16674,7 +16698,7 @@
         </w:tc>
         <w:tc>
           <w:tcPr>
-            <w:tcW w:w="3338" w:type="dxa"/>
+            <w:tcW w:w="3136" w:type="dxa"/>
           </w:tcPr>
           <w:p>
             <w:pPr>
@@ -16688,7 +16712,7 @@
         </w:tc>
         <w:tc>
           <w:tcPr>
-            <w:tcW w:w="2599" w:type="dxa"/>
+            <w:tcW w:w="2442" w:type="dxa"/>
           </w:tcPr>
           <w:p>
             <w:pPr>
@@ -16702,7 +16726,7 @@
         </w:tc>
         <w:tc>
           <w:tcPr>
-            <w:tcW w:w="2556" w:type="dxa"/>
+            <w:tcW w:w="2401" w:type="dxa"/>
           </w:tcPr>
           <w:p>
             <w:pPr>
@@ -16718,7 +16742,7 @@
       <w:tr>
         <w:tc>
           <w:tcPr>
-            <w:tcW w:w="864" w:type="dxa"/>
+            <w:tcW w:w="1380" w:type="dxa"/>
           </w:tcPr>
           <w:p>
             <w:pPr>
@@ -16732,7 +16756,7 @@
         </w:tc>
         <w:tc>
           <w:tcPr>
-            <w:tcW w:w="3338" w:type="dxa"/>
+            <w:tcW w:w="3136" w:type="dxa"/>
           </w:tcPr>
           <w:p>
             <w:pPr>
@@ -16746,7 +16770,7 @@
         </w:tc>
         <w:tc>
           <w:tcPr>
-            <w:tcW w:w="2599" w:type="dxa"/>
+            <w:tcW w:w="2442" w:type="dxa"/>
           </w:tcPr>
           <w:p>
             <w:pPr>
@@ -16760,7 +16784,7 @@
         </w:tc>
         <w:tc>
           <w:tcPr>
-            <w:tcW w:w="2556" w:type="dxa"/>
+            <w:tcW w:w="2401" w:type="dxa"/>
           </w:tcPr>
           <w:p>
             <w:pPr>
@@ -16776,7 +16800,7 @@
       <w:tr>
         <w:tc>
           <w:tcPr>
-            <w:tcW w:w="864" w:type="dxa"/>
+            <w:tcW w:w="1380" w:type="dxa"/>
           </w:tcPr>
           <w:p>
             <w:pPr>
@@ -16790,7 +16814,7 @@
         </w:tc>
         <w:tc>
           <w:tcPr>
-            <w:tcW w:w="3338" w:type="dxa"/>
+            <w:tcW w:w="3136" w:type="dxa"/>
           </w:tcPr>
           <w:p>
             <w:pPr>
@@ -16804,7 +16828,7 @@
         </w:tc>
         <w:tc>
           <w:tcPr>
-            <w:tcW w:w="2599" w:type="dxa"/>
+            <w:tcW w:w="2442" w:type="dxa"/>
           </w:tcPr>
           <w:p>
             <w:pPr>
@@ -16818,7 +16842,7 @@
         </w:tc>
         <w:tc>
           <w:tcPr>
-            <w:tcW w:w="2556" w:type="dxa"/>
+            <w:tcW w:w="2401" w:type="dxa"/>
           </w:tcPr>
           <w:p>
             <w:pPr>
@@ -17041,10 +17065,10 @@
         <w:tblLayout w:type="fixed"/>
       </w:tblPr>
       <w:tblGrid>
-        <w:gridCol w:w="2651"/>
-        <w:gridCol w:w="1764"/>
-        <w:gridCol w:w="1677"/>
-        <w:gridCol w:w="3266"/>
+        <w:gridCol w:w="2545"/>
+        <w:gridCol w:w="1724"/>
+        <w:gridCol w:w="1954"/>
+        <w:gridCol w:w="3134"/>
       </w:tblGrid>
       <w:tr>
         <w:trPr>
@@ -17052,7 +17076,7 @@
         </w:trPr>
         <w:tc>
           <w:tcPr>
-            <w:tcW w:w="2651" w:type="dxa"/>
+            <w:tcW w:w="2545" w:type="dxa"/>
           </w:tcPr>
           <w:p>
             <w:pPr>
@@ -17066,7 +17090,7 @@
         </w:tc>
         <w:tc>
           <w:tcPr>
-            <w:tcW w:w="1764" w:type="dxa"/>
+            <w:tcW w:w="1724" w:type="dxa"/>
           </w:tcPr>
           <w:p>
             <w:pPr>
@@ -17080,7 +17104,7 @@
         </w:tc>
         <w:tc>
           <w:tcPr>
-            <w:tcW w:w="1677" w:type="dxa"/>
+            <w:tcW w:w="1954" w:type="dxa"/>
           </w:tcPr>
           <w:p>
             <w:pPr>
@@ -17094,7 +17118,7 @@
         </w:tc>
         <w:tc>
           <w:tcPr>
-            <w:tcW w:w="3266" w:type="dxa"/>
+            <w:tcW w:w="3134" w:type="dxa"/>
           </w:tcPr>
           <w:p>
             <w:pPr>
@@ -17110,7 +17134,7 @@
       <w:tr>
         <w:tc>
           <w:tcPr>
-            <w:tcW w:w="2651" w:type="dxa"/>
+            <w:tcW w:w="2545" w:type="dxa"/>
           </w:tcPr>
           <w:p>
             <w:pPr>
@@ -17124,7 +17148,7 @@
         </w:tc>
         <w:tc>
           <w:tcPr>
-            <w:tcW w:w="1764" w:type="dxa"/>
+            <w:tcW w:w="1724" w:type="dxa"/>
           </w:tcPr>
           <w:p>
             <w:pPr>
@@ -17138,7 +17162,7 @@
         </w:tc>
         <w:tc>
           <w:tcPr>
-            <w:tcW w:w="1677" w:type="dxa"/>
+            <w:tcW w:w="1954" w:type="dxa"/>
           </w:tcPr>
           <w:p>
             <w:pPr>
@@ -17152,7 +17176,7 @@
         </w:tc>
         <w:tc>
           <w:tcPr>
-            <w:tcW w:w="3266" w:type="dxa"/>
+            <w:tcW w:w="3134" w:type="dxa"/>
           </w:tcPr>
           <w:p>
             <w:pPr>
@@ -17168,7 +17192,7 @@
       <w:tr>
         <w:tc>
           <w:tcPr>
-            <w:tcW w:w="2651" w:type="dxa"/>
+            <w:tcW w:w="2545" w:type="dxa"/>
           </w:tcPr>
           <w:p>
             <w:pPr>
@@ -17182,7 +17206,7 @@
         </w:tc>
         <w:tc>
           <w:tcPr>
-            <w:tcW w:w="1764" w:type="dxa"/>
+            <w:tcW w:w="1724" w:type="dxa"/>
           </w:tcPr>
           <w:p>
             <w:pPr>
@@ -17196,7 +17220,7 @@
         </w:tc>
         <w:tc>
           <w:tcPr>
-            <w:tcW w:w="1677" w:type="dxa"/>
+            <w:tcW w:w="1954" w:type="dxa"/>
           </w:tcPr>
           <w:p>
             <w:pPr>
@@ -17210,7 +17234,7 @@
         </w:tc>
         <w:tc>
           <w:tcPr>
-            <w:tcW w:w="3266" w:type="dxa"/>
+            <w:tcW w:w="3134" w:type="dxa"/>
           </w:tcPr>
           <w:p>
             <w:pPr>
@@ -17226,7 +17250,7 @@
       <w:tr>
         <w:tc>
           <w:tcPr>
-            <w:tcW w:w="2651" w:type="dxa"/>
+            <w:tcW w:w="2545" w:type="dxa"/>
           </w:tcPr>
           <w:p>
             <w:pPr>
@@ -17240,7 +17264,7 @@
         </w:tc>
         <w:tc>
           <w:tcPr>
-            <w:tcW w:w="1764" w:type="dxa"/>
+            <w:tcW w:w="1724" w:type="dxa"/>
           </w:tcPr>
           <w:p>
             <w:pPr>
@@ -17254,7 +17278,7 @@
         </w:tc>
         <w:tc>
           <w:tcPr>
-            <w:tcW w:w="1677" w:type="dxa"/>
+            <w:tcW w:w="1954" w:type="dxa"/>
           </w:tcPr>
           <w:p>
             <w:pPr>
@@ -17268,7 +17292,7 @@
         </w:tc>
         <w:tc>
           <w:tcPr>
-            <w:tcW w:w="3266" w:type="dxa"/>
+            <w:tcW w:w="3134" w:type="dxa"/>
           </w:tcPr>
           <w:p>
             <w:pPr>
@@ -17284,7 +17308,7 @@
       <w:tr>
         <w:tc>
           <w:tcPr>
-            <w:tcW w:w="2651" w:type="dxa"/>
+            <w:tcW w:w="2545" w:type="dxa"/>
           </w:tcPr>
           <w:p>
             <w:pPr>
@@ -17298,7 +17322,7 @@
         </w:tc>
         <w:tc>
           <w:tcPr>
-            <w:tcW w:w="1764" w:type="dxa"/>
+            <w:tcW w:w="1724" w:type="dxa"/>
           </w:tcPr>
           <w:p>
             <w:pPr>
@@ -17312,7 +17336,7 @@
         </w:tc>
         <w:tc>
           <w:tcPr>
-            <w:tcW w:w="1677" w:type="dxa"/>
+            <w:tcW w:w="1954" w:type="dxa"/>
           </w:tcPr>
           <w:p>
             <w:pPr>
@@ -17326,7 +17350,7 @@
         </w:tc>
         <w:tc>
           <w:tcPr>
-            <w:tcW w:w="3266" w:type="dxa"/>
+            <w:tcW w:w="3134" w:type="dxa"/>
           </w:tcPr>
           <w:p>
             <w:pPr>
@@ -17342,7 +17366,7 @@
       <w:tr>
         <w:tc>
           <w:tcPr>
-            <w:tcW w:w="2651" w:type="dxa"/>
+            <w:tcW w:w="2545" w:type="dxa"/>
           </w:tcPr>
           <w:p>
             <w:pPr>
@@ -17356,7 +17380,7 @@
         </w:tc>
         <w:tc>
           <w:tcPr>
-            <w:tcW w:w="1764" w:type="dxa"/>
+            <w:tcW w:w="1724" w:type="dxa"/>
           </w:tcPr>
           <w:p>
             <w:pPr>
@@ -17370,7 +17394,7 @@
         </w:tc>
         <w:tc>
           <w:tcPr>
-            <w:tcW w:w="1677" w:type="dxa"/>
+            <w:tcW w:w="1954" w:type="dxa"/>
           </w:tcPr>
           <w:p>
             <w:pPr>
@@ -17384,7 +17408,7 @@
         </w:tc>
         <w:tc>
           <w:tcPr>
-            <w:tcW w:w="3266" w:type="dxa"/>
+            <w:tcW w:w="3134" w:type="dxa"/>
           </w:tcPr>
           <w:p>
             <w:pPr>
@@ -17400,7 +17424,7 @@
       <w:tr>
         <w:tc>
           <w:tcPr>
-            <w:tcW w:w="2651" w:type="dxa"/>
+            <w:tcW w:w="2545" w:type="dxa"/>
           </w:tcPr>
           <w:p>
             <w:pPr>
@@ -17414,7 +17438,7 @@
         </w:tc>
         <w:tc>
           <w:tcPr>
-            <w:tcW w:w="1764" w:type="dxa"/>
+            <w:tcW w:w="1724" w:type="dxa"/>
           </w:tcPr>
           <w:p>
             <w:pPr>
@@ -17428,7 +17452,7 @@
         </w:tc>
         <w:tc>
           <w:tcPr>
-            <w:tcW w:w="1677" w:type="dxa"/>
+            <w:tcW w:w="1954" w:type="dxa"/>
           </w:tcPr>
           <w:p>
             <w:pPr>
@@ -17442,7 +17466,7 @@
         </w:tc>
         <w:tc>
           <w:tcPr>
-            <w:tcW w:w="3266" w:type="dxa"/>
+            <w:tcW w:w="3134" w:type="dxa"/>
           </w:tcPr>
           <w:p>
             <w:pPr>
@@ -17458,7 +17482,7 @@
       <w:tr>
         <w:tc>
           <w:tcPr>
-            <w:tcW w:w="2651" w:type="dxa"/>
+            <w:tcW w:w="2545" w:type="dxa"/>
           </w:tcPr>
           <w:p>
             <w:pPr>
@@ -17472,7 +17496,7 @@
         </w:tc>
         <w:tc>
           <w:tcPr>
-            <w:tcW w:w="1764" w:type="dxa"/>
+            <w:tcW w:w="1724" w:type="dxa"/>
           </w:tcPr>
           <w:p>
             <w:pPr>
@@ -17486,7 +17510,7 @@
         </w:tc>
         <w:tc>
           <w:tcPr>
-            <w:tcW w:w="1677" w:type="dxa"/>
+            <w:tcW w:w="1954" w:type="dxa"/>
           </w:tcPr>
           <w:p>
             <w:pPr>
@@ -17500,7 +17524,7 @@
         </w:tc>
         <w:tc>
           <w:tcPr>
-            <w:tcW w:w="3266" w:type="dxa"/>
+            <w:tcW w:w="3134" w:type="dxa"/>
           </w:tcPr>
           <w:p>
             <w:pPr>
@@ -17516,7 +17540,7 @@
       <w:tr>
         <w:tc>
           <w:tcPr>
-            <w:tcW w:w="2651" w:type="dxa"/>
+            <w:tcW w:w="2545" w:type="dxa"/>
           </w:tcPr>
           <w:p>
             <w:pPr>
@@ -17530,7 +17554,7 @@
         </w:tc>
         <w:tc>
           <w:tcPr>
-            <w:tcW w:w="1764" w:type="dxa"/>
+            <w:tcW w:w="1724" w:type="dxa"/>
           </w:tcPr>
           <w:p>
             <w:pPr>
@@ -17544,7 +17568,7 @@
         </w:tc>
         <w:tc>
           <w:tcPr>
-            <w:tcW w:w="1677" w:type="dxa"/>
+            <w:tcW w:w="1954" w:type="dxa"/>
           </w:tcPr>
           <w:p>
             <w:pPr>
@@ -17558,7 +17582,7 @@
         </w:tc>
         <w:tc>
           <w:tcPr>
-            <w:tcW w:w="3266" w:type="dxa"/>
+            <w:tcW w:w="3134" w:type="dxa"/>
           </w:tcPr>
           <w:p>
             <w:pPr>
@@ -17574,7 +17598,7 @@
       <w:tr>
         <w:tc>
           <w:tcPr>
-            <w:tcW w:w="2651" w:type="dxa"/>
+            <w:tcW w:w="2545" w:type="dxa"/>
           </w:tcPr>
           <w:p>
             <w:pPr>
@@ -17588,7 +17612,7 @@
         </w:tc>
         <w:tc>
           <w:tcPr>
-            <w:tcW w:w="1764" w:type="dxa"/>
+            <w:tcW w:w="1724" w:type="dxa"/>
           </w:tcPr>
           <w:p>
             <w:pPr>
@@ -17602,7 +17626,7 @@
         </w:tc>
         <w:tc>
           <w:tcPr>
-            <w:tcW w:w="1677" w:type="dxa"/>
+            <w:tcW w:w="1954" w:type="dxa"/>
           </w:tcPr>
           <w:p>
             <w:pPr>
@@ -17616,7 +17640,7 @@
         </w:tc>
         <w:tc>
           <w:tcPr>
-            <w:tcW w:w="3266" w:type="dxa"/>
+            <w:tcW w:w="3134" w:type="dxa"/>
           </w:tcPr>
           <w:p>
             <w:pPr>
@@ -17632,7 +17656,7 @@
       <w:tr>
         <w:tc>
           <w:tcPr>
-            <w:tcW w:w="2651" w:type="dxa"/>
+            <w:tcW w:w="2545" w:type="dxa"/>
           </w:tcPr>
           <w:p>
             <w:pPr>
@@ -17646,7 +17670,7 @@
         </w:tc>
         <w:tc>
           <w:tcPr>
-            <w:tcW w:w="1764" w:type="dxa"/>
+            <w:tcW w:w="1724" w:type="dxa"/>
           </w:tcPr>
           <w:p>
             <w:pPr>
@@ -17660,7 +17684,7 @@
         </w:tc>
         <w:tc>
           <w:tcPr>
-            <w:tcW w:w="1677" w:type="dxa"/>
+            <w:tcW w:w="1954" w:type="dxa"/>
           </w:tcPr>
           <w:p>
             <w:pPr>
@@ -17674,7 +17698,7 @@
         </w:tc>
         <w:tc>
           <w:tcPr>
-            <w:tcW w:w="3266" w:type="dxa"/>
+            <w:tcW w:w="3134" w:type="dxa"/>
           </w:tcPr>
           <w:p>
             <w:pPr>
@@ -17690,7 +17714,7 @@
       <w:tr>
         <w:tc>
           <w:tcPr>
-            <w:tcW w:w="2651" w:type="dxa"/>
+            <w:tcW w:w="2545" w:type="dxa"/>
           </w:tcPr>
           <w:p>
             <w:pPr>
@@ -17704,7 +17728,7 @@
         </w:tc>
         <w:tc>
           <w:tcPr>
-            <w:tcW w:w="1764" w:type="dxa"/>
+            <w:tcW w:w="1724" w:type="dxa"/>
           </w:tcPr>
           <w:p>
             <w:pPr>
@@ -17718,7 +17742,7 @@
         </w:tc>
         <w:tc>
           <w:tcPr>
-            <w:tcW w:w="1677" w:type="dxa"/>
+            <w:tcW w:w="1954" w:type="dxa"/>
           </w:tcPr>
           <w:p>
             <w:pPr>
@@ -17732,7 +17756,7 @@
         </w:tc>
         <w:tc>
           <w:tcPr>
-            <w:tcW w:w="3266" w:type="dxa"/>
+            <w:tcW w:w="3134" w:type="dxa"/>
           </w:tcPr>
           <w:p>
             <w:pPr>
@@ -17748,7 +17772,7 @@
       <w:tr>
         <w:tc>
           <w:tcPr>
-            <w:tcW w:w="2651" w:type="dxa"/>
+            <w:tcW w:w="2545" w:type="dxa"/>
           </w:tcPr>
           <w:p>
             <w:pPr>
@@ -17762,7 +17786,7 @@
         </w:tc>
         <w:tc>
           <w:tcPr>
-            <w:tcW w:w="1764" w:type="dxa"/>
+            <w:tcW w:w="1724" w:type="dxa"/>
           </w:tcPr>
           <w:p>
             <w:pPr>
@@ -17776,7 +17800,7 @@
         </w:tc>
         <w:tc>
           <w:tcPr>
-            <w:tcW w:w="1677" w:type="dxa"/>
+            <w:tcW w:w="1954" w:type="dxa"/>
           </w:tcPr>
           <w:p>
             <w:pPr>
@@ -17790,7 +17814,7 @@
         </w:tc>
         <w:tc>
           <w:tcPr>
-            <w:tcW w:w="3266" w:type="dxa"/>
+            <w:tcW w:w="3134" w:type="dxa"/>
           </w:tcPr>
           <w:p>
             <w:pPr>
@@ -17806,7 +17830,7 @@
       <w:tr>
         <w:tc>
           <w:tcPr>
-            <w:tcW w:w="2651" w:type="dxa"/>
+            <w:tcW w:w="2545" w:type="dxa"/>
           </w:tcPr>
           <w:p>
             <w:pPr>
@@ -17820,7 +17844,7 @@
         </w:tc>
         <w:tc>
           <w:tcPr>
-            <w:tcW w:w="1764" w:type="dxa"/>
+            <w:tcW w:w="1724" w:type="dxa"/>
           </w:tcPr>
           <w:p>
             <w:pPr>
@@ -17834,7 +17858,7 @@
         </w:tc>
         <w:tc>
           <w:tcPr>
-            <w:tcW w:w="1677" w:type="dxa"/>
+            <w:tcW w:w="1954" w:type="dxa"/>
           </w:tcPr>
           <w:p>
             <w:pPr>
@@ -17848,7 +17872,7 @@
         </w:tc>
         <w:tc>
           <w:tcPr>
-            <w:tcW w:w="3266" w:type="dxa"/>
+            <w:tcW w:w="3134" w:type="dxa"/>
           </w:tcPr>
           <w:p>
             <w:pPr>
@@ -17864,7 +17888,7 @@
       <w:tr>
         <w:tc>
           <w:tcPr>
-            <w:tcW w:w="2651" w:type="dxa"/>
+            <w:tcW w:w="2545" w:type="dxa"/>
           </w:tcPr>
           <w:p>
             <w:pPr>
@@ -17878,7 +17902,7 @@
         </w:tc>
         <w:tc>
           <w:tcPr>
-            <w:tcW w:w="1764" w:type="dxa"/>
+            <w:tcW w:w="1724" w:type="dxa"/>
           </w:tcPr>
           <w:p>
             <w:pPr>
@@ -17892,7 +17916,7 @@
         </w:tc>
         <w:tc>
           <w:tcPr>
-            <w:tcW w:w="1677" w:type="dxa"/>
+            <w:tcW w:w="1954" w:type="dxa"/>
           </w:tcPr>
           <w:p>
             <w:pPr>
@@ -17906,7 +17930,7 @@
         </w:tc>
         <w:tc>
           <w:tcPr>
-            <w:tcW w:w="3266" w:type="dxa"/>
+            <w:tcW w:w="3134" w:type="dxa"/>
           </w:tcPr>
           <w:p>
             <w:pPr>
@@ -17922,7 +17946,7 @@
       <w:tr>
         <w:tc>
           <w:tcPr>
-            <w:tcW w:w="2651" w:type="dxa"/>
+            <w:tcW w:w="2545" w:type="dxa"/>
           </w:tcPr>
           <w:p>
             <w:pPr>
@@ -17936,7 +17960,7 @@
         </w:tc>
         <w:tc>
           <w:tcPr>
-            <w:tcW w:w="1764" w:type="dxa"/>
+            <w:tcW w:w="1724" w:type="dxa"/>
           </w:tcPr>
           <w:p>
             <w:pPr>
@@ -17950,7 +17974,7 @@
         </w:tc>
         <w:tc>
           <w:tcPr>
-            <w:tcW w:w="1677" w:type="dxa"/>
+            <w:tcW w:w="1954" w:type="dxa"/>
           </w:tcPr>
           <w:p>
             <w:pPr>
@@ -17964,7 +17988,7 @@
         </w:tc>
         <w:tc>
           <w:tcPr>
-            <w:tcW w:w="3266" w:type="dxa"/>
+            <w:tcW w:w="3134" w:type="dxa"/>
           </w:tcPr>
           <w:p>
             <w:pPr>
@@ -17980,7 +18004,7 @@
       <w:tr>
         <w:tc>
           <w:tcPr>
-            <w:tcW w:w="2651" w:type="dxa"/>
+            <w:tcW w:w="2545" w:type="dxa"/>
           </w:tcPr>
           <w:p>
             <w:pPr>
@@ -17994,7 +18018,7 @@
         </w:tc>
         <w:tc>
           <w:tcPr>
-            <w:tcW w:w="1764" w:type="dxa"/>
+            <w:tcW w:w="1724" w:type="dxa"/>
           </w:tcPr>
           <w:p>
             <w:pPr>
@@ -18008,7 +18032,7 @@
         </w:tc>
         <w:tc>
           <w:tcPr>
-            <w:tcW w:w="1677" w:type="dxa"/>
+            <w:tcW w:w="1954" w:type="dxa"/>
           </w:tcPr>
           <w:p>
             <w:pPr>
@@ -18022,7 +18046,7 @@
         </w:tc>
         <w:tc>
           <w:tcPr>
-            <w:tcW w:w="3266" w:type="dxa"/>
+            <w:tcW w:w="3134" w:type="dxa"/>
           </w:tcPr>
           <w:p>
             <w:pPr>
@@ -18038,7 +18062,7 @@
       <w:tr>
         <w:tc>
           <w:tcPr>
-            <w:tcW w:w="2651" w:type="dxa"/>
+            <w:tcW w:w="2545" w:type="dxa"/>
           </w:tcPr>
           <w:p>
             <w:pPr>
@@ -18052,7 +18076,7 @@
         </w:tc>
         <w:tc>
           <w:tcPr>
-            <w:tcW w:w="1764" w:type="dxa"/>
+            <w:tcW w:w="1724" w:type="dxa"/>
           </w:tcPr>
           <w:p>
             <w:pPr>
@@ -18066,7 +18090,7 @@
         </w:tc>
         <w:tc>
           <w:tcPr>
-            <w:tcW w:w="1677" w:type="dxa"/>
+            <w:tcW w:w="1954" w:type="dxa"/>
           </w:tcPr>
           <w:p>
             <w:pPr>
@@ -18080,7 +18104,7 @@
         </w:tc>
         <w:tc>
           <w:tcPr>
-            <w:tcW w:w="3266" w:type="dxa"/>
+            <w:tcW w:w="3134" w:type="dxa"/>
           </w:tcPr>
           <w:p>
             <w:pPr>
@@ -18096,7 +18120,7 @@
       <w:tr>
         <w:tc>
           <w:tcPr>
-            <w:tcW w:w="2651" w:type="dxa"/>
+            <w:tcW w:w="2545" w:type="dxa"/>
           </w:tcPr>
           <w:p>
             <w:pPr>
@@ -18110,7 +18134,7 @@
         </w:tc>
         <w:tc>
           <w:tcPr>
-            <w:tcW w:w="1764" w:type="dxa"/>
+            <w:tcW w:w="1724" w:type="dxa"/>
           </w:tcPr>
           <w:p>
             <w:pPr>
@@ -18124,7 +18148,7 @@
         </w:tc>
         <w:tc>
           <w:tcPr>
-            <w:tcW w:w="1677" w:type="dxa"/>
+            <w:tcW w:w="1954" w:type="dxa"/>
           </w:tcPr>
           <w:p>
             <w:pPr>
@@ -18138,7 +18162,7 @@
         </w:tc>
         <w:tc>
           <w:tcPr>
-            <w:tcW w:w="3266" w:type="dxa"/>
+            <w:tcW w:w="3134" w:type="dxa"/>
           </w:tcPr>
           <w:p>
             <w:pPr>
@@ -19584,9 +19608,9 @@
         <w:tblLayout w:type="fixed"/>
       </w:tblPr>
       <w:tblGrid>
-        <w:gridCol w:w="2313"/>
-        <w:gridCol w:w="1519"/>
-        <w:gridCol w:w="5526"/>
+        <w:gridCol w:w="2219"/>
+        <w:gridCol w:w="1840"/>
+        <w:gridCol w:w="5300"/>
       </w:tblGrid>
       <w:tr>
         <w:trPr>
@@ -19594,7 +19618,7 @@
         </w:trPr>
         <w:tc>
           <w:tcPr>
-            <w:tcW w:w="2313" w:type="dxa"/>
+            <w:tcW w:w="2219" w:type="dxa"/>
           </w:tcPr>
           <w:p>
             <w:pPr>
@@ -19608,7 +19632,7 @@
         </w:tc>
         <w:tc>
           <w:tcPr>
-            <w:tcW w:w="1519" w:type="dxa"/>
+            <w:tcW w:w="1840" w:type="dxa"/>
           </w:tcPr>
           <w:p>
             <w:pPr>
@@ -19622,7 +19646,7 @@
         </w:tc>
         <w:tc>
           <w:tcPr>
-            <w:tcW w:w="5526" w:type="dxa"/>
+            <w:tcW w:w="5300" w:type="dxa"/>
           </w:tcPr>
           <w:p>
             <w:pPr>
@@ -19638,7 +19662,7 @@
       <w:tr>
         <w:tc>
           <w:tcPr>
-            <w:tcW w:w="2313" w:type="dxa"/>
+            <w:tcW w:w="2219" w:type="dxa"/>
           </w:tcPr>
           <w:p>
             <w:pPr>
@@ -19652,7 +19676,7 @@
         </w:tc>
         <w:tc>
           <w:tcPr>
-            <w:tcW w:w="1519" w:type="dxa"/>
+            <w:tcW w:w="1840" w:type="dxa"/>
           </w:tcPr>
           <w:p>
             <w:pPr>
@@ -19666,7 +19690,7 @@
         </w:tc>
         <w:tc>
           <w:tcPr>
-            <w:tcW w:w="5526" w:type="dxa"/>
+            <w:tcW w:w="5300" w:type="dxa"/>
           </w:tcPr>
           <w:p>
             <w:pPr>
@@ -19687,7 +19711,7 @@
       <w:tr>
         <w:tc>
           <w:tcPr>
-            <w:tcW w:w="2313" w:type="dxa"/>
+            <w:tcW w:w="2219" w:type="dxa"/>
           </w:tcPr>
           <w:p>
             <w:pPr>
@@ -19701,7 +19725,7 @@
         </w:tc>
         <w:tc>
           <w:tcPr>
-            <w:tcW w:w="1519" w:type="dxa"/>
+            <w:tcW w:w="1840" w:type="dxa"/>
           </w:tcPr>
           <w:p>
             <w:pPr>
@@ -19715,7 +19739,7 @@
         </w:tc>
         <w:tc>
           <w:tcPr>
-            <w:tcW w:w="5526" w:type="dxa"/>
+            <w:tcW w:w="5300" w:type="dxa"/>
           </w:tcPr>
           <w:p>
             <w:pPr>
@@ -19736,7 +19760,7 @@
       <w:tr>
         <w:tc>
           <w:tcPr>
-            <w:tcW w:w="2313" w:type="dxa"/>
+            <w:tcW w:w="2219" w:type="dxa"/>
           </w:tcPr>
           <w:p>
             <w:pPr>
@@ -19750,7 +19774,7 @@
         </w:tc>
         <w:tc>
           <w:tcPr>
-            <w:tcW w:w="1519" w:type="dxa"/>
+            <w:tcW w:w="1840" w:type="dxa"/>
           </w:tcPr>
           <w:p>
             <w:pPr>
@@ -19764,7 +19788,7 @@
         </w:tc>
         <w:tc>
           <w:tcPr>
-            <w:tcW w:w="5526" w:type="dxa"/>
+            <w:tcW w:w="5300" w:type="dxa"/>
           </w:tcPr>
           <w:p>
             <w:pPr>
@@ -19785,7 +19809,7 @@
       <w:tr>
         <w:tc>
           <w:tcPr>
-            <w:tcW w:w="2313" w:type="dxa"/>
+            <w:tcW w:w="2219" w:type="dxa"/>
           </w:tcPr>
           <w:p>
             <w:pPr>
@@ -19799,7 +19823,7 @@
         </w:tc>
         <w:tc>
           <w:tcPr>
-            <w:tcW w:w="1519" w:type="dxa"/>
+            <w:tcW w:w="1840" w:type="dxa"/>
           </w:tcPr>
           <w:p>
             <w:pPr>
@@ -19813,7 +19837,7 @@
         </w:tc>
         <w:tc>
           <w:tcPr>
-            <w:tcW w:w="5526" w:type="dxa"/>
+            <w:tcW w:w="5300" w:type="dxa"/>
           </w:tcPr>
           <w:p>
             <w:pPr>
@@ -19834,7 +19858,7 @@
       <w:tr>
         <w:tc>
           <w:tcPr>
-            <w:tcW w:w="2313" w:type="dxa"/>
+            <w:tcW w:w="2219" w:type="dxa"/>
           </w:tcPr>
           <w:p>
             <w:pPr>
@@ -19848,7 +19872,7 @@
         </w:tc>
         <w:tc>
           <w:tcPr>
-            <w:tcW w:w="1519" w:type="dxa"/>
+            <w:tcW w:w="1840" w:type="dxa"/>
           </w:tcPr>
           <w:p>
             <w:pPr>
@@ -19862,7 +19886,7 @@
         </w:tc>
         <w:tc>
           <w:tcPr>
-            <w:tcW w:w="5526" w:type="dxa"/>
+            <w:tcW w:w="5300" w:type="dxa"/>
           </w:tcPr>
           <w:p>
             <w:pPr>
@@ -19883,7 +19907,7 @@
       <w:tr>
         <w:tc>
           <w:tcPr>
-            <w:tcW w:w="2313" w:type="dxa"/>
+            <w:tcW w:w="2219" w:type="dxa"/>
           </w:tcPr>
           <w:p>
             <w:pPr>
@@ -19897,7 +19921,7 @@
         </w:tc>
         <w:tc>
           <w:tcPr>
-            <w:tcW w:w="1519" w:type="dxa"/>
+            <w:tcW w:w="1840" w:type="dxa"/>
           </w:tcPr>
           <w:p>
             <w:pPr>
@@ -19911,7 +19935,7 @@
         </w:tc>
         <w:tc>
           <w:tcPr>
-            <w:tcW w:w="5526" w:type="dxa"/>
+            <w:tcW w:w="5300" w:type="dxa"/>
           </w:tcPr>
           <w:p>
             <w:pPr>
@@ -19932,7 +19956,7 @@
       <w:tr>
         <w:tc>
           <w:tcPr>
-            <w:tcW w:w="2313" w:type="dxa"/>
+            <w:tcW w:w="2219" w:type="dxa"/>
           </w:tcPr>
           <w:p>
             <w:pPr>
@@ -19946,7 +19970,7 @@
         </w:tc>
         <w:tc>
           <w:tcPr>
-            <w:tcW w:w="1519" w:type="dxa"/>
+            <w:tcW w:w="1840" w:type="dxa"/>
           </w:tcPr>
           <w:p>
             <w:pPr>
@@ -19960,7 +19984,7 @@
         </w:tc>
         <w:tc>
           <w:tcPr>
-            <w:tcW w:w="5526" w:type="dxa"/>
+            <w:tcW w:w="5300" w:type="dxa"/>
           </w:tcPr>
           <w:p>
             <w:pPr>
@@ -19981,7 +20005,7 @@
       <w:tr>
         <w:tc>
           <w:tcPr>
-            <w:tcW w:w="2313" w:type="dxa"/>
+            <w:tcW w:w="2219" w:type="dxa"/>
           </w:tcPr>
           <w:p>
             <w:pPr>
@@ -19995,7 +20019,7 @@
         </w:tc>
         <w:tc>
           <w:tcPr>
-            <w:tcW w:w="1519" w:type="dxa"/>
+            <w:tcW w:w="1840" w:type="dxa"/>
           </w:tcPr>
           <w:p>
             <w:pPr>
@@ -20009,7 +20033,7 @@
         </w:tc>
         <w:tc>
           <w:tcPr>
-            <w:tcW w:w="5526" w:type="dxa"/>
+            <w:tcW w:w="5300" w:type="dxa"/>
           </w:tcPr>
           <w:p>
             <w:pPr>
@@ -20030,7 +20054,7 @@
       <w:tr>
         <w:tc>
           <w:tcPr>
-            <w:tcW w:w="2313" w:type="dxa"/>
+            <w:tcW w:w="2219" w:type="dxa"/>
           </w:tcPr>
           <w:p>
             <w:pPr>
@@ -20044,7 +20068,7 @@
         </w:tc>
         <w:tc>
           <w:tcPr>
-            <w:tcW w:w="1519" w:type="dxa"/>
+            <w:tcW w:w="1840" w:type="dxa"/>
           </w:tcPr>
           <w:p>
             <w:pPr>
@@ -20058,7 +20082,7 @@
         </w:tc>
         <w:tc>
           <w:tcPr>
-            <w:tcW w:w="5526" w:type="dxa"/>
+            <w:tcW w:w="5300" w:type="dxa"/>
           </w:tcPr>
           <w:p>
             <w:pPr>
@@ -20079,7 +20103,7 @@
       <w:tr>
         <w:tc>
           <w:tcPr>
-            <w:tcW w:w="2313" w:type="dxa"/>
+            <w:tcW w:w="2219" w:type="dxa"/>
           </w:tcPr>
           <w:p>
             <w:pPr>
@@ -20093,7 +20117,7 @@
         </w:tc>
         <w:tc>
           <w:tcPr>
-            <w:tcW w:w="1519" w:type="dxa"/>
+            <w:tcW w:w="1840" w:type="dxa"/>
           </w:tcPr>
           <w:p>
             <w:pPr>
@@ -20107,7 +20131,7 @@
         </w:tc>
         <w:tc>
           <w:tcPr>
-            <w:tcW w:w="5526" w:type="dxa"/>
+            <w:tcW w:w="5300" w:type="dxa"/>
           </w:tcPr>
           <w:p>
             <w:pPr>
@@ -20128,7 +20152,7 @@
       <w:tr>
         <w:tc>
           <w:tcPr>
-            <w:tcW w:w="2313" w:type="dxa"/>
+            <w:tcW w:w="2219" w:type="dxa"/>
           </w:tcPr>
           <w:p>
             <w:pPr>
@@ -20142,7 +20166,7 @@
         </w:tc>
         <w:tc>
           <w:tcPr>
-            <w:tcW w:w="1519" w:type="dxa"/>
+            <w:tcW w:w="1840" w:type="dxa"/>
           </w:tcPr>
           <w:p>
             <w:pPr>
@@ -20156,7 +20180,7 @@
         </w:tc>
         <w:tc>
           <w:tcPr>
-            <w:tcW w:w="5526" w:type="dxa"/>
+            <w:tcW w:w="5300" w:type="dxa"/>
           </w:tcPr>
           <w:p>
             <w:pPr>
@@ -20177,7 +20201,7 @@
       <w:tr>
         <w:tc>
           <w:tcPr>
-            <w:tcW w:w="2313" w:type="dxa"/>
+            <w:tcW w:w="2219" w:type="dxa"/>
           </w:tcPr>
           <w:p>
             <w:pPr>
@@ -20191,7 +20215,7 @@
         </w:tc>
         <w:tc>
           <w:tcPr>
-            <w:tcW w:w="1519" w:type="dxa"/>
+            <w:tcW w:w="1840" w:type="dxa"/>
           </w:tcPr>
           <w:p>
             <w:pPr>
@@ -20205,7 +20229,7 @@
         </w:tc>
         <w:tc>
           <w:tcPr>
-            <w:tcW w:w="5526" w:type="dxa"/>
+            <w:tcW w:w="5300" w:type="dxa"/>
           </w:tcPr>
           <w:p>
             <w:pPr>
@@ -20226,7 +20250,7 @@
       <w:tr>
         <w:tc>
           <w:tcPr>
-            <w:tcW w:w="2313" w:type="dxa"/>
+            <w:tcW w:w="2219" w:type="dxa"/>
           </w:tcPr>
           <w:p>
             <w:pPr>
@@ -20240,7 +20264,7 @@
         </w:tc>
         <w:tc>
           <w:tcPr>
-            <w:tcW w:w="1519" w:type="dxa"/>
+            <w:tcW w:w="1840" w:type="dxa"/>
           </w:tcPr>
           <w:p>
             <w:pPr>
@@ -20254,7 +20278,7 @@
         </w:tc>
         <w:tc>
           <w:tcPr>
-            <w:tcW w:w="5526" w:type="dxa"/>
+            <w:tcW w:w="5300" w:type="dxa"/>
           </w:tcPr>
           <w:p>
             <w:pPr>
@@ -20275,7 +20299,7 @@
       <w:tr>
         <w:tc>
           <w:tcPr>
-            <w:tcW w:w="2313" w:type="dxa"/>
+            <w:tcW w:w="2219" w:type="dxa"/>
           </w:tcPr>
           <w:p>
             <w:pPr>
@@ -20289,7 +20313,7 @@
         </w:tc>
         <w:tc>
           <w:tcPr>
-            <w:tcW w:w="1519" w:type="dxa"/>
+            <w:tcW w:w="1840" w:type="dxa"/>
           </w:tcPr>
           <w:p>
             <w:pPr>
@@ -20303,7 +20327,7 @@
         </w:tc>
         <w:tc>
           <w:tcPr>
-            <w:tcW w:w="5526" w:type="dxa"/>
+            <w:tcW w:w="5300" w:type="dxa"/>
           </w:tcPr>
           <w:p>
             <w:pPr>
@@ -20324,7 +20348,7 @@
       <w:tr>
         <w:tc>
           <w:tcPr>
-            <w:tcW w:w="2313" w:type="dxa"/>
+            <w:tcW w:w="2219" w:type="dxa"/>
           </w:tcPr>
           <w:p>
             <w:pPr>
@@ -20338,7 +20362,7 @@
         </w:tc>
         <w:tc>
           <w:tcPr>
-            <w:tcW w:w="1519" w:type="dxa"/>
+            <w:tcW w:w="1840" w:type="dxa"/>
           </w:tcPr>
           <w:p>
             <w:pPr>
@@ -20352,7 +20376,7 @@
         </w:tc>
         <w:tc>
           <w:tcPr>
-            <w:tcW w:w="5526" w:type="dxa"/>
+            <w:tcW w:w="5300" w:type="dxa"/>
           </w:tcPr>
           <w:p>
             <w:pPr>
@@ -20373,7 +20397,7 @@
       <w:tr>
         <w:tc>
           <w:tcPr>
-            <w:tcW w:w="2313" w:type="dxa"/>
+            <w:tcW w:w="2219" w:type="dxa"/>
           </w:tcPr>
           <w:p>
             <w:pPr>
@@ -20387,7 +20411,7 @@
         </w:tc>
         <w:tc>
           <w:tcPr>
-            <w:tcW w:w="1519" w:type="dxa"/>
+            <w:tcW w:w="1840" w:type="dxa"/>
           </w:tcPr>
           <w:p>
             <w:pPr>
@@ -20401,7 +20425,7 @@
         </w:tc>
         <w:tc>
           <w:tcPr>
-            <w:tcW w:w="5526" w:type="dxa"/>
+            <w:tcW w:w="5300" w:type="dxa"/>
           </w:tcPr>
           <w:p>
             <w:pPr>
@@ -20422,7 +20446,7 @@
       <w:tr>
         <w:tc>
           <w:tcPr>
-            <w:tcW w:w="2313" w:type="dxa"/>
+            <w:tcW w:w="2219" w:type="dxa"/>
           </w:tcPr>
           <w:p>
             <w:pPr>
@@ -20436,7 +20460,7 @@
         </w:tc>
         <w:tc>
           <w:tcPr>
-            <w:tcW w:w="1519" w:type="dxa"/>
+            <w:tcW w:w="1840" w:type="dxa"/>
           </w:tcPr>
           <w:p>
             <w:pPr>
@@ -20450,7 +20474,7 @@
         </w:tc>
         <w:tc>
           <w:tcPr>
-            <w:tcW w:w="5526" w:type="dxa"/>
+            <w:tcW w:w="5300" w:type="dxa"/>
           </w:tcPr>
           <w:p>
             <w:pPr>
@@ -20471,7 +20495,7 @@
       <w:tr>
         <w:tc>
           <w:tcPr>
-            <w:tcW w:w="2313" w:type="dxa"/>
+            <w:tcW w:w="2219" w:type="dxa"/>
           </w:tcPr>
           <w:p>
             <w:pPr>
@@ -20485,7 +20509,7 @@
         </w:tc>
         <w:tc>
           <w:tcPr>
-            <w:tcW w:w="1519" w:type="dxa"/>
+            <w:tcW w:w="1840" w:type="dxa"/>
           </w:tcPr>
           <w:p>
             <w:pPr>
@@ -20499,7 +20523,7 @@
         </w:tc>
         <w:tc>
           <w:tcPr>
-            <w:tcW w:w="5526" w:type="dxa"/>
+            <w:tcW w:w="5300" w:type="dxa"/>
           </w:tcPr>
           <w:p>
             <w:pPr>
@@ -20520,7 +20544,7 @@
       <w:tr>
         <w:tc>
           <w:tcPr>
-            <w:tcW w:w="2313" w:type="dxa"/>
+            <w:tcW w:w="2219" w:type="dxa"/>
           </w:tcPr>
           <w:p>
             <w:pPr>
@@ -20534,7 +20558,7 @@
         </w:tc>
         <w:tc>
           <w:tcPr>
-            <w:tcW w:w="1519" w:type="dxa"/>
+            <w:tcW w:w="1840" w:type="dxa"/>
           </w:tcPr>
           <w:p>
             <w:pPr>
@@ -20548,7 +20572,7 @@
         </w:tc>
         <w:tc>
           <w:tcPr>
-            <w:tcW w:w="5526" w:type="dxa"/>
+            <w:tcW w:w="5300" w:type="dxa"/>
           </w:tcPr>
           <w:p>
             <w:pPr>
@@ -20569,7 +20593,7 @@
       <w:tr>
         <w:tc>
           <w:tcPr>
-            <w:tcW w:w="2313" w:type="dxa"/>
+            <w:tcW w:w="2219" w:type="dxa"/>
           </w:tcPr>
           <w:p>
             <w:pPr>
@@ -20583,7 +20607,7 @@
         </w:tc>
         <w:tc>
           <w:tcPr>
-            <w:tcW w:w="1519" w:type="dxa"/>
+            <w:tcW w:w="1840" w:type="dxa"/>
           </w:tcPr>
           <w:p>
             <w:pPr>
@@ -20597,7 +20621,7 @@
         </w:tc>
         <w:tc>
           <w:tcPr>
-            <w:tcW w:w="5526" w:type="dxa"/>
+            <w:tcW w:w="5300" w:type="dxa"/>
           </w:tcPr>
           <w:p>
             <w:pPr>
@@ -20618,7 +20642,7 @@
       <w:tr>
         <w:tc>
           <w:tcPr>
-            <w:tcW w:w="2313" w:type="dxa"/>
+            <w:tcW w:w="2219" w:type="dxa"/>
           </w:tcPr>
           <w:p>
             <w:pPr>
@@ -20632,7 +20656,7 @@
         </w:tc>
         <w:tc>
           <w:tcPr>
-            <w:tcW w:w="1519" w:type="dxa"/>
+            <w:tcW w:w="1840" w:type="dxa"/>
           </w:tcPr>
           <w:p>
             <w:pPr>
@@ -20646,7 +20670,7 @@
         </w:tc>
         <w:tc>
           <w:tcPr>
-            <w:tcW w:w="5526" w:type="dxa"/>
+            <w:tcW w:w="5300" w:type="dxa"/>
           </w:tcPr>
           <w:p>
             <w:pPr>
@@ -20667,7 +20691,7 @@
       <w:tr>
         <w:tc>
           <w:tcPr>
-            <w:tcW w:w="2313" w:type="dxa"/>
+            <w:tcW w:w="2219" w:type="dxa"/>
           </w:tcPr>
           <w:p>
             <w:pPr>
@@ -20681,7 +20705,7 @@
         </w:tc>
         <w:tc>
           <w:tcPr>
-            <w:tcW w:w="1519" w:type="dxa"/>
+            <w:tcW w:w="1840" w:type="dxa"/>
           </w:tcPr>
           <w:p>
             <w:pPr>
@@ -20695,7 +20719,7 @@
         </w:tc>
         <w:tc>
           <w:tcPr>
-            <w:tcW w:w="5526" w:type="dxa"/>
+            <w:tcW w:w="5300" w:type="dxa"/>
           </w:tcPr>
           <w:p>
             <w:pPr>
@@ -20716,7 +20740,7 @@
       <w:tr>
         <w:tc>
           <w:tcPr>
-            <w:tcW w:w="2313" w:type="dxa"/>
+            <w:tcW w:w="2219" w:type="dxa"/>
           </w:tcPr>
           <w:p>
             <w:pPr>
@@ -20730,7 +20754,7 @@
         </w:tc>
         <w:tc>
           <w:tcPr>
-            <w:tcW w:w="1519" w:type="dxa"/>
+            <w:tcW w:w="1840" w:type="dxa"/>
           </w:tcPr>
           <w:p>
             <w:pPr>
@@ -20744,7 +20768,7 @@
         </w:tc>
         <w:tc>
           <w:tcPr>
-            <w:tcW w:w="5526" w:type="dxa"/>
+            <w:tcW w:w="5300" w:type="dxa"/>
           </w:tcPr>
           <w:p>
             <w:pPr>
@@ -20765,7 +20789,7 @@
       <w:tr>
         <w:tc>
           <w:tcPr>
-            <w:tcW w:w="2313" w:type="dxa"/>
+            <w:tcW w:w="2219" w:type="dxa"/>
           </w:tcPr>
           <w:p>
             <w:pPr>
@@ -20779,7 +20803,7 @@
         </w:tc>
         <w:tc>
           <w:tcPr>
-            <w:tcW w:w="1519" w:type="dxa"/>
+            <w:tcW w:w="1840" w:type="dxa"/>
           </w:tcPr>
           <w:p>
             <w:pPr>
@@ -20793,7 +20817,7 @@
         </w:tc>
         <w:tc>
           <w:tcPr>
-            <w:tcW w:w="5526" w:type="dxa"/>
+            <w:tcW w:w="5300" w:type="dxa"/>
           </w:tcPr>
           <w:p>
             <w:pPr>
@@ -20814,7 +20838,7 @@
       <w:tr>
         <w:tc>
           <w:tcPr>
-            <w:tcW w:w="2313" w:type="dxa"/>
+            <w:tcW w:w="2219" w:type="dxa"/>
           </w:tcPr>
           <w:p>
             <w:pPr>
@@ -20828,7 +20852,7 @@
         </w:tc>
         <w:tc>
           <w:tcPr>
-            <w:tcW w:w="1519" w:type="dxa"/>
+            <w:tcW w:w="1840" w:type="dxa"/>
           </w:tcPr>
           <w:p>
             <w:pPr>
@@ -20842,7 +20866,7 @@
         </w:tc>
         <w:tc>
           <w:tcPr>
-            <w:tcW w:w="5526" w:type="dxa"/>
+            <w:tcW w:w="5300" w:type="dxa"/>
           </w:tcPr>
           <w:p>
             <w:pPr>
@@ -20863,7 +20887,7 @@
       <w:tr>
         <w:tc>
           <w:tcPr>
-            <w:tcW w:w="2313" w:type="dxa"/>
+            <w:tcW w:w="2219" w:type="dxa"/>
           </w:tcPr>
           <w:p>
             <w:pPr>
@@ -20877,7 +20901,7 @@
         </w:tc>
         <w:tc>
           <w:tcPr>
-            <w:tcW w:w="1519" w:type="dxa"/>
+            <w:tcW w:w="1840" w:type="dxa"/>
           </w:tcPr>
           <w:p>
             <w:pPr>
@@ -20891,7 +20915,7 @@
         </w:tc>
         <w:tc>
           <w:tcPr>
-            <w:tcW w:w="5526" w:type="dxa"/>
+            <w:tcW w:w="5300" w:type="dxa"/>
           </w:tcPr>
           <w:p>
             <w:pPr>
@@ -20912,7 +20936,7 @@
       <w:tr>
         <w:tc>
           <w:tcPr>
-            <w:tcW w:w="2313" w:type="dxa"/>
+            <w:tcW w:w="2219" w:type="dxa"/>
           </w:tcPr>
           <w:p>
             <w:pPr>
@@ -20926,7 +20950,7 @@
         </w:tc>
         <w:tc>
           <w:tcPr>
-            <w:tcW w:w="1519" w:type="dxa"/>
+            <w:tcW w:w="1840" w:type="dxa"/>
           </w:tcPr>
           <w:p>
             <w:pPr>
@@ -20940,7 +20964,7 @@
         </w:tc>
         <w:tc>
           <w:tcPr>
-            <w:tcW w:w="5526" w:type="dxa"/>
+            <w:tcW w:w="5300" w:type="dxa"/>
           </w:tcPr>
           <w:p>
             <w:pPr>
@@ -20961,7 +20985,7 @@
       <w:tr>
         <w:tc>
           <w:tcPr>
-            <w:tcW w:w="2313" w:type="dxa"/>
+            <w:tcW w:w="2219" w:type="dxa"/>
           </w:tcPr>
           <w:p>
             <w:pPr>
@@ -20975,7 +20999,7 @@
         </w:tc>
         <w:tc>
           <w:tcPr>
-            <w:tcW w:w="1519" w:type="dxa"/>
+            <w:tcW w:w="1840" w:type="dxa"/>
           </w:tcPr>
           <w:p>
             <w:pPr>
@@ -20989,7 +21013,7 @@
         </w:tc>
         <w:tc>
           <w:tcPr>
-            <w:tcW w:w="5526" w:type="dxa"/>
+            <w:tcW w:w="5300" w:type="dxa"/>
           </w:tcPr>
           <w:p>
             <w:pPr>
@@ -21010,7 +21034,7 @@
       <w:tr>
         <w:tc>
           <w:tcPr>
-            <w:tcW w:w="2313" w:type="dxa"/>
+            <w:tcW w:w="2219" w:type="dxa"/>
           </w:tcPr>
           <w:p>
             <w:pPr>
@@ -21024,7 +21048,7 @@
         </w:tc>
         <w:tc>
           <w:tcPr>
-            <w:tcW w:w="1519" w:type="dxa"/>
+            <w:tcW w:w="1840" w:type="dxa"/>
           </w:tcPr>
           <w:p>
             <w:pPr>
@@ -21038,7 +21062,7 @@
         </w:tc>
         <w:tc>
           <w:tcPr>
-            <w:tcW w:w="5526" w:type="dxa"/>
+            <w:tcW w:w="5300" w:type="dxa"/>
           </w:tcPr>
           <w:p>
             <w:pPr>
@@ -21059,7 +21083,7 @@
       <w:tr>
         <w:tc>
           <w:tcPr>
-            <w:tcW w:w="2313" w:type="dxa"/>
+            <w:tcW w:w="2219" w:type="dxa"/>
           </w:tcPr>
           <w:p>
             <w:pPr>
@@ -21073,7 +21097,7 @@
         </w:tc>
         <w:tc>
           <w:tcPr>
-            <w:tcW w:w="1519" w:type="dxa"/>
+            <w:tcW w:w="1840" w:type="dxa"/>
           </w:tcPr>
           <w:p>
             <w:pPr>
@@ -21087,7 +21111,7 @@
         </w:tc>
         <w:tc>
           <w:tcPr>
-            <w:tcW w:w="5526" w:type="dxa"/>
+            <w:tcW w:w="5300" w:type="dxa"/>
           </w:tcPr>
           <w:p>
             <w:pPr>
@@ -21108,7 +21132,7 @@
       <w:tr>
         <w:tc>
           <w:tcPr>
-            <w:tcW w:w="2313" w:type="dxa"/>
+            <w:tcW w:w="2219" w:type="dxa"/>
           </w:tcPr>
           <w:p>
             <w:pPr>
@@ -21122,7 +21146,7 @@
         </w:tc>
         <w:tc>
           <w:tcPr>
-            <w:tcW w:w="1519" w:type="dxa"/>
+            <w:tcW w:w="1840" w:type="dxa"/>
           </w:tcPr>
           <w:p>
             <w:pPr>
@@ -21136,7 +21160,7 @@
         </w:tc>
         <w:tc>
           <w:tcPr>
-            <w:tcW w:w="5526" w:type="dxa"/>
+            <w:tcW w:w="5300" w:type="dxa"/>
           </w:tcPr>
           <w:p>
             <w:pPr>
@@ -21157,7 +21181,7 @@
       <w:tr>
         <w:tc>
           <w:tcPr>
-            <w:tcW w:w="2313" w:type="dxa"/>
+            <w:tcW w:w="2219" w:type="dxa"/>
           </w:tcPr>
           <w:p>
             <w:pPr>
@@ -21171,7 +21195,7 @@
         </w:tc>
         <w:tc>
           <w:tcPr>
-            <w:tcW w:w="1519" w:type="dxa"/>
+            <w:tcW w:w="1840" w:type="dxa"/>
           </w:tcPr>
           <w:p>
             <w:pPr>
@@ -21185,7 +21209,7 @@
         </w:tc>
         <w:tc>
           <w:tcPr>
-            <w:tcW w:w="5526" w:type="dxa"/>
+            <w:tcW w:w="5300" w:type="dxa"/>
           </w:tcPr>
           <w:p>
             <w:pPr>
@@ -21206,7 +21230,7 @@
       <w:tr>
         <w:tc>
           <w:tcPr>
-            <w:tcW w:w="2313" w:type="dxa"/>
+            <w:tcW w:w="2219" w:type="dxa"/>
           </w:tcPr>
           <w:p>
             <w:pPr>
@@ -21220,7 +21244,7 @@
         </w:tc>
         <w:tc>
           <w:tcPr>
-            <w:tcW w:w="1519" w:type="dxa"/>
+            <w:tcW w:w="1840" w:type="dxa"/>
           </w:tcPr>
           <w:p>
             <w:pPr>
@@ -21234,7 +21258,7 @@
         </w:tc>
         <w:tc>
           <w:tcPr>
-            <w:tcW w:w="5526" w:type="dxa"/>
+            <w:tcW w:w="5300" w:type="dxa"/>
           </w:tcPr>
           <w:p>
             <w:pPr>
@@ -21255,7 +21279,7 @@
       <w:tr>
         <w:tc>
           <w:tcPr>
-            <w:tcW w:w="2313" w:type="dxa"/>
+            <w:tcW w:w="2219" w:type="dxa"/>
           </w:tcPr>
           <w:p>
             <w:pPr>
@@ -21269,7 +21293,7 @@
         </w:tc>
         <w:tc>
           <w:tcPr>
-            <w:tcW w:w="1519" w:type="dxa"/>
+            <w:tcW w:w="1840" w:type="dxa"/>
           </w:tcPr>
           <w:p>
             <w:pPr>
@@ -21283,7 +21307,7 @@
         </w:tc>
         <w:tc>
           <w:tcPr>
-            <w:tcW w:w="5526" w:type="dxa"/>
+            <w:tcW w:w="5300" w:type="dxa"/>
           </w:tcPr>
           <w:p>
             <w:pPr>
@@ -21304,7 +21328,7 @@
       <w:tr>
         <w:tc>
           <w:tcPr>
-            <w:tcW w:w="2313" w:type="dxa"/>
+            <w:tcW w:w="2219" w:type="dxa"/>
           </w:tcPr>
           <w:p>
             <w:pPr>
@@ -21318,7 +21342,7 @@
         </w:tc>
         <w:tc>
           <w:tcPr>
-            <w:tcW w:w="1519" w:type="dxa"/>
+            <w:tcW w:w="1840" w:type="dxa"/>
           </w:tcPr>
           <w:p>
             <w:pPr>
@@ -21332,7 +21356,7 @@
         </w:tc>
         <w:tc>
           <w:tcPr>
-            <w:tcW w:w="5526" w:type="dxa"/>
+            <w:tcW w:w="5300" w:type="dxa"/>
           </w:tcPr>
           <w:p>
             <w:pPr>
@@ -21353,7 +21377,7 @@
       <w:tr>
         <w:tc>
           <w:tcPr>
-            <w:tcW w:w="2313" w:type="dxa"/>
+            <w:tcW w:w="2219" w:type="dxa"/>
           </w:tcPr>
           <w:p>
             <w:pPr>
@@ -21367,7 +21391,7 @@
         </w:tc>
         <w:tc>
           <w:tcPr>
-            <w:tcW w:w="1519" w:type="dxa"/>
+            <w:tcW w:w="1840" w:type="dxa"/>
           </w:tcPr>
           <w:p>
             <w:pPr>
@@ -21381,7 +21405,7 @@
         </w:tc>
         <w:tc>
           <w:tcPr>
-            <w:tcW w:w="5526" w:type="dxa"/>
+            <w:tcW w:w="5300" w:type="dxa"/>
           </w:tcPr>
           <w:p>
             <w:pPr>

--- a/dist/docs/primers/customs-trade-compliance-primer.docx
+++ b/dist/docs/primers/customs-trade-compliance-primer.docx
@@ -12788,6 +12788,30 @@
       </w:pPr>
       <w:r>
         <w:t xml:space="preserve">10. Origin and USMCA</w:t>
+      </w:r>
+    </w:p>
+    <w:p>
+      <w:pPr>
+        <w:pStyle w:val="FirstParagraph"/>
+      </w:pPr>
+      <w:r>
+        <w:t xml:space="preserve">Watch first: the 2-minute video</w:t>
+      </w:r>
+      <w:r>
+        <w:t xml:space="preserve"> </w:t>
+      </w:r>
+      <w:r>
+        <w:rPr>
+          <w:iCs/>
+          <w:i/>
+        </w:rPr>
+        <w:t xml:space="preserve">Does it qualify? USMCA origin with a bill of materials</w:t>
+      </w:r>
+      <w:r>
+        <w:t xml:space="preserve"> </w:t>
+      </w:r>
+      <w:r>
+        <w:t xml:space="preserve">— [COMPANY: Stream link]. It walks the PK-100 example from Section 10.8 step by step.</w:t>
       </w:r>
     </w:p>
     <w:bookmarkStart w:id="67" w:name="X188b17109956731d88ec121b8eec35c77f92a2a"/>
